--- a/documents/word/20_Ethics_Compliance.docx
+++ b/documents/word/20_Ethics_Compliance.docx
@@ -18,6 +18,7 @@
           <w14:ligatures w14:val="none"/>
         </w:rPr>
       </w:pPr>
+      <w:bookmarkStart w:id="0" w:name="_Toc224162983"/>
       <w:r>
         <w:rPr>
           <w:rFonts w:ascii="Times New Roman" w:eastAsia="Times New Roman" w:hAnsi="Times New Roman" w:cs="Times New Roman"/>
@@ -29,22 +30,1670 @@
           <w:lang w:val="en-GB" w:eastAsia="en-GB" w:bidi="ar-SA"/>
           <w14:ligatures w14:val="none"/>
         </w:rPr>
-        <w:t>L_0_20_Ethics_Compliance_Conduct</w:t>
-      </w:r>
+        <w:t>20_Ethics_Compliance_Conduct</w:t>
+      </w:r>
+      <w:bookmarkEnd w:id="0"/>
     </w:p>
     <w:p>
       <w:pPr>
-        <w:spacing w:before="100" w:beforeAutospacing="1" w:after="100" w:afterAutospacing="1" w:line="240" w:lineRule="auto"/>
-        <w:rPr>
-          <w:rFonts w:ascii="Times New Roman" w:eastAsia="Times New Roman" w:hAnsi="Times New Roman" w:cs="Times New Roman"/>
-          <w:kern w:val="0"/>
-          <w:sz w:val="24"/>
-          <w:szCs w:val="24"/>
-          <w:lang w:val="en-GB" w:eastAsia="en-GB" w:bidi="ar-SA"/>
-          <w14:ligatures w14:val="none"/>
-        </w:rPr>
-      </w:pPr>
-      <w:r>
+        <w:rPr>
+          <w:rFonts w:ascii="Times New Roman" w:eastAsia="Times New Roman" w:hAnsi="Times New Roman" w:cs="Times New Roman"/>
+          <w:b/>
+          <w:bCs/>
+          <w:kern w:val="0"/>
+          <w:sz w:val="27"/>
+          <w:szCs w:val="27"/>
+          <w:lang w:val="en-GB" w:eastAsia="en-GB" w:bidi="ar-SA"/>
+          <w14:ligatures w14:val="none"/>
+        </w:rPr>
+      </w:pPr>
+      <w:r>
+        <w:rPr>
+          <w:rFonts w:ascii="Times New Roman" w:eastAsia="Times New Roman" w:hAnsi="Times New Roman" w:cs="Times New Roman"/>
+          <w:b/>
+          <w:bCs/>
+          <w:kern w:val="0"/>
+          <w:sz w:val="27"/>
+          <w:szCs w:val="27"/>
+          <w:lang w:val="en-GB" w:eastAsia="en-GB" w:bidi="ar-SA"/>
+          <w14:ligatures w14:val="none"/>
+        </w:rPr>
+        <w:t xml:space="preserve">Document quality </w:t>
+      </w:r>
+    </w:p>
+    <w:tbl>
+      <w:tblPr>
+        <w:tblStyle w:val="PlainTable1"/>
+        <w:tblW w:w="9085" w:type="dxa"/>
+        <w:tblLook w:val="04A0" w:firstRow="1" w:lastRow="0" w:firstColumn="1" w:lastColumn="0" w:noHBand="0" w:noVBand="1"/>
+      </w:tblPr>
+      <w:tblGrid>
+        <w:gridCol w:w="2605"/>
+        <w:gridCol w:w="6480"/>
+      </w:tblGrid>
+      <w:tr>
+        <w:trPr>
+          <w:cnfStyle w:val="100000000000" w:firstRow="1" w:lastRow="0" w:firstColumn="0" w:lastColumn="0" w:oddVBand="0" w:evenVBand="0" w:oddHBand="0" w:evenHBand="0" w:firstRowFirstColumn="0" w:firstRowLastColumn="0" w:lastRowFirstColumn="0" w:lastRowLastColumn="0"/>
+        </w:trPr>
+        <w:tc>
+          <w:tcPr>
+            <w:cnfStyle w:val="001000000000" w:firstRow="0" w:lastRow="0" w:firstColumn="1" w:lastColumn="0" w:oddVBand="0" w:evenVBand="0" w:oddHBand="0" w:evenHBand="0" w:firstRowFirstColumn="0" w:firstRowLastColumn="0" w:lastRowFirstColumn="0" w:lastRowLastColumn="0"/>
+            <w:tcW w:w="2605" w:type="dxa"/>
+            <w:shd w:val="clear" w:color="auto" w:fill="0A2F41" w:themeFill="accent1" w:themeFillShade="80"/>
+          </w:tcPr>
+          <w:p>
+            <w:pPr>
+              <w:jc w:val="center"/>
+              <w:rPr>
+                <w:rFonts w:ascii="Times New Roman" w:eastAsia="Times New Roman" w:hAnsi="Times New Roman" w:cs="Times New Roman"/>
+                <w:kern w:val="0"/>
+                <w:sz w:val="24"/>
+                <w:szCs w:val="24"/>
+                <w:lang w:val="en-GB" w:eastAsia="en-GB" w:bidi="ar-SA"/>
+                <w14:ligatures w14:val="none"/>
+              </w:rPr>
+            </w:pPr>
+            <w:r>
+              <w:rPr>
+                <w:rFonts w:ascii="Times New Roman" w:eastAsia="Times New Roman" w:hAnsi="Times New Roman" w:cs="Times New Roman"/>
+                <w:kern w:val="0"/>
+                <w:sz w:val="24"/>
+                <w:szCs w:val="24"/>
+                <w:lang w:val="en-GB" w:eastAsia="en-GB" w:bidi="ar-SA"/>
+                <w14:ligatures w14:val="none"/>
+              </w:rPr>
+              <w:t>Item</w:t>
+            </w:r>
+          </w:p>
+        </w:tc>
+        <w:tc>
+          <w:tcPr>
+            <w:tcW w:w="6480" w:type="dxa"/>
+            <w:shd w:val="clear" w:color="auto" w:fill="0A2F41" w:themeFill="accent1" w:themeFillShade="80"/>
+          </w:tcPr>
+          <w:p>
+            <w:pPr>
+              <w:jc w:val="center"/>
+              <w:cnfStyle w:val="100000000000" w:firstRow="1" w:lastRow="0" w:firstColumn="0" w:lastColumn="0" w:oddVBand="0" w:evenVBand="0" w:oddHBand="0" w:evenHBand="0" w:firstRowFirstColumn="0" w:firstRowLastColumn="0" w:lastRowFirstColumn="0" w:lastRowLastColumn="0"/>
+              <w:rPr>
+                <w:rFonts w:ascii="Times New Roman" w:eastAsia="Times New Roman" w:hAnsi="Times New Roman" w:cs="Times New Roman"/>
+                <w:kern w:val="0"/>
+                <w:sz w:val="24"/>
+                <w:szCs w:val="24"/>
+                <w:lang w:val="en-GB" w:eastAsia="en-GB" w:bidi="ar-SA"/>
+                <w14:ligatures w14:val="none"/>
+              </w:rPr>
+            </w:pPr>
+            <w:r>
+              <w:rPr>
+                <w:rFonts w:ascii="Times New Roman" w:eastAsia="Times New Roman" w:hAnsi="Times New Roman" w:cs="Times New Roman"/>
+                <w:kern w:val="0"/>
+                <w:sz w:val="24"/>
+                <w:szCs w:val="24"/>
+                <w:lang w:val="en-GB" w:eastAsia="en-GB" w:bidi="ar-SA"/>
+                <w14:ligatures w14:val="none"/>
+              </w:rPr>
+              <w:t>Details</w:t>
+            </w:r>
+          </w:p>
+        </w:tc>
+      </w:tr>
+      <w:tr>
+        <w:trPr>
+          <w:cnfStyle w:val="000000100000" w:firstRow="0" w:lastRow="0" w:firstColumn="0" w:lastColumn="0" w:oddVBand="0" w:evenVBand="0" w:oddHBand="1" w:evenHBand="0" w:firstRowFirstColumn="0" w:firstRowLastColumn="0" w:lastRowFirstColumn="0" w:lastRowLastColumn="0"/>
+        </w:trPr>
+        <w:tc>
+          <w:tcPr>
+            <w:cnfStyle w:val="001000000000" w:firstRow="0" w:lastRow="0" w:firstColumn="1" w:lastColumn="0" w:oddVBand="0" w:evenVBand="0" w:oddHBand="0" w:evenHBand="0" w:firstRowFirstColumn="0" w:firstRowLastColumn="0" w:lastRowFirstColumn="0" w:lastRowLastColumn="0"/>
+            <w:tcW w:w="2605" w:type="dxa"/>
+            <w:hideMark/>
+          </w:tcPr>
+          <w:p>
+            <w:pPr>
+              <w:rPr>
+                <w:rFonts w:ascii="Times New Roman" w:eastAsia="Times New Roman" w:hAnsi="Times New Roman" w:cs="Times New Roman"/>
+                <w:kern w:val="0"/>
+                <w:sz w:val="24"/>
+                <w:szCs w:val="24"/>
+                <w:lang w:val="en-GB" w:eastAsia="en-GB" w:bidi="ar-SA"/>
+                <w14:ligatures w14:val="none"/>
+              </w:rPr>
+            </w:pPr>
+            <w:r>
+              <w:rPr>
+                <w:rFonts w:ascii="Times New Roman" w:eastAsia="Times New Roman" w:hAnsi="Times New Roman" w:cs="Times New Roman"/>
+                <w:kern w:val="0"/>
+                <w:sz w:val="24"/>
+                <w:szCs w:val="24"/>
+                <w:lang w:val="en-GB" w:eastAsia="en-GB" w:bidi="ar-SA"/>
+                <w14:ligatures w14:val="none"/>
+              </w:rPr>
+              <w:t>Organization</w:t>
+            </w:r>
+          </w:p>
+        </w:tc>
+        <w:tc>
+          <w:tcPr>
+            <w:tcW w:w="6480" w:type="dxa"/>
+            <w:hideMark/>
+          </w:tcPr>
+          <w:p>
+            <w:pPr>
+              <w:cnfStyle w:val="000000100000" w:firstRow="0" w:lastRow="0" w:firstColumn="0" w:lastColumn="0" w:oddVBand="0" w:evenVBand="0" w:oddHBand="1" w:evenHBand="0" w:firstRowFirstColumn="0" w:firstRowLastColumn="0" w:lastRowFirstColumn="0" w:lastRowLastColumn="0"/>
+              <w:rPr>
+                <w:rFonts w:ascii="Times New Roman" w:eastAsia="Times New Roman" w:hAnsi="Times New Roman" w:cs="Times New Roman"/>
+                <w:kern w:val="0"/>
+                <w:sz w:val="24"/>
+                <w:szCs w:val="24"/>
+                <w:lang w:val="en-GB" w:eastAsia="en-GB" w:bidi="ar-SA"/>
+                <w14:ligatures w14:val="none"/>
+              </w:rPr>
+            </w:pPr>
+            <w:r>
+              <w:rPr>
+                <w:rFonts w:ascii="Times New Roman" w:eastAsia="Times New Roman" w:hAnsi="Times New Roman" w:cs="Times New Roman"/>
+                <w:kern w:val="0"/>
+                <w:sz w:val="24"/>
+                <w:szCs w:val="24"/>
+                <w:lang w:val="en-GB" w:eastAsia="en-GB" w:bidi="ar-SA"/>
+                <w14:ligatures w14:val="none"/>
+              </w:rPr>
+              <w:t>RAM Governance Portal</w:t>
+            </w:r>
+          </w:p>
+        </w:tc>
+      </w:tr>
+      <w:tr>
+        <w:tc>
+          <w:tcPr>
+            <w:cnfStyle w:val="001000000000" w:firstRow="0" w:lastRow="0" w:firstColumn="1" w:lastColumn="0" w:oddVBand="0" w:evenVBand="0" w:oddHBand="0" w:evenHBand="0" w:firstRowFirstColumn="0" w:firstRowLastColumn="0" w:lastRowFirstColumn="0" w:lastRowLastColumn="0"/>
+            <w:tcW w:w="2605" w:type="dxa"/>
+            <w:hideMark/>
+          </w:tcPr>
+          <w:p>
+            <w:pPr>
+              <w:rPr>
+                <w:rFonts w:ascii="Times New Roman" w:eastAsia="Times New Roman" w:hAnsi="Times New Roman" w:cs="Times New Roman"/>
+                <w:kern w:val="0"/>
+                <w:sz w:val="24"/>
+                <w:szCs w:val="24"/>
+                <w:lang w:val="en-GB" w:eastAsia="en-GB" w:bidi="ar-SA"/>
+                <w14:ligatures w14:val="none"/>
+              </w:rPr>
+            </w:pPr>
+            <w:r>
+              <w:rPr>
+                <w:rFonts w:ascii="Times New Roman" w:eastAsia="Times New Roman" w:hAnsi="Times New Roman" w:cs="Times New Roman"/>
+                <w:kern w:val="0"/>
+                <w:sz w:val="24"/>
+                <w:szCs w:val="24"/>
+                <w:lang w:val="en-GB" w:eastAsia="en-GB" w:bidi="ar-SA"/>
+                <w14:ligatures w14:val="none"/>
+              </w:rPr>
+              <w:t>Document Title</w:t>
+            </w:r>
+          </w:p>
+        </w:tc>
+        <w:tc>
+          <w:tcPr>
+            <w:tcW w:w="6480" w:type="dxa"/>
+            <w:hideMark/>
+          </w:tcPr>
+          <w:p>
+            <w:pPr>
+              <w:cnfStyle w:val="000000000000" w:firstRow="0" w:lastRow="0" w:firstColumn="0" w:lastColumn="0" w:oddVBand="0" w:evenVBand="0" w:oddHBand="0" w:evenHBand="0" w:firstRowFirstColumn="0" w:firstRowLastColumn="0" w:lastRowFirstColumn="0" w:lastRowLastColumn="0"/>
+              <w:rPr>
+                <w:rFonts w:ascii="Times New Roman" w:eastAsia="Times New Roman" w:hAnsi="Times New Roman" w:cs="Times New Roman"/>
+                <w:kern w:val="0"/>
+                <w:sz w:val="24"/>
+                <w:szCs w:val="24"/>
+                <w:lang w:val="en-GB" w:eastAsia="en-GB" w:bidi="ar-SA"/>
+                <w14:ligatures w14:val="none"/>
+              </w:rPr>
+            </w:pPr>
+            <w:r>
+              <w:rPr>
+                <w:rFonts w:ascii="Times New Roman" w:eastAsia="Times New Roman" w:hAnsi="Times New Roman" w:cs="Times New Roman"/>
+                <w:kern w:val="0"/>
+                <w:sz w:val="24"/>
+                <w:szCs w:val="24"/>
+                <w:lang w:val="en-GB" w:eastAsia="en-GB" w:bidi="ar-SA"/>
+                <w14:ligatures w14:val="none"/>
+              </w:rPr>
+              <w:t>20_Ethics_Compliance_Conduct</w:t>
+            </w:r>
+          </w:p>
+        </w:tc>
+      </w:tr>
+      <w:tr>
+        <w:trPr>
+          <w:cnfStyle w:val="000000100000" w:firstRow="0" w:lastRow="0" w:firstColumn="0" w:lastColumn="0" w:oddVBand="0" w:evenVBand="0" w:oddHBand="1" w:evenHBand="0" w:firstRowFirstColumn="0" w:firstRowLastColumn="0" w:lastRowFirstColumn="0" w:lastRowLastColumn="0"/>
+        </w:trPr>
+        <w:tc>
+          <w:tcPr>
+            <w:cnfStyle w:val="001000000000" w:firstRow="0" w:lastRow="0" w:firstColumn="1" w:lastColumn="0" w:oddVBand="0" w:evenVBand="0" w:oddHBand="0" w:evenHBand="0" w:firstRowFirstColumn="0" w:firstRowLastColumn="0" w:lastRowFirstColumn="0" w:lastRowLastColumn="0"/>
+            <w:tcW w:w="2605" w:type="dxa"/>
+            <w:hideMark/>
+          </w:tcPr>
+          <w:p>
+            <w:pPr>
+              <w:rPr>
+                <w:rFonts w:ascii="Times New Roman" w:eastAsia="Times New Roman" w:hAnsi="Times New Roman" w:cs="Times New Roman"/>
+                <w:kern w:val="0"/>
+                <w:sz w:val="24"/>
+                <w:szCs w:val="24"/>
+                <w:lang w:val="en-GB" w:eastAsia="en-GB" w:bidi="ar-SA"/>
+                <w14:ligatures w14:val="none"/>
+              </w:rPr>
+            </w:pPr>
+            <w:r>
+              <w:rPr>
+                <w:rFonts w:ascii="Times New Roman" w:eastAsia="Times New Roman" w:hAnsi="Times New Roman" w:cs="Times New Roman"/>
+                <w:kern w:val="0"/>
+                <w:sz w:val="24"/>
+                <w:szCs w:val="24"/>
+                <w:lang w:val="en-GB" w:eastAsia="en-GB" w:bidi="ar-SA"/>
+                <w14:ligatures w14:val="none"/>
+              </w:rPr>
+              <w:t>Document Code</w:t>
+            </w:r>
+          </w:p>
+        </w:tc>
+        <w:tc>
+          <w:tcPr>
+            <w:tcW w:w="6480" w:type="dxa"/>
+            <w:hideMark/>
+          </w:tcPr>
+          <w:p>
+            <w:pPr>
+              <w:cnfStyle w:val="000000100000" w:firstRow="0" w:lastRow="0" w:firstColumn="0" w:lastColumn="0" w:oddVBand="0" w:evenVBand="0" w:oddHBand="1" w:evenHBand="0" w:firstRowFirstColumn="0" w:firstRowLastColumn="0" w:lastRowFirstColumn="0" w:lastRowLastColumn="0"/>
+              <w:rPr>
+                <w:rFonts w:ascii="Times New Roman" w:eastAsia="Times New Roman" w:hAnsi="Times New Roman" w:cs="Times New Roman"/>
+                <w:kern w:val="0"/>
+                <w:sz w:val="24"/>
+                <w:szCs w:val="24"/>
+                <w:lang w:val="en-GB" w:eastAsia="en-GB" w:bidi="ar-SA"/>
+                <w14:ligatures w14:val="none"/>
+              </w:rPr>
+            </w:pPr>
+            <w:r>
+              <w:rPr>
+                <w:rFonts w:ascii="Times New Roman" w:eastAsia="Times New Roman" w:hAnsi="Times New Roman" w:cs="Times New Roman"/>
+                <w:kern w:val="0"/>
+                <w:sz w:val="24"/>
+                <w:szCs w:val="24"/>
+                <w:lang w:val="en-GB" w:eastAsia="en-GB" w:bidi="ar-SA"/>
+                <w14:ligatures w14:val="none"/>
+              </w:rPr>
+              <w:t>RAM-PROC-013</w:t>
+            </w:r>
+          </w:p>
+        </w:tc>
+      </w:tr>
+      <w:tr>
+        <w:tc>
+          <w:tcPr>
+            <w:cnfStyle w:val="001000000000" w:firstRow="0" w:lastRow="0" w:firstColumn="1" w:lastColumn="0" w:oddVBand="0" w:evenVBand="0" w:oddHBand="0" w:evenHBand="0" w:firstRowFirstColumn="0" w:firstRowLastColumn="0" w:lastRowFirstColumn="0" w:lastRowLastColumn="0"/>
+            <w:tcW w:w="2605" w:type="dxa"/>
+            <w:hideMark/>
+          </w:tcPr>
+          <w:p>
+            <w:pPr>
+              <w:rPr>
+                <w:rFonts w:ascii="Times New Roman" w:eastAsia="Times New Roman" w:hAnsi="Times New Roman" w:cs="Times New Roman"/>
+                <w:kern w:val="0"/>
+                <w:sz w:val="24"/>
+                <w:szCs w:val="24"/>
+                <w:lang w:val="en-GB" w:eastAsia="en-GB" w:bidi="ar-SA"/>
+                <w14:ligatures w14:val="none"/>
+              </w:rPr>
+            </w:pPr>
+            <w:r>
+              <w:rPr>
+                <w:rFonts w:ascii="Times New Roman" w:eastAsia="Times New Roman" w:hAnsi="Times New Roman" w:cs="Times New Roman"/>
+                <w:kern w:val="0"/>
+                <w:sz w:val="24"/>
+                <w:szCs w:val="24"/>
+                <w:lang w:val="en-GB" w:eastAsia="en-GB" w:bidi="ar-SA"/>
+                <w14:ligatures w14:val="none"/>
+              </w:rPr>
+              <w:t>Process Area</w:t>
+            </w:r>
+          </w:p>
+        </w:tc>
+        <w:tc>
+          <w:tcPr>
+            <w:tcW w:w="6480" w:type="dxa"/>
+            <w:hideMark/>
+          </w:tcPr>
+          <w:p>
+            <w:pPr>
+              <w:cnfStyle w:val="000000000000" w:firstRow="0" w:lastRow="0" w:firstColumn="0" w:lastColumn="0" w:oddVBand="0" w:evenVBand="0" w:oddHBand="0" w:evenHBand="0" w:firstRowFirstColumn="0" w:firstRowLastColumn="0" w:lastRowFirstColumn="0" w:lastRowLastColumn="0"/>
+              <w:rPr>
+                <w:rFonts w:ascii="Times New Roman" w:eastAsia="Times New Roman" w:hAnsi="Times New Roman" w:cs="Times New Roman"/>
+                <w:kern w:val="0"/>
+                <w:sz w:val="24"/>
+                <w:szCs w:val="24"/>
+                <w:lang w:val="en-GB" w:eastAsia="en-GB" w:bidi="ar-SA"/>
+                <w14:ligatures w14:val="none"/>
+              </w:rPr>
+            </w:pPr>
+            <w:r>
+              <w:rPr>
+                <w:rFonts w:ascii="Times New Roman" w:eastAsia="Times New Roman" w:hAnsi="Times New Roman" w:cs="Times New Roman"/>
+                <w:kern w:val="0"/>
+                <w:sz w:val="24"/>
+                <w:szCs w:val="24"/>
+                <w:lang w:val="en-GB" w:eastAsia="en-GB" w:bidi="ar-SA"/>
+                <w14:ligatures w14:val="none"/>
+              </w:rPr>
+              <w:t>20_Ethics_Compliance_Conduct</w:t>
+            </w:r>
+          </w:p>
+        </w:tc>
+      </w:tr>
+      <w:tr>
+        <w:trPr>
+          <w:cnfStyle w:val="000000100000" w:firstRow="0" w:lastRow="0" w:firstColumn="0" w:lastColumn="0" w:oddVBand="0" w:evenVBand="0" w:oddHBand="1" w:evenHBand="0" w:firstRowFirstColumn="0" w:firstRowLastColumn="0" w:lastRowFirstColumn="0" w:lastRowLastColumn="0"/>
+        </w:trPr>
+        <w:tc>
+          <w:tcPr>
+            <w:cnfStyle w:val="001000000000" w:firstRow="0" w:lastRow="0" w:firstColumn="1" w:lastColumn="0" w:oddVBand="0" w:evenVBand="0" w:oddHBand="0" w:evenHBand="0" w:firstRowFirstColumn="0" w:firstRowLastColumn="0" w:lastRowFirstColumn="0" w:lastRowLastColumn="0"/>
+            <w:tcW w:w="2605" w:type="dxa"/>
+            <w:hideMark/>
+          </w:tcPr>
+          <w:p>
+            <w:pPr>
+              <w:rPr>
+                <w:rFonts w:ascii="Times New Roman" w:eastAsia="Times New Roman" w:hAnsi="Times New Roman" w:cs="Times New Roman"/>
+                <w:kern w:val="0"/>
+                <w:sz w:val="24"/>
+                <w:szCs w:val="24"/>
+                <w:lang w:val="en-GB" w:eastAsia="en-GB" w:bidi="ar-SA"/>
+                <w14:ligatures w14:val="none"/>
+              </w:rPr>
+            </w:pPr>
+            <w:r>
+              <w:rPr>
+                <w:rFonts w:ascii="Times New Roman" w:eastAsia="Times New Roman" w:hAnsi="Times New Roman" w:cs="Times New Roman"/>
+                <w:kern w:val="0"/>
+                <w:sz w:val="24"/>
+                <w:szCs w:val="24"/>
+                <w:lang w:val="en-GB" w:eastAsia="en-GB" w:bidi="ar-SA"/>
+                <w14:ligatures w14:val="none"/>
+              </w:rPr>
+              <w:t>Document Type</w:t>
+            </w:r>
+          </w:p>
+        </w:tc>
+        <w:tc>
+          <w:tcPr>
+            <w:tcW w:w="6480" w:type="dxa"/>
+            <w:hideMark/>
+          </w:tcPr>
+          <w:p>
+            <w:pPr>
+              <w:cnfStyle w:val="000000100000" w:firstRow="0" w:lastRow="0" w:firstColumn="0" w:lastColumn="0" w:oddVBand="0" w:evenVBand="0" w:oddHBand="1" w:evenHBand="0" w:firstRowFirstColumn="0" w:firstRowLastColumn="0" w:lastRowFirstColumn="0" w:lastRowLastColumn="0"/>
+              <w:rPr>
+                <w:rFonts w:ascii="Times New Roman" w:eastAsia="Times New Roman" w:hAnsi="Times New Roman" w:cs="Times New Roman"/>
+                <w:kern w:val="0"/>
+                <w:sz w:val="24"/>
+                <w:szCs w:val="24"/>
+                <w:lang w:val="en-GB" w:eastAsia="en-GB" w:bidi="ar-SA"/>
+                <w14:ligatures w14:val="none"/>
+              </w:rPr>
+            </w:pPr>
+            <w:r>
+              <w:rPr>
+                <w:rFonts w:ascii="Times New Roman" w:eastAsia="Times New Roman" w:hAnsi="Times New Roman" w:cs="Times New Roman"/>
+                <w:kern w:val="0"/>
+                <w:sz w:val="24"/>
+                <w:szCs w:val="24"/>
+                <w:lang w:val="en-GB" w:eastAsia="en-GB" w:bidi="ar-SA"/>
+                <w14:ligatures w14:val="none"/>
+              </w:rPr>
+              <w:t>Procedure</w:t>
+            </w:r>
+          </w:p>
+        </w:tc>
+      </w:tr>
+      <w:tr>
+        <w:tc>
+          <w:tcPr>
+            <w:cnfStyle w:val="001000000000" w:firstRow="0" w:lastRow="0" w:firstColumn="1" w:lastColumn="0" w:oddVBand="0" w:evenVBand="0" w:oddHBand="0" w:evenHBand="0" w:firstRowFirstColumn="0" w:firstRowLastColumn="0" w:lastRowFirstColumn="0" w:lastRowLastColumn="0"/>
+            <w:tcW w:w="2605" w:type="dxa"/>
+            <w:hideMark/>
+          </w:tcPr>
+          <w:p>
+            <w:pPr>
+              <w:rPr>
+                <w:rFonts w:ascii="Times New Roman" w:eastAsia="Times New Roman" w:hAnsi="Times New Roman" w:cs="Times New Roman"/>
+                <w:kern w:val="0"/>
+                <w:sz w:val="24"/>
+                <w:szCs w:val="24"/>
+                <w:lang w:val="en-GB" w:eastAsia="en-GB" w:bidi="ar-SA"/>
+                <w14:ligatures w14:val="none"/>
+              </w:rPr>
+            </w:pPr>
+            <w:r>
+              <w:rPr>
+                <w:rFonts w:ascii="Times New Roman" w:eastAsia="Times New Roman" w:hAnsi="Times New Roman" w:cs="Times New Roman"/>
+                <w:kern w:val="0"/>
+                <w:sz w:val="24"/>
+                <w:szCs w:val="24"/>
+                <w:lang w:val="en-GB" w:eastAsia="en-GB" w:bidi="ar-SA"/>
+                <w14:ligatures w14:val="none"/>
+              </w:rPr>
+              <w:t>Version</w:t>
+            </w:r>
+          </w:p>
+        </w:tc>
+        <w:tc>
+          <w:tcPr>
+            <w:tcW w:w="6480" w:type="dxa"/>
+            <w:hideMark/>
+          </w:tcPr>
+          <w:p>
+            <w:pPr>
+              <w:cnfStyle w:val="000000000000" w:firstRow="0" w:lastRow="0" w:firstColumn="0" w:lastColumn="0" w:oddVBand="0" w:evenVBand="0" w:oddHBand="0" w:evenHBand="0" w:firstRowFirstColumn="0" w:firstRowLastColumn="0" w:lastRowFirstColumn="0" w:lastRowLastColumn="0"/>
+              <w:rPr>
+                <w:rFonts w:ascii="Times New Roman" w:eastAsia="Times New Roman" w:hAnsi="Times New Roman" w:cs="Times New Roman"/>
+                <w:kern w:val="0"/>
+                <w:sz w:val="24"/>
+                <w:szCs w:val="24"/>
+                <w:lang w:val="en-GB" w:eastAsia="en-GB" w:bidi="ar-SA"/>
+                <w14:ligatures w14:val="none"/>
+              </w:rPr>
+            </w:pPr>
+            <w:r>
+              <w:rPr>
+                <w:rFonts w:ascii="Times New Roman" w:eastAsia="Times New Roman" w:hAnsi="Times New Roman" w:cs="Times New Roman"/>
+                <w:kern w:val="0"/>
+                <w:sz w:val="24"/>
+                <w:szCs w:val="24"/>
+                <w:lang w:val="en-GB" w:eastAsia="en-GB" w:bidi="ar-SA"/>
+                <w14:ligatures w14:val="none"/>
+              </w:rPr>
+              <w:t>1.0</w:t>
+            </w:r>
+          </w:p>
+        </w:tc>
+      </w:tr>
+      <w:tr>
+        <w:trPr>
+          <w:cnfStyle w:val="000000100000" w:firstRow="0" w:lastRow="0" w:firstColumn="0" w:lastColumn="0" w:oddVBand="0" w:evenVBand="0" w:oddHBand="1" w:evenHBand="0" w:firstRowFirstColumn="0" w:firstRowLastColumn="0" w:lastRowFirstColumn="0" w:lastRowLastColumn="0"/>
+        </w:trPr>
+        <w:tc>
+          <w:tcPr>
+            <w:cnfStyle w:val="001000000000" w:firstRow="0" w:lastRow="0" w:firstColumn="1" w:lastColumn="0" w:oddVBand="0" w:evenVBand="0" w:oddHBand="0" w:evenHBand="0" w:firstRowFirstColumn="0" w:firstRowLastColumn="0" w:lastRowFirstColumn="0" w:lastRowLastColumn="0"/>
+            <w:tcW w:w="2605" w:type="dxa"/>
+            <w:hideMark/>
+          </w:tcPr>
+          <w:p>
+            <w:pPr>
+              <w:rPr>
+                <w:rFonts w:ascii="Times New Roman" w:eastAsia="Times New Roman" w:hAnsi="Times New Roman" w:cs="Times New Roman"/>
+                <w:kern w:val="0"/>
+                <w:sz w:val="24"/>
+                <w:szCs w:val="24"/>
+                <w:lang w:val="en-GB" w:eastAsia="en-GB" w:bidi="ar-SA"/>
+                <w14:ligatures w14:val="none"/>
+              </w:rPr>
+            </w:pPr>
+            <w:r>
+              <w:rPr>
+                <w:rFonts w:ascii="Times New Roman" w:eastAsia="Times New Roman" w:hAnsi="Times New Roman" w:cs="Times New Roman"/>
+                <w:kern w:val="0"/>
+                <w:sz w:val="24"/>
+                <w:szCs w:val="24"/>
+                <w:lang w:val="en-GB" w:eastAsia="en-GB" w:bidi="ar-SA"/>
+                <w14:ligatures w14:val="none"/>
+              </w:rPr>
+              <w:t>Effective Date</w:t>
+            </w:r>
+          </w:p>
+        </w:tc>
+        <w:tc>
+          <w:tcPr>
+            <w:tcW w:w="6480" w:type="dxa"/>
+            <w:hideMark/>
+          </w:tcPr>
+          <w:p>
+            <w:pPr>
+              <w:cnfStyle w:val="000000100000" w:firstRow="0" w:lastRow="0" w:firstColumn="0" w:lastColumn="0" w:oddVBand="0" w:evenVBand="0" w:oddHBand="1" w:evenHBand="0" w:firstRowFirstColumn="0" w:firstRowLastColumn="0" w:lastRowFirstColumn="0" w:lastRowLastColumn="0"/>
+              <w:rPr>
+                <w:rFonts w:ascii="Times New Roman" w:eastAsia="Times New Roman" w:hAnsi="Times New Roman" w:cs="Times New Roman"/>
+                <w:kern w:val="0"/>
+                <w:sz w:val="24"/>
+                <w:szCs w:val="24"/>
+                <w:lang w:val="en-GB" w:eastAsia="en-GB" w:bidi="ar-SA"/>
+                <w14:ligatures w14:val="none"/>
+              </w:rPr>
+            </w:pPr>
+            <w:r>
+              <w:rPr>
+                <w:rFonts w:ascii="Times New Roman" w:eastAsia="Times New Roman" w:hAnsi="Times New Roman" w:cs="Times New Roman"/>
+                <w:kern w:val="0"/>
+                <w:sz w:val="24"/>
+                <w:szCs w:val="24"/>
+                <w:lang w:val="en-GB" w:eastAsia="en-GB" w:bidi="ar-SA"/>
+                <w14:ligatures w14:val="none"/>
+              </w:rPr>
+              <w:t>01 Jan 2026</w:t>
+            </w:r>
+          </w:p>
+        </w:tc>
+      </w:tr>
+      <w:tr>
+        <w:tc>
+          <w:tcPr>
+            <w:cnfStyle w:val="001000000000" w:firstRow="0" w:lastRow="0" w:firstColumn="1" w:lastColumn="0" w:oddVBand="0" w:evenVBand="0" w:oddHBand="0" w:evenHBand="0" w:firstRowFirstColumn="0" w:firstRowLastColumn="0" w:lastRowFirstColumn="0" w:lastRowLastColumn="0"/>
+            <w:tcW w:w="2605" w:type="dxa"/>
+            <w:hideMark/>
+          </w:tcPr>
+          <w:p>
+            <w:pPr>
+              <w:rPr>
+                <w:rFonts w:ascii="Times New Roman" w:eastAsia="Times New Roman" w:hAnsi="Times New Roman" w:cs="Times New Roman"/>
+                <w:kern w:val="0"/>
+                <w:sz w:val="24"/>
+                <w:szCs w:val="24"/>
+                <w:lang w:val="en-GB" w:eastAsia="en-GB" w:bidi="ar-SA"/>
+                <w14:ligatures w14:val="none"/>
+              </w:rPr>
+            </w:pPr>
+            <w:r>
+              <w:rPr>
+                <w:rFonts w:ascii="Times New Roman" w:eastAsia="Times New Roman" w:hAnsi="Times New Roman" w:cs="Times New Roman"/>
+                <w:kern w:val="0"/>
+                <w:sz w:val="24"/>
+                <w:szCs w:val="24"/>
+                <w:lang w:val="en-GB" w:eastAsia="en-GB" w:bidi="ar-SA"/>
+                <w14:ligatures w14:val="none"/>
+              </w:rPr>
+              <w:t>Review Cycle</w:t>
+            </w:r>
+          </w:p>
+        </w:tc>
+        <w:tc>
+          <w:tcPr>
+            <w:tcW w:w="6480" w:type="dxa"/>
+            <w:hideMark/>
+          </w:tcPr>
+          <w:p>
+            <w:pPr>
+              <w:cnfStyle w:val="000000000000" w:firstRow="0" w:lastRow="0" w:firstColumn="0" w:lastColumn="0" w:oddVBand="0" w:evenVBand="0" w:oddHBand="0" w:evenHBand="0" w:firstRowFirstColumn="0" w:firstRowLastColumn="0" w:lastRowFirstColumn="0" w:lastRowLastColumn="0"/>
+              <w:rPr>
+                <w:rFonts w:ascii="Times New Roman" w:eastAsia="Times New Roman" w:hAnsi="Times New Roman" w:cs="Times New Roman"/>
+                <w:kern w:val="0"/>
+                <w:sz w:val="24"/>
+                <w:szCs w:val="24"/>
+                <w:lang w:val="en-GB" w:eastAsia="en-GB" w:bidi="ar-SA"/>
+                <w14:ligatures w14:val="none"/>
+              </w:rPr>
+            </w:pPr>
+            <w:r>
+              <w:rPr>
+                <w:rFonts w:ascii="Times New Roman" w:eastAsia="Times New Roman" w:hAnsi="Times New Roman" w:cs="Times New Roman"/>
+                <w:kern w:val="0"/>
+                <w:sz w:val="24"/>
+                <w:szCs w:val="24"/>
+                <w:lang w:val="en-GB" w:eastAsia="en-GB" w:bidi="ar-SA"/>
+                <w14:ligatures w14:val="none"/>
+              </w:rPr>
+              <w:t>Annual</w:t>
+            </w:r>
+          </w:p>
+        </w:tc>
+      </w:tr>
+      <w:tr>
+        <w:trPr>
+          <w:cnfStyle w:val="000000100000" w:firstRow="0" w:lastRow="0" w:firstColumn="0" w:lastColumn="0" w:oddVBand="0" w:evenVBand="0" w:oddHBand="1" w:evenHBand="0" w:firstRowFirstColumn="0" w:firstRowLastColumn="0" w:lastRowFirstColumn="0" w:lastRowLastColumn="0"/>
+        </w:trPr>
+        <w:tc>
+          <w:tcPr>
+            <w:cnfStyle w:val="001000000000" w:firstRow="0" w:lastRow="0" w:firstColumn="1" w:lastColumn="0" w:oddVBand="0" w:evenVBand="0" w:oddHBand="0" w:evenHBand="0" w:firstRowFirstColumn="0" w:firstRowLastColumn="0" w:lastRowFirstColumn="0" w:lastRowLastColumn="0"/>
+            <w:tcW w:w="2605" w:type="dxa"/>
+            <w:hideMark/>
+          </w:tcPr>
+          <w:p>
+            <w:pPr>
+              <w:rPr>
+                <w:rFonts w:ascii="Times New Roman" w:eastAsia="Times New Roman" w:hAnsi="Times New Roman" w:cs="Times New Roman"/>
+                <w:kern w:val="0"/>
+                <w:sz w:val="24"/>
+                <w:szCs w:val="24"/>
+                <w:lang w:val="en-GB" w:eastAsia="en-GB" w:bidi="ar-SA"/>
+                <w14:ligatures w14:val="none"/>
+              </w:rPr>
+            </w:pPr>
+            <w:r>
+              <w:rPr>
+                <w:rFonts w:ascii="Times New Roman" w:eastAsia="Times New Roman" w:hAnsi="Times New Roman" w:cs="Times New Roman"/>
+                <w:kern w:val="0"/>
+                <w:sz w:val="24"/>
+                <w:szCs w:val="24"/>
+                <w:lang w:val="en-GB" w:eastAsia="en-GB" w:bidi="ar-SA"/>
+                <w14:ligatures w14:val="none"/>
+              </w:rPr>
+              <w:t>Owner</w:t>
+            </w:r>
+          </w:p>
+        </w:tc>
+        <w:tc>
+          <w:tcPr>
+            <w:tcW w:w="6480" w:type="dxa"/>
+            <w:hideMark/>
+          </w:tcPr>
+          <w:p>
+            <w:pPr>
+              <w:cnfStyle w:val="000000100000" w:firstRow="0" w:lastRow="0" w:firstColumn="0" w:lastColumn="0" w:oddVBand="0" w:evenVBand="0" w:oddHBand="1" w:evenHBand="0" w:firstRowFirstColumn="0" w:firstRowLastColumn="0" w:lastRowFirstColumn="0" w:lastRowLastColumn="0"/>
+              <w:rPr>
+                <w:rFonts w:ascii="Times New Roman" w:eastAsia="Times New Roman" w:hAnsi="Times New Roman" w:cs="Times New Roman"/>
+                <w:kern w:val="0"/>
+                <w:sz w:val="24"/>
+                <w:szCs w:val="24"/>
+                <w:lang w:val="en-GB" w:eastAsia="en-GB" w:bidi="ar-SA"/>
+                <w14:ligatures w14:val="none"/>
+              </w:rPr>
+            </w:pPr>
+            <w:r>
+              <w:rPr>
+                <w:rFonts w:ascii="Times New Roman" w:eastAsia="Times New Roman" w:hAnsi="Times New Roman" w:cs="Times New Roman"/>
+                <w:kern w:val="0"/>
+                <w:sz w:val="24"/>
+                <w:szCs w:val="24"/>
+                <w:lang w:val="en-GB" w:eastAsia="en-GB" w:bidi="ar-SA"/>
+                <w14:ligatures w14:val="none"/>
+              </w:rPr>
+              <w:t xml:space="preserve">Head of </w:t>
+            </w:r>
+            <w:r>
+              <w:rPr>
+                <w:rFonts w:ascii="Times New Roman" w:eastAsia="Times New Roman" w:hAnsi="Times New Roman" w:cs="Times New Roman"/>
+                <w:kern w:val="0"/>
+                <w:sz w:val="24"/>
+                <w:szCs w:val="24"/>
+                <w:lang w:val="en-GB" w:eastAsia="en-GB" w:bidi="ar-SA"/>
+                <w14:ligatures w14:val="none"/>
+              </w:rPr>
+              <w:t>HR</w:t>
+            </w:r>
+          </w:p>
+        </w:tc>
+      </w:tr>
+      <w:tr>
+        <w:tc>
+          <w:tcPr>
+            <w:cnfStyle w:val="001000000000" w:firstRow="0" w:lastRow="0" w:firstColumn="1" w:lastColumn="0" w:oddVBand="0" w:evenVBand="0" w:oddHBand="0" w:evenHBand="0" w:firstRowFirstColumn="0" w:firstRowLastColumn="0" w:lastRowFirstColumn="0" w:lastRowLastColumn="0"/>
+            <w:tcW w:w="2605" w:type="dxa"/>
+            <w:hideMark/>
+          </w:tcPr>
+          <w:p>
+            <w:pPr>
+              <w:rPr>
+                <w:rFonts w:ascii="Times New Roman" w:eastAsia="Times New Roman" w:hAnsi="Times New Roman" w:cs="Times New Roman"/>
+                <w:kern w:val="0"/>
+                <w:sz w:val="24"/>
+                <w:szCs w:val="24"/>
+                <w:lang w:val="en-GB" w:eastAsia="en-GB" w:bidi="ar-SA"/>
+                <w14:ligatures w14:val="none"/>
+              </w:rPr>
+            </w:pPr>
+            <w:r>
+              <w:rPr>
+                <w:rFonts w:ascii="Times New Roman" w:eastAsia="Times New Roman" w:hAnsi="Times New Roman" w:cs="Times New Roman"/>
+                <w:kern w:val="0"/>
+                <w:sz w:val="24"/>
+                <w:szCs w:val="24"/>
+                <w:lang w:val="en-GB" w:eastAsia="en-GB" w:bidi="ar-SA"/>
+                <w14:ligatures w14:val="none"/>
+              </w:rPr>
+              <w:t>Approved By</w:t>
+            </w:r>
+          </w:p>
+        </w:tc>
+        <w:tc>
+          <w:tcPr>
+            <w:tcW w:w="6480" w:type="dxa"/>
+            <w:hideMark/>
+          </w:tcPr>
+          <w:p>
+            <w:pPr>
+              <w:cnfStyle w:val="000000000000" w:firstRow="0" w:lastRow="0" w:firstColumn="0" w:lastColumn="0" w:oddVBand="0" w:evenVBand="0" w:oddHBand="0" w:evenHBand="0" w:firstRowFirstColumn="0" w:firstRowLastColumn="0" w:lastRowFirstColumn="0" w:lastRowLastColumn="0"/>
+              <w:rPr>
+                <w:rFonts w:ascii="Times New Roman" w:eastAsia="Times New Roman" w:hAnsi="Times New Roman" w:cs="Times New Roman"/>
+                <w:kern w:val="0"/>
+                <w:sz w:val="24"/>
+                <w:szCs w:val="24"/>
+                <w:lang w:val="en-GB" w:eastAsia="en-GB" w:bidi="ar-SA"/>
+                <w14:ligatures w14:val="none"/>
+              </w:rPr>
+            </w:pPr>
+            <w:r>
+              <w:rPr>
+                <w:rFonts w:ascii="Times New Roman" w:eastAsia="Times New Roman" w:hAnsi="Times New Roman" w:cs="Times New Roman"/>
+                <w:kern w:val="0"/>
+                <w:sz w:val="24"/>
+                <w:szCs w:val="24"/>
+                <w:lang w:val="en-GB" w:eastAsia="en-GB" w:bidi="ar-SA"/>
+                <w14:ligatures w14:val="none"/>
+              </w:rPr>
+              <w:t>CEO / Board</w:t>
+            </w:r>
+          </w:p>
+        </w:tc>
+      </w:tr>
+      <w:tr>
+        <w:trPr>
+          <w:cnfStyle w:val="000000100000" w:firstRow="0" w:lastRow="0" w:firstColumn="0" w:lastColumn="0" w:oddVBand="0" w:evenVBand="0" w:oddHBand="1" w:evenHBand="0" w:firstRowFirstColumn="0" w:firstRowLastColumn="0" w:lastRowFirstColumn="0" w:lastRowLastColumn="0"/>
+        </w:trPr>
+        <w:tc>
+          <w:tcPr>
+            <w:cnfStyle w:val="001000000000" w:firstRow="0" w:lastRow="0" w:firstColumn="1" w:lastColumn="0" w:oddVBand="0" w:evenVBand="0" w:oddHBand="0" w:evenHBand="0" w:firstRowFirstColumn="0" w:firstRowLastColumn="0" w:lastRowFirstColumn="0" w:lastRowLastColumn="0"/>
+            <w:tcW w:w="2605" w:type="dxa"/>
+            <w:hideMark/>
+          </w:tcPr>
+          <w:p>
+            <w:pPr>
+              <w:rPr>
+                <w:rFonts w:ascii="Times New Roman" w:eastAsia="Times New Roman" w:hAnsi="Times New Roman" w:cs="Times New Roman"/>
+                <w:kern w:val="0"/>
+                <w:sz w:val="24"/>
+                <w:szCs w:val="24"/>
+                <w:lang w:val="en-GB" w:eastAsia="en-GB" w:bidi="ar-SA"/>
+                <w14:ligatures w14:val="none"/>
+              </w:rPr>
+            </w:pPr>
+            <w:r>
+              <w:rPr>
+                <w:rFonts w:ascii="Times New Roman" w:eastAsia="Times New Roman" w:hAnsi="Times New Roman" w:cs="Times New Roman"/>
+                <w:kern w:val="0"/>
+                <w:sz w:val="24"/>
+                <w:szCs w:val="24"/>
+                <w:lang w:val="en-GB" w:eastAsia="en-GB" w:bidi="ar-SA"/>
+                <w14:ligatures w14:val="none"/>
+              </w:rPr>
+              <w:t>Prepared By</w:t>
+            </w:r>
+          </w:p>
+        </w:tc>
+        <w:tc>
+          <w:tcPr>
+            <w:tcW w:w="6480" w:type="dxa"/>
+            <w:hideMark/>
+          </w:tcPr>
+          <w:p>
+            <w:pPr>
+              <w:cnfStyle w:val="000000100000" w:firstRow="0" w:lastRow="0" w:firstColumn="0" w:lastColumn="0" w:oddVBand="0" w:evenVBand="0" w:oddHBand="1" w:evenHBand="0" w:firstRowFirstColumn="0" w:firstRowLastColumn="0" w:lastRowFirstColumn="0" w:lastRowLastColumn="0"/>
+              <w:rPr>
+                <w:rFonts w:ascii="Times New Roman" w:eastAsia="Times New Roman" w:hAnsi="Times New Roman" w:cs="Times New Roman"/>
+                <w:kern w:val="0"/>
+                <w:sz w:val="24"/>
+                <w:szCs w:val="24"/>
+                <w:lang w:val="en-GB" w:eastAsia="en-GB" w:bidi="ar-SA"/>
+                <w14:ligatures w14:val="none"/>
+              </w:rPr>
+            </w:pPr>
+            <w:r>
+              <w:rPr>
+                <w:rFonts w:ascii="Times New Roman" w:eastAsia="Times New Roman" w:hAnsi="Times New Roman" w:cs="Times New Roman"/>
+                <w:kern w:val="0"/>
+                <w:sz w:val="24"/>
+                <w:szCs w:val="24"/>
+                <w:lang w:val="en-GB" w:eastAsia="en-GB" w:bidi="ar-SA"/>
+                <w14:ligatures w14:val="none"/>
+              </w:rPr>
+              <w:t>Governance Office</w:t>
+            </w:r>
+          </w:p>
+        </w:tc>
+      </w:tr>
+      <w:tr>
+        <w:tc>
+          <w:tcPr>
+            <w:cnfStyle w:val="001000000000" w:firstRow="0" w:lastRow="0" w:firstColumn="1" w:lastColumn="0" w:oddVBand="0" w:evenVBand="0" w:oddHBand="0" w:evenHBand="0" w:firstRowFirstColumn="0" w:firstRowLastColumn="0" w:lastRowFirstColumn="0" w:lastRowLastColumn="0"/>
+            <w:tcW w:w="2605" w:type="dxa"/>
+            <w:hideMark/>
+          </w:tcPr>
+          <w:p>
+            <w:pPr>
+              <w:rPr>
+                <w:rFonts w:ascii="Times New Roman" w:eastAsia="Times New Roman" w:hAnsi="Times New Roman" w:cs="Times New Roman"/>
+                <w:kern w:val="0"/>
+                <w:sz w:val="24"/>
+                <w:szCs w:val="24"/>
+                <w:lang w:val="en-GB" w:eastAsia="en-GB" w:bidi="ar-SA"/>
+                <w14:ligatures w14:val="none"/>
+              </w:rPr>
+            </w:pPr>
+            <w:r>
+              <w:rPr>
+                <w:rFonts w:ascii="Times New Roman" w:eastAsia="Times New Roman" w:hAnsi="Times New Roman" w:cs="Times New Roman"/>
+                <w:kern w:val="0"/>
+                <w:sz w:val="24"/>
+                <w:szCs w:val="24"/>
+                <w:lang w:val="en-GB" w:eastAsia="en-GB" w:bidi="ar-SA"/>
+                <w14:ligatures w14:val="none"/>
+              </w:rPr>
+              <w:t>Classification</w:t>
+            </w:r>
+          </w:p>
+        </w:tc>
+        <w:tc>
+          <w:tcPr>
+            <w:tcW w:w="6480" w:type="dxa"/>
+            <w:hideMark/>
+          </w:tcPr>
+          <w:p>
+            <w:pPr>
+              <w:cnfStyle w:val="000000000000" w:firstRow="0" w:lastRow="0" w:firstColumn="0" w:lastColumn="0" w:oddVBand="0" w:evenVBand="0" w:oddHBand="0" w:evenHBand="0" w:firstRowFirstColumn="0" w:firstRowLastColumn="0" w:lastRowFirstColumn="0" w:lastRowLastColumn="0"/>
+              <w:rPr>
+                <w:rFonts w:ascii="Times New Roman" w:eastAsia="Times New Roman" w:hAnsi="Times New Roman" w:cs="Times New Roman"/>
+                <w:kern w:val="0"/>
+                <w:sz w:val="24"/>
+                <w:szCs w:val="24"/>
+                <w:lang w:val="en-GB" w:eastAsia="en-GB" w:bidi="ar-SA"/>
+                <w14:ligatures w14:val="none"/>
+              </w:rPr>
+            </w:pPr>
+            <w:r>
+              <w:rPr>
+                <w:rFonts w:ascii="Times New Roman" w:eastAsia="Times New Roman" w:hAnsi="Times New Roman" w:cs="Times New Roman"/>
+                <w:kern w:val="0"/>
+                <w:sz w:val="24"/>
+                <w:szCs w:val="24"/>
+                <w:lang w:val="en-GB" w:eastAsia="en-GB" w:bidi="ar-SA"/>
+                <w14:ligatures w14:val="none"/>
+              </w:rPr>
+              <w:t>Internal</w:t>
+            </w:r>
+          </w:p>
+        </w:tc>
+      </w:tr>
+      <w:tr>
+        <w:trPr>
+          <w:cnfStyle w:val="000000100000" w:firstRow="0" w:lastRow="0" w:firstColumn="0" w:lastColumn="0" w:oddVBand="0" w:evenVBand="0" w:oddHBand="1" w:evenHBand="0" w:firstRowFirstColumn="0" w:firstRowLastColumn="0" w:lastRowFirstColumn="0" w:lastRowLastColumn="0"/>
+        </w:trPr>
+        <w:tc>
+          <w:tcPr>
+            <w:cnfStyle w:val="001000000000" w:firstRow="0" w:lastRow="0" w:firstColumn="1" w:lastColumn="0" w:oddVBand="0" w:evenVBand="0" w:oddHBand="0" w:evenHBand="0" w:firstRowFirstColumn="0" w:firstRowLastColumn="0" w:lastRowFirstColumn="0" w:lastRowLastColumn="0"/>
+            <w:tcW w:w="2605" w:type="dxa"/>
+            <w:hideMark/>
+          </w:tcPr>
+          <w:p>
+            <w:pPr>
+              <w:rPr>
+                <w:rFonts w:ascii="Times New Roman" w:eastAsia="Times New Roman" w:hAnsi="Times New Roman" w:cs="Times New Roman"/>
+                <w:kern w:val="0"/>
+                <w:sz w:val="24"/>
+                <w:szCs w:val="24"/>
+                <w:lang w:val="en-GB" w:eastAsia="en-GB" w:bidi="ar-SA"/>
+                <w14:ligatures w14:val="none"/>
+              </w:rPr>
+            </w:pPr>
+            <w:r>
+              <w:rPr>
+                <w:rFonts w:ascii="Times New Roman" w:eastAsia="Times New Roman" w:hAnsi="Times New Roman" w:cs="Times New Roman"/>
+                <w:kern w:val="0"/>
+                <w:sz w:val="24"/>
+                <w:szCs w:val="24"/>
+                <w:lang w:val="en-GB" w:eastAsia="en-GB" w:bidi="ar-SA"/>
+                <w14:ligatures w14:val="none"/>
+              </w:rPr>
+              <w:t>Next Review</w:t>
+            </w:r>
+          </w:p>
+        </w:tc>
+        <w:tc>
+          <w:tcPr>
+            <w:tcW w:w="6480" w:type="dxa"/>
+            <w:hideMark/>
+          </w:tcPr>
+          <w:p>
+            <w:pPr>
+              <w:cnfStyle w:val="000000100000" w:firstRow="0" w:lastRow="0" w:firstColumn="0" w:lastColumn="0" w:oddVBand="0" w:evenVBand="0" w:oddHBand="1" w:evenHBand="0" w:firstRowFirstColumn="0" w:firstRowLastColumn="0" w:lastRowFirstColumn="0" w:lastRowLastColumn="0"/>
+              <w:rPr>
+                <w:rFonts w:ascii="Times New Roman" w:eastAsia="Times New Roman" w:hAnsi="Times New Roman" w:cs="Times New Roman"/>
+                <w:kern w:val="0"/>
+                <w:sz w:val="24"/>
+                <w:szCs w:val="24"/>
+                <w:lang w:val="en-GB" w:eastAsia="en-GB" w:bidi="ar-SA"/>
+                <w14:ligatures w14:val="none"/>
+              </w:rPr>
+            </w:pPr>
+            <w:r>
+              <w:rPr>
+                <w:rFonts w:ascii="Times New Roman" w:eastAsia="Times New Roman" w:hAnsi="Times New Roman" w:cs="Times New Roman"/>
+                <w:kern w:val="0"/>
+                <w:sz w:val="24"/>
+                <w:szCs w:val="24"/>
+                <w:lang w:val="en-GB" w:eastAsia="en-GB" w:bidi="ar-SA"/>
+                <w14:ligatures w14:val="none"/>
+              </w:rPr>
+              <w:t>Jan 2027</w:t>
+            </w:r>
+          </w:p>
+        </w:tc>
+      </w:tr>
+    </w:tbl>
+    <w:p>
+      <w:pPr>
+        <w:rPr>
+          <w:rFonts w:ascii="Times New Roman" w:eastAsia="Times New Roman" w:hAnsi="Times New Roman" w:cs="Times New Roman"/>
+          <w:kern w:val="0"/>
+          <w:sz w:val="24"/>
+          <w:szCs w:val="24"/>
+          <w:lang w:val="en-GB" w:eastAsia="en-GB" w:bidi="ar-SA"/>
+          <w14:ligatures w14:val="none"/>
+        </w:rPr>
+      </w:pPr>
+    </w:p>
+    <w:p>
+      <w:pPr>
+        <w:rPr>
+          <w:rFonts w:ascii="Times New Roman" w:eastAsia="Times New Roman" w:hAnsi="Times New Roman" w:cs="Times New Roman"/>
+          <w:b/>
+          <w:bCs/>
+          <w:kern w:val="0"/>
+          <w:sz w:val="27"/>
+          <w:szCs w:val="27"/>
+          <w:lang w:val="en-GB" w:eastAsia="en-GB" w:bidi="ar-SA"/>
+          <w14:ligatures w14:val="none"/>
+        </w:rPr>
+      </w:pPr>
+      <w:r>
+        <w:rPr>
+          <w:rFonts w:ascii="Times New Roman" w:eastAsia="Times New Roman" w:hAnsi="Times New Roman" w:cs="Times New Roman"/>
+          <w:b/>
+          <w:bCs/>
+          <w:kern w:val="0"/>
+          <w:sz w:val="27"/>
+          <w:szCs w:val="27"/>
+          <w:lang w:val="en-GB" w:eastAsia="en-GB" w:bidi="ar-SA"/>
+          <w14:ligatures w14:val="none"/>
+        </w:rPr>
+        <w:t>Revision History</w:t>
+      </w:r>
+    </w:p>
+    <w:tbl>
+      <w:tblPr>
+        <w:tblStyle w:val="PlainTable1"/>
+        <w:tblW w:w="9085" w:type="dxa"/>
+        <w:tblLook w:val="04A0" w:firstRow="1" w:lastRow="0" w:firstColumn="1" w:lastColumn="0" w:noHBand="0" w:noVBand="1"/>
+      </w:tblPr>
+      <w:tblGrid>
+        <w:gridCol w:w="1016"/>
+        <w:gridCol w:w="1376"/>
+        <w:gridCol w:w="2049"/>
+        <w:gridCol w:w="4644"/>
+      </w:tblGrid>
+      <w:tr>
+        <w:trPr>
+          <w:cnfStyle w:val="100000000000" w:firstRow="1" w:lastRow="0" w:firstColumn="0" w:lastColumn="0" w:oddVBand="0" w:evenVBand="0" w:oddHBand="0" w:evenHBand="0" w:firstRowFirstColumn="0" w:firstRowLastColumn="0" w:lastRowFirstColumn="0" w:lastRowLastColumn="0"/>
+        </w:trPr>
+        <w:tc>
+          <w:tcPr>
+            <w:cnfStyle w:val="001000000000" w:firstRow="0" w:lastRow="0" w:firstColumn="1" w:lastColumn="0" w:oddVBand="0" w:evenVBand="0" w:oddHBand="0" w:evenHBand="0" w:firstRowFirstColumn="0" w:firstRowLastColumn="0" w:lastRowFirstColumn="0" w:lastRowLastColumn="0"/>
+            <w:tcW w:w="0" w:type="auto"/>
+            <w:shd w:val="clear" w:color="auto" w:fill="0A2F41" w:themeFill="accent1" w:themeFillShade="80"/>
+            <w:hideMark/>
+          </w:tcPr>
+          <w:p>
+            <w:pPr>
+              <w:jc w:val="center"/>
+              <w:rPr>
+                <w:rFonts w:ascii="Times New Roman" w:eastAsia="Times New Roman" w:hAnsi="Times New Roman" w:cs="Times New Roman"/>
+                <w:kern w:val="0"/>
+                <w:sz w:val="24"/>
+                <w:szCs w:val="24"/>
+                <w:lang w:val="en-GB" w:eastAsia="en-GB" w:bidi="ar-SA"/>
+                <w14:ligatures w14:val="none"/>
+              </w:rPr>
+            </w:pPr>
+            <w:r>
+              <w:rPr>
+                <w:rFonts w:ascii="Times New Roman" w:eastAsia="Times New Roman" w:hAnsi="Times New Roman" w:cs="Times New Roman"/>
+                <w:kern w:val="0"/>
+                <w:sz w:val="24"/>
+                <w:szCs w:val="24"/>
+                <w:lang w:val="en-GB" w:eastAsia="en-GB" w:bidi="ar-SA"/>
+                <w14:ligatures w14:val="none"/>
+              </w:rPr>
+              <w:t>Version</w:t>
+            </w:r>
+          </w:p>
+        </w:tc>
+        <w:tc>
+          <w:tcPr>
+            <w:tcW w:w="0" w:type="auto"/>
+            <w:shd w:val="clear" w:color="auto" w:fill="0A2F41" w:themeFill="accent1" w:themeFillShade="80"/>
+            <w:hideMark/>
+          </w:tcPr>
+          <w:p>
+            <w:pPr>
+              <w:jc w:val="center"/>
+              <w:cnfStyle w:val="100000000000" w:firstRow="1" w:lastRow="0" w:firstColumn="0" w:lastColumn="0" w:oddVBand="0" w:evenVBand="0" w:oddHBand="0" w:evenHBand="0" w:firstRowFirstColumn="0" w:firstRowLastColumn="0" w:lastRowFirstColumn="0" w:lastRowLastColumn="0"/>
+              <w:rPr>
+                <w:rFonts w:ascii="Times New Roman" w:eastAsia="Times New Roman" w:hAnsi="Times New Roman" w:cs="Times New Roman"/>
+                <w:kern w:val="0"/>
+                <w:sz w:val="24"/>
+                <w:szCs w:val="24"/>
+                <w:lang w:val="en-GB" w:eastAsia="en-GB" w:bidi="ar-SA"/>
+                <w14:ligatures w14:val="none"/>
+              </w:rPr>
+            </w:pPr>
+            <w:r>
+              <w:rPr>
+                <w:rFonts w:ascii="Times New Roman" w:eastAsia="Times New Roman" w:hAnsi="Times New Roman" w:cs="Times New Roman"/>
+                <w:kern w:val="0"/>
+                <w:sz w:val="24"/>
+                <w:szCs w:val="24"/>
+                <w:lang w:val="en-GB" w:eastAsia="en-GB" w:bidi="ar-SA"/>
+                <w14:ligatures w14:val="none"/>
+              </w:rPr>
+              <w:t>Date</w:t>
+            </w:r>
+          </w:p>
+        </w:tc>
+        <w:tc>
+          <w:tcPr>
+            <w:tcW w:w="0" w:type="auto"/>
+            <w:shd w:val="clear" w:color="auto" w:fill="0A2F41" w:themeFill="accent1" w:themeFillShade="80"/>
+            <w:hideMark/>
+          </w:tcPr>
+          <w:p>
+            <w:pPr>
+              <w:jc w:val="center"/>
+              <w:cnfStyle w:val="100000000000" w:firstRow="1" w:lastRow="0" w:firstColumn="0" w:lastColumn="0" w:oddVBand="0" w:evenVBand="0" w:oddHBand="0" w:evenHBand="0" w:firstRowFirstColumn="0" w:firstRowLastColumn="0" w:lastRowFirstColumn="0" w:lastRowLastColumn="0"/>
+              <w:rPr>
+                <w:rFonts w:ascii="Times New Roman" w:eastAsia="Times New Roman" w:hAnsi="Times New Roman" w:cs="Times New Roman"/>
+                <w:kern w:val="0"/>
+                <w:sz w:val="24"/>
+                <w:szCs w:val="24"/>
+                <w:lang w:val="en-GB" w:eastAsia="en-GB" w:bidi="ar-SA"/>
+                <w14:ligatures w14:val="none"/>
+              </w:rPr>
+            </w:pPr>
+            <w:r>
+              <w:rPr>
+                <w:rFonts w:ascii="Times New Roman" w:eastAsia="Times New Roman" w:hAnsi="Times New Roman" w:cs="Times New Roman"/>
+                <w:kern w:val="0"/>
+                <w:sz w:val="24"/>
+                <w:szCs w:val="24"/>
+                <w:lang w:val="en-GB" w:eastAsia="en-GB" w:bidi="ar-SA"/>
+                <w14:ligatures w14:val="none"/>
+              </w:rPr>
+              <w:t>Author</w:t>
+            </w:r>
+          </w:p>
+        </w:tc>
+        <w:tc>
+          <w:tcPr>
+            <w:tcW w:w="4644" w:type="dxa"/>
+            <w:shd w:val="clear" w:color="auto" w:fill="0A2F41" w:themeFill="accent1" w:themeFillShade="80"/>
+            <w:hideMark/>
+          </w:tcPr>
+          <w:p>
+            <w:pPr>
+              <w:jc w:val="center"/>
+              <w:cnfStyle w:val="100000000000" w:firstRow="1" w:lastRow="0" w:firstColumn="0" w:lastColumn="0" w:oddVBand="0" w:evenVBand="0" w:oddHBand="0" w:evenHBand="0" w:firstRowFirstColumn="0" w:firstRowLastColumn="0" w:lastRowFirstColumn="0" w:lastRowLastColumn="0"/>
+              <w:rPr>
+                <w:rFonts w:ascii="Times New Roman" w:eastAsia="Times New Roman" w:hAnsi="Times New Roman" w:cs="Times New Roman"/>
+                <w:kern w:val="0"/>
+                <w:sz w:val="24"/>
+                <w:szCs w:val="24"/>
+                <w:lang w:val="en-GB" w:eastAsia="en-GB" w:bidi="ar-SA"/>
+                <w14:ligatures w14:val="none"/>
+              </w:rPr>
+            </w:pPr>
+            <w:r>
+              <w:rPr>
+                <w:rFonts w:ascii="Times New Roman" w:eastAsia="Times New Roman" w:hAnsi="Times New Roman" w:cs="Times New Roman"/>
+                <w:kern w:val="0"/>
+                <w:sz w:val="24"/>
+                <w:szCs w:val="24"/>
+                <w:lang w:val="en-GB" w:eastAsia="en-GB" w:bidi="ar-SA"/>
+                <w14:ligatures w14:val="none"/>
+              </w:rPr>
+              <w:t>Changes</w:t>
+            </w:r>
+          </w:p>
+        </w:tc>
+      </w:tr>
+      <w:tr>
+        <w:trPr>
+          <w:cnfStyle w:val="000000100000" w:firstRow="0" w:lastRow="0" w:firstColumn="0" w:lastColumn="0" w:oddVBand="0" w:evenVBand="0" w:oddHBand="1" w:evenHBand="0" w:firstRowFirstColumn="0" w:firstRowLastColumn="0" w:lastRowFirstColumn="0" w:lastRowLastColumn="0"/>
+        </w:trPr>
+        <w:tc>
+          <w:tcPr>
+            <w:cnfStyle w:val="001000000000" w:firstRow="0" w:lastRow="0" w:firstColumn="1" w:lastColumn="0" w:oddVBand="0" w:evenVBand="0" w:oddHBand="0" w:evenHBand="0" w:firstRowFirstColumn="0" w:firstRowLastColumn="0" w:lastRowFirstColumn="0" w:lastRowLastColumn="0"/>
+            <w:tcW w:w="0" w:type="auto"/>
+            <w:hideMark/>
+          </w:tcPr>
+          <w:p>
+            <w:pPr>
+              <w:rPr>
+                <w:rFonts w:ascii="Times New Roman" w:eastAsia="Times New Roman" w:hAnsi="Times New Roman" w:cs="Times New Roman"/>
+                <w:kern w:val="0"/>
+                <w:sz w:val="24"/>
+                <w:szCs w:val="24"/>
+                <w:lang w:val="en-GB" w:eastAsia="en-GB" w:bidi="ar-SA"/>
+                <w14:ligatures w14:val="none"/>
+              </w:rPr>
+            </w:pPr>
+            <w:r>
+              <w:rPr>
+                <w:rFonts w:ascii="Times New Roman" w:eastAsia="Times New Roman" w:hAnsi="Times New Roman" w:cs="Times New Roman"/>
+                <w:kern w:val="0"/>
+                <w:sz w:val="24"/>
+                <w:szCs w:val="24"/>
+                <w:lang w:val="en-GB" w:eastAsia="en-GB" w:bidi="ar-SA"/>
+                <w14:ligatures w14:val="none"/>
+              </w:rPr>
+              <w:t>1.0</w:t>
+            </w:r>
+          </w:p>
+        </w:tc>
+        <w:tc>
+          <w:tcPr>
+            <w:tcW w:w="0" w:type="auto"/>
+            <w:hideMark/>
+          </w:tcPr>
+          <w:p>
+            <w:pPr>
+              <w:cnfStyle w:val="000000100000" w:firstRow="0" w:lastRow="0" w:firstColumn="0" w:lastColumn="0" w:oddVBand="0" w:evenVBand="0" w:oddHBand="1" w:evenHBand="0" w:firstRowFirstColumn="0" w:firstRowLastColumn="0" w:lastRowFirstColumn="0" w:lastRowLastColumn="0"/>
+              <w:rPr>
+                <w:rFonts w:ascii="Times New Roman" w:eastAsia="Times New Roman" w:hAnsi="Times New Roman" w:cs="Times New Roman"/>
+                <w:kern w:val="0"/>
+                <w:sz w:val="24"/>
+                <w:szCs w:val="24"/>
+                <w:lang w:val="en-GB" w:eastAsia="en-GB" w:bidi="ar-SA"/>
+                <w14:ligatures w14:val="none"/>
+              </w:rPr>
+            </w:pPr>
+            <w:r>
+              <w:rPr>
+                <w:rFonts w:ascii="Times New Roman" w:eastAsia="Times New Roman" w:hAnsi="Times New Roman" w:cs="Times New Roman"/>
+                <w:kern w:val="0"/>
+                <w:sz w:val="24"/>
+                <w:szCs w:val="24"/>
+                <w:lang w:val="en-GB" w:eastAsia="en-GB" w:bidi="ar-SA"/>
+                <w14:ligatures w14:val="none"/>
+              </w:rPr>
+              <w:t>01 Jan 2026</w:t>
+            </w:r>
+          </w:p>
+        </w:tc>
+        <w:tc>
+          <w:tcPr>
+            <w:tcW w:w="0" w:type="auto"/>
+            <w:hideMark/>
+          </w:tcPr>
+          <w:p>
+            <w:pPr>
+              <w:cnfStyle w:val="000000100000" w:firstRow="0" w:lastRow="0" w:firstColumn="0" w:lastColumn="0" w:oddVBand="0" w:evenVBand="0" w:oddHBand="1" w:evenHBand="0" w:firstRowFirstColumn="0" w:firstRowLastColumn="0" w:lastRowFirstColumn="0" w:lastRowLastColumn="0"/>
+              <w:rPr>
+                <w:rFonts w:ascii="Times New Roman" w:eastAsia="Times New Roman" w:hAnsi="Times New Roman" w:cs="Times New Roman"/>
+                <w:kern w:val="0"/>
+                <w:sz w:val="24"/>
+                <w:szCs w:val="24"/>
+                <w:lang w:val="en-GB" w:eastAsia="en-GB" w:bidi="ar-SA"/>
+                <w14:ligatures w14:val="none"/>
+              </w:rPr>
+            </w:pPr>
+            <w:r>
+              <w:rPr>
+                <w:rFonts w:ascii="Times New Roman" w:eastAsia="Times New Roman" w:hAnsi="Times New Roman" w:cs="Times New Roman"/>
+                <w:kern w:val="0"/>
+                <w:sz w:val="24"/>
+                <w:szCs w:val="24"/>
+                <w:lang w:val="en-GB" w:eastAsia="en-GB" w:bidi="ar-SA"/>
+                <w14:ligatures w14:val="none"/>
+              </w:rPr>
+              <w:t>Governance Office</w:t>
+            </w:r>
+          </w:p>
+        </w:tc>
+        <w:tc>
+          <w:tcPr>
+            <w:tcW w:w="4644" w:type="dxa"/>
+            <w:hideMark/>
+          </w:tcPr>
+          <w:p>
+            <w:pPr>
+              <w:cnfStyle w:val="000000100000" w:firstRow="0" w:lastRow="0" w:firstColumn="0" w:lastColumn="0" w:oddVBand="0" w:evenVBand="0" w:oddHBand="1" w:evenHBand="0" w:firstRowFirstColumn="0" w:firstRowLastColumn="0" w:lastRowFirstColumn="0" w:lastRowLastColumn="0"/>
+              <w:rPr>
+                <w:rFonts w:ascii="Times New Roman" w:eastAsia="Times New Roman" w:hAnsi="Times New Roman" w:cs="Times New Roman"/>
+                <w:kern w:val="0"/>
+                <w:sz w:val="24"/>
+                <w:szCs w:val="24"/>
+                <w:lang w:val="en-GB" w:eastAsia="en-GB" w:bidi="ar-SA"/>
+                <w14:ligatures w14:val="none"/>
+              </w:rPr>
+            </w:pPr>
+            <w:r>
+              <w:rPr>
+                <w:rFonts w:ascii="Times New Roman" w:eastAsia="Times New Roman" w:hAnsi="Times New Roman" w:cs="Times New Roman"/>
+                <w:kern w:val="0"/>
+                <w:sz w:val="24"/>
+                <w:szCs w:val="24"/>
+                <w:lang w:val="en-GB" w:eastAsia="en-GB" w:bidi="ar-SA"/>
+                <w14:ligatures w14:val="none"/>
+              </w:rPr>
+              <w:t>Initial Issue</w:t>
+            </w:r>
+          </w:p>
+        </w:tc>
+      </w:tr>
+    </w:tbl>
+    <w:p>
+      <w:pPr>
+        <w:rPr>
+          <w:rFonts w:ascii="Times New Roman" w:eastAsia="Times New Roman" w:hAnsi="Times New Roman" w:cs="Times New Roman"/>
+          <w:b/>
+          <w:bCs/>
+          <w:kern w:val="0"/>
+          <w:sz w:val="27"/>
+          <w:szCs w:val="27"/>
+          <w:lang w:val="en-GB" w:eastAsia="en-GB" w:bidi="ar-SA"/>
+          <w14:ligatures w14:val="none"/>
+        </w:rPr>
+      </w:pPr>
+      <w:r>
+        <w:rPr>
+          <w:rFonts w:ascii="Times New Roman" w:eastAsia="Times New Roman" w:hAnsi="Times New Roman" w:cs="Times New Roman"/>
+          <w:b/>
+          <w:bCs/>
+          <w:kern w:val="0"/>
+          <w:sz w:val="27"/>
+          <w:szCs w:val="27"/>
+          <w:lang w:val="en-GB" w:eastAsia="en-GB" w:bidi="ar-SA"/>
+          <w14:ligatures w14:val="none"/>
+        </w:rPr>
+        <w:t>Distribution List</w:t>
+      </w:r>
+    </w:p>
+    <w:tbl>
+      <w:tblPr>
+        <w:tblStyle w:val="PlainTable1"/>
+        <w:tblW w:w="9085" w:type="dxa"/>
+        <w:tblLook w:val="04A0" w:firstRow="1" w:lastRow="0" w:firstColumn="1" w:lastColumn="0" w:noHBand="0" w:noVBand="1"/>
+      </w:tblPr>
+      <w:tblGrid>
+        <w:gridCol w:w="1563"/>
+        <w:gridCol w:w="7522"/>
+      </w:tblGrid>
+      <w:tr>
+        <w:trPr>
+          <w:cnfStyle w:val="100000000000" w:firstRow="1" w:lastRow="0" w:firstColumn="0" w:lastColumn="0" w:oddVBand="0" w:evenVBand="0" w:oddHBand="0" w:evenHBand="0" w:firstRowFirstColumn="0" w:firstRowLastColumn="0" w:lastRowFirstColumn="0" w:lastRowLastColumn="0"/>
+        </w:trPr>
+        <w:tc>
+          <w:tcPr>
+            <w:cnfStyle w:val="001000000000" w:firstRow="0" w:lastRow="0" w:firstColumn="1" w:lastColumn="0" w:oddVBand="0" w:evenVBand="0" w:oddHBand="0" w:evenHBand="0" w:firstRowFirstColumn="0" w:firstRowLastColumn="0" w:lastRowFirstColumn="0" w:lastRowLastColumn="0"/>
+            <w:tcW w:w="0" w:type="auto"/>
+            <w:shd w:val="clear" w:color="auto" w:fill="0A2F41" w:themeFill="accent1" w:themeFillShade="80"/>
+            <w:hideMark/>
+          </w:tcPr>
+          <w:p>
+            <w:pPr>
+              <w:jc w:val="center"/>
+              <w:rPr>
+                <w:rFonts w:ascii="Times New Roman" w:eastAsia="Times New Roman" w:hAnsi="Times New Roman" w:cs="Times New Roman"/>
+                <w:kern w:val="0"/>
+                <w:sz w:val="24"/>
+                <w:szCs w:val="24"/>
+                <w:lang w:val="en-GB" w:eastAsia="en-GB" w:bidi="ar-SA"/>
+                <w14:ligatures w14:val="none"/>
+              </w:rPr>
+            </w:pPr>
+            <w:r>
+              <w:rPr>
+                <w:rFonts w:ascii="Times New Roman" w:eastAsia="Times New Roman" w:hAnsi="Times New Roman" w:cs="Times New Roman"/>
+                <w:kern w:val="0"/>
+                <w:sz w:val="24"/>
+                <w:szCs w:val="24"/>
+                <w:lang w:val="en-GB" w:eastAsia="en-GB" w:bidi="ar-SA"/>
+                <w14:ligatures w14:val="none"/>
+              </w:rPr>
+              <w:t>Department</w:t>
+            </w:r>
+          </w:p>
+        </w:tc>
+        <w:tc>
+          <w:tcPr>
+            <w:tcW w:w="7522" w:type="dxa"/>
+            <w:shd w:val="clear" w:color="auto" w:fill="0A2F41" w:themeFill="accent1" w:themeFillShade="80"/>
+            <w:hideMark/>
+          </w:tcPr>
+          <w:p>
+            <w:pPr>
+              <w:jc w:val="center"/>
+              <w:cnfStyle w:val="100000000000" w:firstRow="1" w:lastRow="0" w:firstColumn="0" w:lastColumn="0" w:oddVBand="0" w:evenVBand="0" w:oddHBand="0" w:evenHBand="0" w:firstRowFirstColumn="0" w:firstRowLastColumn="0" w:lastRowFirstColumn="0" w:lastRowLastColumn="0"/>
+              <w:rPr>
+                <w:rFonts w:ascii="Times New Roman" w:eastAsia="Times New Roman" w:hAnsi="Times New Roman" w:cs="Times New Roman"/>
+                <w:kern w:val="0"/>
+                <w:sz w:val="24"/>
+                <w:szCs w:val="24"/>
+                <w:lang w:val="en-GB" w:eastAsia="en-GB" w:bidi="ar-SA"/>
+                <w14:ligatures w14:val="none"/>
+              </w:rPr>
+            </w:pPr>
+            <w:r>
+              <w:rPr>
+                <w:rFonts w:ascii="Times New Roman" w:eastAsia="Times New Roman" w:hAnsi="Times New Roman" w:cs="Times New Roman"/>
+                <w:kern w:val="0"/>
+                <w:sz w:val="24"/>
+                <w:szCs w:val="24"/>
+                <w:lang w:val="en-GB" w:eastAsia="en-GB" w:bidi="ar-SA"/>
+                <w14:ligatures w14:val="none"/>
+              </w:rPr>
+              <w:t>Access</w:t>
+            </w:r>
+          </w:p>
+        </w:tc>
+      </w:tr>
+      <w:tr>
+        <w:trPr>
+          <w:cnfStyle w:val="000000100000" w:firstRow="0" w:lastRow="0" w:firstColumn="0" w:lastColumn="0" w:oddVBand="0" w:evenVBand="0" w:oddHBand="1" w:evenHBand="0" w:firstRowFirstColumn="0" w:firstRowLastColumn="0" w:lastRowFirstColumn="0" w:lastRowLastColumn="0"/>
+        </w:trPr>
+        <w:tc>
+          <w:tcPr>
+            <w:cnfStyle w:val="001000000000" w:firstRow="0" w:lastRow="0" w:firstColumn="1" w:lastColumn="0" w:oddVBand="0" w:evenVBand="0" w:oddHBand="0" w:evenHBand="0" w:firstRowFirstColumn="0" w:firstRowLastColumn="0" w:lastRowFirstColumn="0" w:lastRowLastColumn="0"/>
+            <w:tcW w:w="0" w:type="auto"/>
+            <w:hideMark/>
+          </w:tcPr>
+          <w:p>
+            <w:pPr>
+              <w:rPr>
+                <w:rFonts w:ascii="Times New Roman" w:eastAsia="Times New Roman" w:hAnsi="Times New Roman" w:cs="Times New Roman"/>
+                <w:kern w:val="0"/>
+                <w:sz w:val="24"/>
+                <w:szCs w:val="24"/>
+                <w:lang w:val="en-GB" w:eastAsia="en-GB" w:bidi="ar-SA"/>
+                <w14:ligatures w14:val="none"/>
+              </w:rPr>
+            </w:pPr>
+            <w:r>
+              <w:rPr>
+                <w:rFonts w:ascii="Times New Roman" w:eastAsia="Times New Roman" w:hAnsi="Times New Roman" w:cs="Times New Roman"/>
+                <w:kern w:val="0"/>
+                <w:sz w:val="24"/>
+                <w:szCs w:val="24"/>
+                <w:lang w:val="en-GB" w:eastAsia="en-GB" w:bidi="ar-SA"/>
+                <w14:ligatures w14:val="none"/>
+              </w:rPr>
+              <w:t>Board</w:t>
+            </w:r>
+          </w:p>
+        </w:tc>
+        <w:tc>
+          <w:tcPr>
+            <w:tcW w:w="7522" w:type="dxa"/>
+            <w:hideMark/>
+          </w:tcPr>
+          <w:p>
+            <w:pPr>
+              <w:cnfStyle w:val="000000100000" w:firstRow="0" w:lastRow="0" w:firstColumn="0" w:lastColumn="0" w:oddVBand="0" w:evenVBand="0" w:oddHBand="1" w:evenHBand="0" w:firstRowFirstColumn="0" w:firstRowLastColumn="0" w:lastRowFirstColumn="0" w:lastRowLastColumn="0"/>
+              <w:rPr>
+                <w:rFonts w:ascii="Times New Roman" w:eastAsia="Times New Roman" w:hAnsi="Times New Roman" w:cs="Times New Roman"/>
+                <w:kern w:val="0"/>
+                <w:sz w:val="24"/>
+                <w:szCs w:val="24"/>
+                <w:lang w:val="en-GB" w:eastAsia="en-GB" w:bidi="ar-SA"/>
+                <w14:ligatures w14:val="none"/>
+              </w:rPr>
+            </w:pPr>
+            <w:r>
+              <w:rPr>
+                <w:rFonts w:ascii="Times New Roman" w:eastAsia="Times New Roman" w:hAnsi="Times New Roman" w:cs="Times New Roman"/>
+                <w:kern w:val="0"/>
+                <w:sz w:val="24"/>
+                <w:szCs w:val="24"/>
+                <w:lang w:val="en-GB" w:eastAsia="en-GB" w:bidi="ar-SA"/>
+                <w14:ligatures w14:val="none"/>
+              </w:rPr>
+              <w:t>Full</w:t>
+            </w:r>
+          </w:p>
+        </w:tc>
+      </w:tr>
+      <w:tr>
+        <w:tc>
+          <w:tcPr>
+            <w:cnfStyle w:val="001000000000" w:firstRow="0" w:lastRow="0" w:firstColumn="1" w:lastColumn="0" w:oddVBand="0" w:evenVBand="0" w:oddHBand="0" w:evenHBand="0" w:firstRowFirstColumn="0" w:firstRowLastColumn="0" w:lastRowFirstColumn="0" w:lastRowLastColumn="0"/>
+            <w:tcW w:w="0" w:type="auto"/>
+            <w:hideMark/>
+          </w:tcPr>
+          <w:p>
+            <w:pPr>
+              <w:rPr>
+                <w:rFonts w:ascii="Times New Roman" w:eastAsia="Times New Roman" w:hAnsi="Times New Roman" w:cs="Times New Roman"/>
+                <w:kern w:val="0"/>
+                <w:sz w:val="24"/>
+                <w:szCs w:val="24"/>
+                <w:lang w:val="en-GB" w:eastAsia="en-GB" w:bidi="ar-SA"/>
+                <w14:ligatures w14:val="none"/>
+              </w:rPr>
+            </w:pPr>
+            <w:r>
+              <w:rPr>
+                <w:rFonts w:ascii="Times New Roman" w:eastAsia="Times New Roman" w:hAnsi="Times New Roman" w:cs="Times New Roman"/>
+                <w:kern w:val="0"/>
+                <w:sz w:val="24"/>
+                <w:szCs w:val="24"/>
+                <w:lang w:val="en-GB" w:eastAsia="en-GB" w:bidi="ar-SA"/>
+                <w14:ligatures w14:val="none"/>
+              </w:rPr>
+              <w:t>Management</w:t>
+            </w:r>
+          </w:p>
+        </w:tc>
+        <w:tc>
+          <w:tcPr>
+            <w:tcW w:w="7522" w:type="dxa"/>
+            <w:hideMark/>
+          </w:tcPr>
+          <w:p>
+            <w:pPr>
+              <w:cnfStyle w:val="000000000000" w:firstRow="0" w:lastRow="0" w:firstColumn="0" w:lastColumn="0" w:oddVBand="0" w:evenVBand="0" w:oddHBand="0" w:evenHBand="0" w:firstRowFirstColumn="0" w:firstRowLastColumn="0" w:lastRowFirstColumn="0" w:lastRowLastColumn="0"/>
+              <w:rPr>
+                <w:rFonts w:ascii="Times New Roman" w:eastAsia="Times New Roman" w:hAnsi="Times New Roman" w:cs="Times New Roman"/>
+                <w:kern w:val="0"/>
+                <w:sz w:val="24"/>
+                <w:szCs w:val="24"/>
+                <w:lang w:val="en-GB" w:eastAsia="en-GB" w:bidi="ar-SA"/>
+                <w14:ligatures w14:val="none"/>
+              </w:rPr>
+            </w:pPr>
+            <w:r>
+              <w:rPr>
+                <w:rFonts w:ascii="Times New Roman" w:eastAsia="Times New Roman" w:hAnsi="Times New Roman" w:cs="Times New Roman"/>
+                <w:kern w:val="0"/>
+                <w:sz w:val="24"/>
+                <w:szCs w:val="24"/>
+                <w:lang w:val="en-GB" w:eastAsia="en-GB" w:bidi="ar-SA"/>
+                <w14:ligatures w14:val="none"/>
+              </w:rPr>
+              <w:t>Full</w:t>
+            </w:r>
+          </w:p>
+        </w:tc>
+      </w:tr>
+      <w:tr>
+        <w:trPr>
+          <w:cnfStyle w:val="000000100000" w:firstRow="0" w:lastRow="0" w:firstColumn="0" w:lastColumn="0" w:oddVBand="0" w:evenVBand="0" w:oddHBand="1" w:evenHBand="0" w:firstRowFirstColumn="0" w:firstRowLastColumn="0" w:lastRowFirstColumn="0" w:lastRowLastColumn="0"/>
+        </w:trPr>
+        <w:tc>
+          <w:tcPr>
+            <w:cnfStyle w:val="001000000000" w:firstRow="0" w:lastRow="0" w:firstColumn="1" w:lastColumn="0" w:oddVBand="0" w:evenVBand="0" w:oddHBand="0" w:evenHBand="0" w:firstRowFirstColumn="0" w:firstRowLastColumn="0" w:lastRowFirstColumn="0" w:lastRowLastColumn="0"/>
+            <w:tcW w:w="0" w:type="auto"/>
+            <w:hideMark/>
+          </w:tcPr>
+          <w:p>
+            <w:pPr>
+              <w:rPr>
+                <w:rFonts w:ascii="Times New Roman" w:eastAsia="Times New Roman" w:hAnsi="Times New Roman" w:cs="Times New Roman"/>
+                <w:kern w:val="0"/>
+                <w:sz w:val="24"/>
+                <w:szCs w:val="24"/>
+                <w:lang w:val="en-GB" w:eastAsia="en-GB" w:bidi="ar-SA"/>
+                <w14:ligatures w14:val="none"/>
+              </w:rPr>
+            </w:pPr>
+            <w:r>
+              <w:rPr>
+                <w:rFonts w:ascii="Times New Roman" w:eastAsia="Times New Roman" w:hAnsi="Times New Roman" w:cs="Times New Roman"/>
+                <w:kern w:val="0"/>
+                <w:sz w:val="24"/>
+                <w:szCs w:val="24"/>
+                <w:lang w:val="en-GB" w:eastAsia="en-GB" w:bidi="ar-SA"/>
+                <w14:ligatures w14:val="none"/>
+              </w:rPr>
+              <w:t>Departments</w:t>
+            </w:r>
+          </w:p>
+        </w:tc>
+        <w:tc>
+          <w:tcPr>
+            <w:tcW w:w="7522" w:type="dxa"/>
+            <w:hideMark/>
+          </w:tcPr>
+          <w:p>
+            <w:pPr>
+              <w:cnfStyle w:val="000000100000" w:firstRow="0" w:lastRow="0" w:firstColumn="0" w:lastColumn="0" w:oddVBand="0" w:evenVBand="0" w:oddHBand="1" w:evenHBand="0" w:firstRowFirstColumn="0" w:firstRowLastColumn="0" w:lastRowFirstColumn="0" w:lastRowLastColumn="0"/>
+              <w:rPr>
+                <w:rFonts w:ascii="Times New Roman" w:eastAsia="Times New Roman" w:hAnsi="Times New Roman" w:cs="Times New Roman"/>
+                <w:kern w:val="0"/>
+                <w:sz w:val="24"/>
+                <w:szCs w:val="24"/>
+                <w:lang w:val="en-GB" w:eastAsia="en-GB" w:bidi="ar-SA"/>
+                <w14:ligatures w14:val="none"/>
+              </w:rPr>
+            </w:pPr>
+            <w:r>
+              <w:rPr>
+                <w:rFonts w:ascii="Times New Roman" w:eastAsia="Times New Roman" w:hAnsi="Times New Roman" w:cs="Times New Roman"/>
+                <w:kern w:val="0"/>
+                <w:sz w:val="24"/>
+                <w:szCs w:val="24"/>
+                <w:lang w:val="en-GB" w:eastAsia="en-GB" w:bidi="ar-SA"/>
+                <w14:ligatures w14:val="none"/>
+              </w:rPr>
+              <w:t>Relevant sections</w:t>
+            </w:r>
+          </w:p>
+        </w:tc>
+      </w:tr>
+    </w:tbl>
+    <w:p>
+      <w:pPr>
+        <w:keepNext/>
+        <w:keepLines/>
+        <w:spacing w:before="160" w:after="80"/>
+        <w:outlineLvl w:val="2"/>
+        <w:rPr>
+          <w:rFonts w:ascii="Times New Roman" w:eastAsia="Times New Roman" w:hAnsi="Times New Roman" w:cs="Times New Roman"/>
+          <w:b/>
+          <w:bCs/>
+          <w:kern w:val="0"/>
+          <w:sz w:val="27"/>
+          <w:szCs w:val="27"/>
+          <w:lang w:val="en-GB" w:eastAsia="en-GB" w:bidi="ar-SA"/>
+          <w14:ligatures w14:val="none"/>
+        </w:rPr>
+      </w:pPr>
+    </w:p>
+    <w:p>
+      <w:pPr>
+        <w:rPr>
+          <w:rFonts w:ascii="Times New Roman" w:eastAsia="Times New Roman" w:hAnsi="Times New Roman" w:cs="Times New Roman"/>
+          <w:b/>
+          <w:bCs/>
+          <w:kern w:val="0"/>
+          <w:sz w:val="27"/>
+          <w:szCs w:val="27"/>
+          <w:lang w:val="en-GB" w:eastAsia="en-GB" w:bidi="ar-SA"/>
+          <w14:ligatures w14:val="none"/>
+        </w:rPr>
+      </w:pPr>
+      <w:r>
+        <w:rPr>
+          <w:rFonts w:ascii="Times New Roman" w:eastAsia="Times New Roman" w:hAnsi="Times New Roman" w:cs="Times New Roman"/>
+          <w:b/>
+          <w:bCs/>
+          <w:kern w:val="0"/>
+          <w:sz w:val="27"/>
+          <w:szCs w:val="27"/>
+          <w:lang w:val="en-GB" w:eastAsia="en-GB" w:bidi="ar-SA"/>
+          <w14:ligatures w14:val="none"/>
+        </w:rPr>
+        <w:t>Document Hierarchy</w:t>
+      </w:r>
+    </w:p>
+    <w:p>
+      <w:pPr>
+        <w:spacing w:after="0"/>
+        <w:rPr>
+          <w:rFonts w:ascii="Courier New" w:eastAsia="Times New Roman" w:hAnsi="Courier New" w:cs="Courier New"/>
+          <w:kern w:val="0"/>
+          <w:sz w:val="20"/>
+          <w:szCs w:val="20"/>
+          <w:lang w:val="en-GB" w:eastAsia="en-GB" w:bidi="ar-SA"/>
+          <w14:ligatures w14:val="none"/>
+        </w:rPr>
+      </w:pPr>
+      <w:r>
+        <w:rPr>
+          <w:rFonts w:ascii="Courier New" w:eastAsia="Times New Roman" w:hAnsi="Courier New" w:cs="Courier New"/>
+          <w:kern w:val="0"/>
+          <w:sz w:val="20"/>
+          <w:szCs w:val="20"/>
+          <w:lang w:val="en-GB" w:eastAsia="en-GB" w:bidi="ar-SA"/>
+          <w14:ligatures w14:val="none"/>
+        </w:rPr>
+        <w:t>Level 1 – Policy</w:t>
+      </w:r>
+      <w:r>
+        <w:rPr>
+          <w:rFonts w:ascii="Courier New" w:eastAsia="Times New Roman" w:hAnsi="Courier New" w:cs="Courier New"/>
+          <w:kern w:val="0"/>
+          <w:sz w:val="20"/>
+          <w:szCs w:val="20"/>
+          <w:lang w:val="en-GB" w:eastAsia="en-GB" w:bidi="ar-SA"/>
+          <w14:ligatures w14:val="none"/>
+        </w:rPr>
+        <w:br/>
+        <w:t>Level 2 – Procedure</w:t>
+      </w:r>
+      <w:r>
+        <w:rPr>
+          <w:rFonts w:ascii="Courier New" w:eastAsia="Times New Roman" w:hAnsi="Courier New" w:cs="Courier New"/>
+          <w:kern w:val="0"/>
+          <w:sz w:val="20"/>
+          <w:szCs w:val="20"/>
+          <w:lang w:val="en-GB" w:eastAsia="en-GB" w:bidi="ar-SA"/>
+          <w14:ligatures w14:val="none"/>
+        </w:rPr>
+        <w:br/>
+        <w:t>Level 3 – Work Instruction</w:t>
+      </w:r>
+      <w:r>
+        <w:rPr>
+          <w:rFonts w:ascii="Courier New" w:eastAsia="Times New Roman" w:hAnsi="Courier New" w:cs="Courier New"/>
+          <w:kern w:val="0"/>
+          <w:sz w:val="20"/>
+          <w:szCs w:val="20"/>
+          <w:lang w:val="en-GB" w:eastAsia="en-GB" w:bidi="ar-SA"/>
+          <w14:ligatures w14:val="none"/>
+        </w:rPr>
+        <w:br/>
+        <w:t>Level 4 – Forms / Templates</w:t>
+      </w:r>
+    </w:p>
+    <w:p/>
+    <w:p>
+      <w:pPr>
         <w:rPr>
           <w:rFonts w:ascii="Times New Roman" w:eastAsia="Times New Roman" w:hAnsi="Times New Roman" w:cs="Times New Roman"/>
           <w:i/>
@@ -55,37 +1704,1656 @@
           <w:lang w:val="en-GB" w:eastAsia="en-GB" w:bidi="ar-SA"/>
           <w14:ligatures w14:val="none"/>
         </w:rPr>
-        <w:t>(Corporate Ethics, Compliance &amp; Code of Conduct Framework – RAM Governance Architecture)</w:t>
+      </w:pPr>
+      <w:r>
+        <w:rPr>
+          <w:rFonts w:ascii="Times New Roman" w:eastAsia="Times New Roman" w:hAnsi="Times New Roman" w:cs="Times New Roman"/>
+          <w:i/>
+          <w:iCs/>
+          <w:kern w:val="0"/>
+          <w:sz w:val="24"/>
+          <w:szCs w:val="24"/>
+          <w:lang w:val="en-GB" w:eastAsia="en-GB" w:bidi="ar-SA"/>
+          <w14:ligatures w14:val="none"/>
+        </w:rPr>
+        <w:br w:type="page"/>
+      </w:r>
+    </w:p>
+    <w:sdt>
+      <w:sdtPr>
+        <w:id w:val="1030917165"/>
+        <w:docPartObj>
+          <w:docPartGallery w:val="Table of Contents"/>
+          <w:docPartUnique/>
+        </w:docPartObj>
+      </w:sdtPr>
+      <w:sdtEndPr>
+        <w:rPr>
+          <w:rFonts w:asciiTheme="minorHAnsi" w:eastAsiaTheme="minorHAnsi" w:hAnsiTheme="minorHAnsi" w:cstheme="minorBidi"/>
+          <w:b/>
+          <w:bCs/>
+          <w:noProof/>
+          <w:color w:val="auto"/>
+          <w:kern w:val="2"/>
+          <w:sz w:val="22"/>
+          <w:szCs w:val="22"/>
+          <w:lang w:bidi="ar-EG"/>
+          <w14:ligatures w14:val="standardContextual"/>
+        </w:rPr>
+      </w:sdtEndPr>
+      <w:sdtContent>
+        <w:p>
+          <w:pPr>
+            <w:pStyle w:val="TOCHeading"/>
+          </w:pPr>
+          <w:r>
+            <w:t>Contents</w:t>
+          </w:r>
+        </w:p>
+        <w:p>
+          <w:pPr>
+            <w:pStyle w:val="TOC1"/>
+            <w:tabs>
+              <w:tab w:val="right" w:leader="dot" w:pos="9016"/>
+            </w:tabs>
+            <w:rPr>
+              <w:rFonts w:eastAsiaTheme="minorEastAsia"/>
+              <w:noProof/>
+              <w:sz w:val="24"/>
+              <w:szCs w:val="24"/>
+              <w:lang w:val="en-GB" w:eastAsia="en-GB" w:bidi="ar-SA"/>
+            </w:rPr>
+          </w:pPr>
+          <w:r>
+            <w:fldChar w:fldCharType="begin"/>
+          </w:r>
+          <w:r>
+            <w:instrText xml:space="preserve"> TOC \o "1-3" \h \z \u </w:instrText>
+          </w:r>
+          <w:r>
+            <w:fldChar w:fldCharType="separate"/>
+          </w:r>
+          <w:hyperlink w:anchor="_Toc224162983" w:history="1">
+            <w:r>
+              <w:rPr>
+                <w:rStyle w:val="Hyperlink"/>
+                <w:rFonts w:ascii="Times New Roman" w:eastAsia="Times New Roman" w:hAnsi="Times New Roman" w:cs="Times New Roman"/>
+                <w:b/>
+                <w:bCs/>
+                <w:noProof/>
+                <w:kern w:val="36"/>
+                <w:lang w:val="en-GB" w:eastAsia="en-GB"/>
+                <w14:ligatures w14:val="none"/>
+              </w:rPr>
+              <w:t>20_Ethics_Compliance_Conduct</w:t>
+            </w:r>
+            <w:r>
+              <w:rPr>
+                <w:noProof/>
+                <w:webHidden/>
+              </w:rPr>
+              <w:tab/>
+            </w:r>
+            <w:r>
+              <w:rPr>
+                <w:noProof/>
+                <w:webHidden/>
+              </w:rPr>
+              <w:fldChar w:fldCharType="begin"/>
+            </w:r>
+            <w:r>
+              <w:rPr>
+                <w:noProof/>
+                <w:webHidden/>
+              </w:rPr>
+              <w:instrText xml:space="preserve"> PAGEREF _Toc224162983 \h </w:instrText>
+            </w:r>
+            <w:r>
+              <w:rPr>
+                <w:noProof/>
+                <w:webHidden/>
+              </w:rPr>
+            </w:r>
+            <w:r>
+              <w:rPr>
+                <w:noProof/>
+                <w:webHidden/>
+              </w:rPr>
+              <w:fldChar w:fldCharType="separate"/>
+            </w:r>
+            <w:r>
+              <w:rPr>
+                <w:noProof/>
+                <w:webHidden/>
+              </w:rPr>
+              <w:t>1</w:t>
+            </w:r>
+            <w:r>
+              <w:rPr>
+                <w:noProof/>
+                <w:webHidden/>
+              </w:rPr>
+              <w:fldChar w:fldCharType="end"/>
+            </w:r>
+          </w:hyperlink>
+        </w:p>
+        <w:p>
+          <w:pPr>
+            <w:pStyle w:val="TOC2"/>
+            <w:tabs>
+              <w:tab w:val="left" w:pos="720"/>
+              <w:tab w:val="right" w:leader="dot" w:pos="9016"/>
+            </w:tabs>
+            <w:rPr>
+              <w:rFonts w:eastAsiaTheme="minorEastAsia"/>
+              <w:noProof/>
+              <w:sz w:val="24"/>
+              <w:szCs w:val="24"/>
+              <w:lang w:val="en-GB" w:eastAsia="en-GB" w:bidi="ar-SA"/>
+            </w:rPr>
+          </w:pPr>
+          <w:hyperlink w:anchor="_Toc224162984" w:history="1">
+            <w:r>
+              <w:rPr>
+                <w:rStyle w:val="Hyperlink"/>
+                <w:rFonts w:ascii="Times New Roman" w:eastAsia="Times New Roman" w:hAnsi="Times New Roman" w:cs="Times New Roman"/>
+                <w:b/>
+                <w:bCs/>
+                <w:noProof/>
+                <w:kern w:val="0"/>
+                <w:lang w:val="en-GB" w:eastAsia="en-GB"/>
+                <w14:ligatures w14:val="none"/>
+              </w:rPr>
+              <w:t>1-</w:t>
+            </w:r>
+            <w:r>
+              <w:rPr>
+                <w:rFonts w:eastAsiaTheme="minorEastAsia"/>
+                <w:noProof/>
+                <w:sz w:val="24"/>
+                <w:szCs w:val="24"/>
+                <w:lang w:val="en-GB" w:eastAsia="en-GB" w:bidi="ar-SA"/>
+              </w:rPr>
+              <w:tab/>
+            </w:r>
+            <w:r>
+              <w:rPr>
+                <w:rStyle w:val="Hyperlink"/>
+                <w:rFonts w:ascii="Times New Roman" w:eastAsia="Times New Roman" w:hAnsi="Times New Roman" w:cs="Times New Roman"/>
+                <w:b/>
+                <w:bCs/>
+                <w:noProof/>
+                <w:kern w:val="0"/>
+                <w:lang w:val="en-GB" w:eastAsia="en-GB"/>
+                <w14:ligatures w14:val="none"/>
+              </w:rPr>
+              <w:t>Policy Objective</w:t>
+            </w:r>
+            <w:r>
+              <w:rPr>
+                <w:noProof/>
+                <w:webHidden/>
+              </w:rPr>
+              <w:tab/>
+            </w:r>
+            <w:r>
+              <w:rPr>
+                <w:noProof/>
+                <w:webHidden/>
+              </w:rPr>
+              <w:fldChar w:fldCharType="begin"/>
+            </w:r>
+            <w:r>
+              <w:rPr>
+                <w:noProof/>
+                <w:webHidden/>
+              </w:rPr>
+              <w:instrText xml:space="preserve"> PAGEREF _Toc224162984 \h </w:instrText>
+            </w:r>
+            <w:r>
+              <w:rPr>
+                <w:noProof/>
+                <w:webHidden/>
+              </w:rPr>
+            </w:r>
+            <w:r>
+              <w:rPr>
+                <w:noProof/>
+                <w:webHidden/>
+              </w:rPr>
+              <w:fldChar w:fldCharType="separate"/>
+            </w:r>
+            <w:r>
+              <w:rPr>
+                <w:noProof/>
+                <w:webHidden/>
+              </w:rPr>
+              <w:t>3</w:t>
+            </w:r>
+            <w:r>
+              <w:rPr>
+                <w:noProof/>
+                <w:webHidden/>
+              </w:rPr>
+              <w:fldChar w:fldCharType="end"/>
+            </w:r>
+          </w:hyperlink>
+        </w:p>
+        <w:p>
+          <w:pPr>
+            <w:pStyle w:val="TOC1"/>
+            <w:tabs>
+              <w:tab w:val="right" w:leader="dot" w:pos="9016"/>
+            </w:tabs>
+            <w:rPr>
+              <w:rFonts w:eastAsiaTheme="minorEastAsia"/>
+              <w:noProof/>
+              <w:sz w:val="24"/>
+              <w:szCs w:val="24"/>
+              <w:lang w:val="en-GB" w:eastAsia="en-GB" w:bidi="ar-SA"/>
+            </w:rPr>
+          </w:pPr>
+          <w:hyperlink w:anchor="_Toc224162985" w:history="1">
+            <w:r>
+              <w:rPr>
+                <w:rStyle w:val="Hyperlink"/>
+                <w:rFonts w:ascii="Times New Roman" w:eastAsia="Times New Roman" w:hAnsi="Times New Roman" w:cs="Times New Roman"/>
+                <w:b/>
+                <w:bCs/>
+                <w:noProof/>
+                <w:kern w:val="36"/>
+                <w:lang w:val="en-GB" w:eastAsia="en-GB"/>
+                <w14:ligatures w14:val="none"/>
+              </w:rPr>
+              <w:t>20.1 Process Architecture (Level 1)</w:t>
+            </w:r>
+            <w:r>
+              <w:rPr>
+                <w:noProof/>
+                <w:webHidden/>
+              </w:rPr>
+              <w:tab/>
+            </w:r>
+            <w:r>
+              <w:rPr>
+                <w:noProof/>
+                <w:webHidden/>
+              </w:rPr>
+              <w:fldChar w:fldCharType="begin"/>
+            </w:r>
+            <w:r>
+              <w:rPr>
+                <w:noProof/>
+                <w:webHidden/>
+              </w:rPr>
+              <w:instrText xml:space="preserve"> PAGEREF _Toc224162985 \h </w:instrText>
+            </w:r>
+            <w:r>
+              <w:rPr>
+                <w:noProof/>
+                <w:webHidden/>
+              </w:rPr>
+            </w:r>
+            <w:r>
+              <w:rPr>
+                <w:noProof/>
+                <w:webHidden/>
+              </w:rPr>
+              <w:fldChar w:fldCharType="separate"/>
+            </w:r>
+            <w:r>
+              <w:rPr>
+                <w:noProof/>
+                <w:webHidden/>
+              </w:rPr>
+              <w:t>3</w:t>
+            </w:r>
+            <w:r>
+              <w:rPr>
+                <w:noProof/>
+                <w:webHidden/>
+              </w:rPr>
+              <w:fldChar w:fldCharType="end"/>
+            </w:r>
+          </w:hyperlink>
+        </w:p>
+        <w:p>
+          <w:pPr>
+            <w:pStyle w:val="TOC1"/>
+            <w:tabs>
+              <w:tab w:val="right" w:leader="dot" w:pos="9016"/>
+            </w:tabs>
+            <w:rPr>
+              <w:rFonts w:eastAsiaTheme="minorEastAsia"/>
+              <w:noProof/>
+              <w:sz w:val="24"/>
+              <w:szCs w:val="24"/>
+              <w:lang w:val="en-GB" w:eastAsia="en-GB" w:bidi="ar-SA"/>
+            </w:rPr>
+          </w:pPr>
+          <w:hyperlink w:anchor="_Toc224162986" w:history="1">
+            <w:r>
+              <w:rPr>
+                <w:rStyle w:val="Hyperlink"/>
+                <w:rFonts w:ascii="Times New Roman" w:eastAsia="Times New Roman" w:hAnsi="Times New Roman" w:cs="Times New Roman"/>
+                <w:b/>
+                <w:bCs/>
+                <w:noProof/>
+                <w:kern w:val="36"/>
+                <w:lang w:val="en-GB" w:eastAsia="en-GB"/>
+                <w14:ligatures w14:val="none"/>
+              </w:rPr>
+              <w:t>20.2 SIPOC – Ethics &amp; Compliance Oversight</w:t>
+            </w:r>
+            <w:r>
+              <w:rPr>
+                <w:noProof/>
+                <w:webHidden/>
+              </w:rPr>
+              <w:tab/>
+            </w:r>
+            <w:r>
+              <w:rPr>
+                <w:noProof/>
+                <w:webHidden/>
+              </w:rPr>
+              <w:fldChar w:fldCharType="begin"/>
+            </w:r>
+            <w:r>
+              <w:rPr>
+                <w:noProof/>
+                <w:webHidden/>
+              </w:rPr>
+              <w:instrText xml:space="preserve"> PAGEREF _Toc224162986 \h </w:instrText>
+            </w:r>
+            <w:r>
+              <w:rPr>
+                <w:noProof/>
+                <w:webHidden/>
+              </w:rPr>
+            </w:r>
+            <w:r>
+              <w:rPr>
+                <w:noProof/>
+                <w:webHidden/>
+              </w:rPr>
+              <w:fldChar w:fldCharType="separate"/>
+            </w:r>
+            <w:r>
+              <w:rPr>
+                <w:noProof/>
+                <w:webHidden/>
+              </w:rPr>
+              <w:t>3</w:t>
+            </w:r>
+            <w:r>
+              <w:rPr>
+                <w:noProof/>
+                <w:webHidden/>
+              </w:rPr>
+              <w:fldChar w:fldCharType="end"/>
+            </w:r>
+          </w:hyperlink>
+        </w:p>
+        <w:p>
+          <w:pPr>
+            <w:pStyle w:val="TOC1"/>
+            <w:tabs>
+              <w:tab w:val="right" w:leader="dot" w:pos="9016"/>
+            </w:tabs>
+            <w:rPr>
+              <w:rFonts w:eastAsiaTheme="minorEastAsia"/>
+              <w:noProof/>
+              <w:sz w:val="24"/>
+              <w:szCs w:val="24"/>
+              <w:lang w:val="en-GB" w:eastAsia="en-GB" w:bidi="ar-SA"/>
+            </w:rPr>
+          </w:pPr>
+          <w:hyperlink w:anchor="_Toc224162987" w:history="1">
+            <w:r>
+              <w:rPr>
+                <w:rStyle w:val="Hyperlink"/>
+                <w:rFonts w:ascii="Times New Roman" w:eastAsia="Times New Roman" w:hAnsi="Times New Roman" w:cs="Times New Roman"/>
+                <w:b/>
+                <w:bCs/>
+                <w:noProof/>
+                <w:kern w:val="36"/>
+                <w:lang w:val="en-GB" w:eastAsia="en-GB"/>
+                <w14:ligatures w14:val="none"/>
+              </w:rPr>
+              <w:t>20.3 Core BPMN Flow – Ethics Breach Handling</w:t>
+            </w:r>
+            <w:r>
+              <w:rPr>
+                <w:noProof/>
+                <w:webHidden/>
+              </w:rPr>
+              <w:tab/>
+            </w:r>
+            <w:r>
+              <w:rPr>
+                <w:noProof/>
+                <w:webHidden/>
+              </w:rPr>
+              <w:fldChar w:fldCharType="begin"/>
+            </w:r>
+            <w:r>
+              <w:rPr>
+                <w:noProof/>
+                <w:webHidden/>
+              </w:rPr>
+              <w:instrText xml:space="preserve"> PAGEREF _Toc224162987 \h </w:instrText>
+            </w:r>
+            <w:r>
+              <w:rPr>
+                <w:noProof/>
+                <w:webHidden/>
+              </w:rPr>
+            </w:r>
+            <w:r>
+              <w:rPr>
+                <w:noProof/>
+                <w:webHidden/>
+              </w:rPr>
+              <w:fldChar w:fldCharType="separate"/>
+            </w:r>
+            <w:r>
+              <w:rPr>
+                <w:noProof/>
+                <w:webHidden/>
+              </w:rPr>
+              <w:t>4</w:t>
+            </w:r>
+            <w:r>
+              <w:rPr>
+                <w:noProof/>
+                <w:webHidden/>
+              </w:rPr>
+              <w:fldChar w:fldCharType="end"/>
+            </w:r>
+          </w:hyperlink>
+        </w:p>
+        <w:p>
+          <w:pPr>
+            <w:pStyle w:val="TOC1"/>
+            <w:tabs>
+              <w:tab w:val="right" w:leader="dot" w:pos="9016"/>
+            </w:tabs>
+            <w:rPr>
+              <w:rFonts w:eastAsiaTheme="minorEastAsia"/>
+              <w:noProof/>
+              <w:sz w:val="24"/>
+              <w:szCs w:val="24"/>
+              <w:lang w:val="en-GB" w:eastAsia="en-GB" w:bidi="ar-SA"/>
+            </w:rPr>
+          </w:pPr>
+          <w:hyperlink w:anchor="_Toc224162988" w:history="1">
+            <w:r>
+              <w:rPr>
+                <w:rStyle w:val="Hyperlink"/>
+                <w:rFonts w:ascii="Times New Roman" w:eastAsia="Times New Roman" w:hAnsi="Times New Roman" w:cs="Times New Roman"/>
+                <w:b/>
+                <w:bCs/>
+                <w:noProof/>
+                <w:kern w:val="36"/>
+                <w:lang w:val="en-GB" w:eastAsia="en-GB"/>
+                <w14:ligatures w14:val="none"/>
+              </w:rPr>
+              <w:t>20.4 RACI Matrix</w:t>
+            </w:r>
+            <w:r>
+              <w:rPr>
+                <w:noProof/>
+                <w:webHidden/>
+              </w:rPr>
+              <w:tab/>
+            </w:r>
+            <w:r>
+              <w:rPr>
+                <w:noProof/>
+                <w:webHidden/>
+              </w:rPr>
+              <w:fldChar w:fldCharType="begin"/>
+            </w:r>
+            <w:r>
+              <w:rPr>
+                <w:noProof/>
+                <w:webHidden/>
+              </w:rPr>
+              <w:instrText xml:space="preserve"> PAGEREF _Toc224162988 \h </w:instrText>
+            </w:r>
+            <w:r>
+              <w:rPr>
+                <w:noProof/>
+                <w:webHidden/>
+              </w:rPr>
+            </w:r>
+            <w:r>
+              <w:rPr>
+                <w:noProof/>
+                <w:webHidden/>
+              </w:rPr>
+              <w:fldChar w:fldCharType="separate"/>
+            </w:r>
+            <w:r>
+              <w:rPr>
+                <w:noProof/>
+                <w:webHidden/>
+              </w:rPr>
+              <w:t>4</w:t>
+            </w:r>
+            <w:r>
+              <w:rPr>
+                <w:noProof/>
+                <w:webHidden/>
+              </w:rPr>
+              <w:fldChar w:fldCharType="end"/>
+            </w:r>
+          </w:hyperlink>
+        </w:p>
+        <w:p>
+          <w:pPr>
+            <w:pStyle w:val="TOC1"/>
+            <w:tabs>
+              <w:tab w:val="right" w:leader="dot" w:pos="9016"/>
+            </w:tabs>
+            <w:rPr>
+              <w:rFonts w:eastAsiaTheme="minorEastAsia"/>
+              <w:noProof/>
+              <w:sz w:val="24"/>
+              <w:szCs w:val="24"/>
+              <w:lang w:val="en-GB" w:eastAsia="en-GB" w:bidi="ar-SA"/>
+            </w:rPr>
+          </w:pPr>
+          <w:hyperlink w:anchor="_Toc224162989" w:history="1">
+            <w:r>
+              <w:rPr>
+                <w:rStyle w:val="Hyperlink"/>
+                <w:rFonts w:ascii="Times New Roman" w:eastAsia="Times New Roman" w:hAnsi="Times New Roman" w:cs="Times New Roman"/>
+                <w:b/>
+                <w:bCs/>
+                <w:noProof/>
+                <w:kern w:val="36"/>
+                <w:lang w:val="en-GB" w:eastAsia="en-GB"/>
+                <w14:ligatures w14:val="none"/>
+              </w:rPr>
+              <w:t>20.5 KPIs</w:t>
+            </w:r>
+            <w:r>
+              <w:rPr>
+                <w:noProof/>
+                <w:webHidden/>
+              </w:rPr>
+              <w:tab/>
+            </w:r>
+            <w:r>
+              <w:rPr>
+                <w:noProof/>
+                <w:webHidden/>
+              </w:rPr>
+              <w:fldChar w:fldCharType="begin"/>
+            </w:r>
+            <w:r>
+              <w:rPr>
+                <w:noProof/>
+                <w:webHidden/>
+              </w:rPr>
+              <w:instrText xml:space="preserve"> PAGEREF _Toc224162989 \h </w:instrText>
+            </w:r>
+            <w:r>
+              <w:rPr>
+                <w:noProof/>
+                <w:webHidden/>
+              </w:rPr>
+            </w:r>
+            <w:r>
+              <w:rPr>
+                <w:noProof/>
+                <w:webHidden/>
+              </w:rPr>
+              <w:fldChar w:fldCharType="separate"/>
+            </w:r>
+            <w:r>
+              <w:rPr>
+                <w:noProof/>
+                <w:webHidden/>
+              </w:rPr>
+              <w:t>4</w:t>
+            </w:r>
+            <w:r>
+              <w:rPr>
+                <w:noProof/>
+                <w:webHidden/>
+              </w:rPr>
+              <w:fldChar w:fldCharType="end"/>
+            </w:r>
+          </w:hyperlink>
+        </w:p>
+        <w:p>
+          <w:pPr>
+            <w:pStyle w:val="TOC1"/>
+            <w:tabs>
+              <w:tab w:val="right" w:leader="dot" w:pos="9016"/>
+            </w:tabs>
+            <w:rPr>
+              <w:rFonts w:eastAsiaTheme="minorEastAsia"/>
+              <w:noProof/>
+              <w:sz w:val="24"/>
+              <w:szCs w:val="24"/>
+              <w:lang w:val="en-GB" w:eastAsia="en-GB" w:bidi="ar-SA"/>
+            </w:rPr>
+          </w:pPr>
+          <w:hyperlink w:anchor="_Toc224162990" w:history="1">
+            <w:r>
+              <w:rPr>
+                <w:rStyle w:val="Hyperlink"/>
+                <w:rFonts w:ascii="Times New Roman" w:eastAsia="Times New Roman" w:hAnsi="Times New Roman" w:cs="Times New Roman"/>
+                <w:b/>
+                <w:bCs/>
+                <w:noProof/>
+                <w:kern w:val="36"/>
+                <w:lang w:val="en-GB" w:eastAsia="en-GB"/>
+                <w14:ligatures w14:val="none"/>
+              </w:rPr>
+              <w:t>20.6 Key Policies (Level 2 Documents)</w:t>
+            </w:r>
+            <w:r>
+              <w:rPr>
+                <w:noProof/>
+                <w:webHidden/>
+              </w:rPr>
+              <w:tab/>
+            </w:r>
+            <w:r>
+              <w:rPr>
+                <w:noProof/>
+                <w:webHidden/>
+              </w:rPr>
+              <w:fldChar w:fldCharType="begin"/>
+            </w:r>
+            <w:r>
+              <w:rPr>
+                <w:noProof/>
+                <w:webHidden/>
+              </w:rPr>
+              <w:instrText xml:space="preserve"> PAGEREF _Toc224162990 \h </w:instrText>
+            </w:r>
+            <w:r>
+              <w:rPr>
+                <w:noProof/>
+                <w:webHidden/>
+              </w:rPr>
+            </w:r>
+            <w:r>
+              <w:rPr>
+                <w:noProof/>
+                <w:webHidden/>
+              </w:rPr>
+              <w:fldChar w:fldCharType="separate"/>
+            </w:r>
+            <w:r>
+              <w:rPr>
+                <w:noProof/>
+                <w:webHidden/>
+              </w:rPr>
+              <w:t>5</w:t>
+            </w:r>
+            <w:r>
+              <w:rPr>
+                <w:noProof/>
+                <w:webHidden/>
+              </w:rPr>
+              <w:fldChar w:fldCharType="end"/>
+            </w:r>
+          </w:hyperlink>
+        </w:p>
+        <w:p>
+          <w:pPr>
+            <w:pStyle w:val="TOC1"/>
+            <w:tabs>
+              <w:tab w:val="right" w:leader="dot" w:pos="9016"/>
+            </w:tabs>
+            <w:rPr>
+              <w:rFonts w:eastAsiaTheme="minorEastAsia"/>
+              <w:noProof/>
+              <w:sz w:val="24"/>
+              <w:szCs w:val="24"/>
+              <w:lang w:val="en-GB" w:eastAsia="en-GB" w:bidi="ar-SA"/>
+            </w:rPr>
+          </w:pPr>
+          <w:hyperlink w:anchor="_Toc224162991" w:history="1">
+            <w:r>
+              <w:rPr>
+                <w:rStyle w:val="Hyperlink"/>
+                <w:rFonts w:ascii="Times New Roman" w:eastAsia="Times New Roman" w:hAnsi="Times New Roman" w:cs="Times New Roman"/>
+                <w:b/>
+                <w:bCs/>
+                <w:noProof/>
+                <w:kern w:val="36"/>
+                <w:lang w:val="en-GB" w:eastAsia="en-GB"/>
+                <w14:ligatures w14:val="none"/>
+              </w:rPr>
+              <w:t>20.7 Forms &amp; Templates</w:t>
+            </w:r>
+            <w:r>
+              <w:rPr>
+                <w:noProof/>
+                <w:webHidden/>
+              </w:rPr>
+              <w:tab/>
+            </w:r>
+            <w:r>
+              <w:rPr>
+                <w:noProof/>
+                <w:webHidden/>
+              </w:rPr>
+              <w:fldChar w:fldCharType="begin"/>
+            </w:r>
+            <w:r>
+              <w:rPr>
+                <w:noProof/>
+                <w:webHidden/>
+              </w:rPr>
+              <w:instrText xml:space="preserve"> PAGEREF _Toc224162991 \h </w:instrText>
+            </w:r>
+            <w:r>
+              <w:rPr>
+                <w:noProof/>
+                <w:webHidden/>
+              </w:rPr>
+            </w:r>
+            <w:r>
+              <w:rPr>
+                <w:noProof/>
+                <w:webHidden/>
+              </w:rPr>
+              <w:fldChar w:fldCharType="separate"/>
+            </w:r>
+            <w:r>
+              <w:rPr>
+                <w:noProof/>
+                <w:webHidden/>
+              </w:rPr>
+              <w:t>5</w:t>
+            </w:r>
+            <w:r>
+              <w:rPr>
+                <w:noProof/>
+                <w:webHidden/>
+              </w:rPr>
+              <w:fldChar w:fldCharType="end"/>
+            </w:r>
+          </w:hyperlink>
+        </w:p>
+        <w:p>
+          <w:pPr>
+            <w:pStyle w:val="TOC1"/>
+            <w:tabs>
+              <w:tab w:val="right" w:leader="dot" w:pos="9016"/>
+            </w:tabs>
+            <w:rPr>
+              <w:rFonts w:eastAsiaTheme="minorEastAsia"/>
+              <w:noProof/>
+              <w:sz w:val="24"/>
+              <w:szCs w:val="24"/>
+              <w:lang w:val="en-GB" w:eastAsia="en-GB" w:bidi="ar-SA"/>
+            </w:rPr>
+          </w:pPr>
+          <w:hyperlink w:anchor="_Toc224162992" w:history="1">
+            <w:r>
+              <w:rPr>
+                <w:rStyle w:val="Hyperlink"/>
+                <w:rFonts w:ascii="Times New Roman" w:eastAsia="Times New Roman" w:hAnsi="Times New Roman" w:cs="Times New Roman"/>
+                <w:b/>
+                <w:bCs/>
+                <w:noProof/>
+                <w:kern w:val="36"/>
+                <w:lang w:val="en-GB" w:eastAsia="en-GB"/>
+                <w14:ligatures w14:val="none"/>
+              </w:rPr>
+              <w:t>20.8 Anti-Bribery &amp; Corruption Controls</w:t>
+            </w:r>
+            <w:r>
+              <w:rPr>
+                <w:noProof/>
+                <w:webHidden/>
+              </w:rPr>
+              <w:tab/>
+            </w:r>
+            <w:r>
+              <w:rPr>
+                <w:noProof/>
+                <w:webHidden/>
+              </w:rPr>
+              <w:fldChar w:fldCharType="begin"/>
+            </w:r>
+            <w:r>
+              <w:rPr>
+                <w:noProof/>
+                <w:webHidden/>
+              </w:rPr>
+              <w:instrText xml:space="preserve"> PAGEREF _Toc224162992 \h </w:instrText>
+            </w:r>
+            <w:r>
+              <w:rPr>
+                <w:noProof/>
+                <w:webHidden/>
+              </w:rPr>
+            </w:r>
+            <w:r>
+              <w:rPr>
+                <w:noProof/>
+                <w:webHidden/>
+              </w:rPr>
+              <w:fldChar w:fldCharType="separate"/>
+            </w:r>
+            <w:r>
+              <w:rPr>
+                <w:noProof/>
+                <w:webHidden/>
+              </w:rPr>
+              <w:t>5</w:t>
+            </w:r>
+            <w:r>
+              <w:rPr>
+                <w:noProof/>
+                <w:webHidden/>
+              </w:rPr>
+              <w:fldChar w:fldCharType="end"/>
+            </w:r>
+          </w:hyperlink>
+        </w:p>
+        <w:p>
+          <w:pPr>
+            <w:pStyle w:val="TOC1"/>
+            <w:tabs>
+              <w:tab w:val="right" w:leader="dot" w:pos="9016"/>
+            </w:tabs>
+            <w:rPr>
+              <w:rFonts w:eastAsiaTheme="minorEastAsia"/>
+              <w:noProof/>
+              <w:sz w:val="24"/>
+              <w:szCs w:val="24"/>
+              <w:lang w:val="en-GB" w:eastAsia="en-GB" w:bidi="ar-SA"/>
+            </w:rPr>
+          </w:pPr>
+          <w:hyperlink w:anchor="_Toc224162993" w:history="1">
+            <w:r>
+              <w:rPr>
+                <w:rStyle w:val="Hyperlink"/>
+                <w:rFonts w:ascii="Times New Roman" w:eastAsia="Times New Roman" w:hAnsi="Times New Roman" w:cs="Times New Roman"/>
+                <w:b/>
+                <w:bCs/>
+                <w:noProof/>
+                <w:kern w:val="36"/>
+                <w:lang w:val="en-GB" w:eastAsia="en-GB"/>
+                <w14:ligatures w14:val="none"/>
+              </w:rPr>
+              <w:t>20.9 ESG &amp; Ethical Governance Integration</w:t>
+            </w:r>
+            <w:r>
+              <w:rPr>
+                <w:noProof/>
+                <w:webHidden/>
+              </w:rPr>
+              <w:tab/>
+            </w:r>
+            <w:r>
+              <w:rPr>
+                <w:noProof/>
+                <w:webHidden/>
+              </w:rPr>
+              <w:fldChar w:fldCharType="begin"/>
+            </w:r>
+            <w:r>
+              <w:rPr>
+                <w:noProof/>
+                <w:webHidden/>
+              </w:rPr>
+              <w:instrText xml:space="preserve"> PAGEREF _Toc224162993 \h </w:instrText>
+            </w:r>
+            <w:r>
+              <w:rPr>
+                <w:noProof/>
+                <w:webHidden/>
+              </w:rPr>
+            </w:r>
+            <w:r>
+              <w:rPr>
+                <w:noProof/>
+                <w:webHidden/>
+              </w:rPr>
+              <w:fldChar w:fldCharType="separate"/>
+            </w:r>
+            <w:r>
+              <w:rPr>
+                <w:noProof/>
+                <w:webHidden/>
+              </w:rPr>
+              <w:t>5</w:t>
+            </w:r>
+            <w:r>
+              <w:rPr>
+                <w:noProof/>
+                <w:webHidden/>
+              </w:rPr>
+              <w:fldChar w:fldCharType="end"/>
+            </w:r>
+          </w:hyperlink>
+        </w:p>
+        <w:p>
+          <w:pPr>
+            <w:pStyle w:val="TOC1"/>
+            <w:tabs>
+              <w:tab w:val="right" w:leader="dot" w:pos="9016"/>
+            </w:tabs>
+            <w:rPr>
+              <w:rFonts w:eastAsiaTheme="minorEastAsia"/>
+              <w:noProof/>
+              <w:sz w:val="24"/>
+              <w:szCs w:val="24"/>
+              <w:lang w:val="en-GB" w:eastAsia="en-GB" w:bidi="ar-SA"/>
+            </w:rPr>
+          </w:pPr>
+          <w:hyperlink w:anchor="_Toc224162994" w:history="1">
+            <w:r>
+              <w:rPr>
+                <w:rStyle w:val="Hyperlink"/>
+                <w:rFonts w:ascii="Times New Roman" w:eastAsia="Times New Roman" w:hAnsi="Times New Roman" w:cs="Times New Roman"/>
+                <w:b/>
+                <w:bCs/>
+                <w:noProof/>
+                <w:kern w:val="36"/>
+                <w:lang w:val="en-GB" w:eastAsia="en-GB"/>
+                <w14:ligatures w14:val="none"/>
+              </w:rPr>
+              <w:t>20.10 Governance Structure</w:t>
+            </w:r>
+            <w:r>
+              <w:rPr>
+                <w:noProof/>
+                <w:webHidden/>
+              </w:rPr>
+              <w:tab/>
+            </w:r>
+            <w:r>
+              <w:rPr>
+                <w:noProof/>
+                <w:webHidden/>
+              </w:rPr>
+              <w:fldChar w:fldCharType="begin"/>
+            </w:r>
+            <w:r>
+              <w:rPr>
+                <w:noProof/>
+                <w:webHidden/>
+              </w:rPr>
+              <w:instrText xml:space="preserve"> PAGEREF _Toc224162994 \h </w:instrText>
+            </w:r>
+            <w:r>
+              <w:rPr>
+                <w:noProof/>
+                <w:webHidden/>
+              </w:rPr>
+            </w:r>
+            <w:r>
+              <w:rPr>
+                <w:noProof/>
+                <w:webHidden/>
+              </w:rPr>
+              <w:fldChar w:fldCharType="separate"/>
+            </w:r>
+            <w:r>
+              <w:rPr>
+                <w:noProof/>
+                <w:webHidden/>
+              </w:rPr>
+              <w:t>6</w:t>
+            </w:r>
+            <w:r>
+              <w:rPr>
+                <w:noProof/>
+                <w:webHidden/>
+              </w:rPr>
+              <w:fldChar w:fldCharType="end"/>
+            </w:r>
+          </w:hyperlink>
+        </w:p>
+        <w:p>
+          <w:pPr>
+            <w:pStyle w:val="TOC1"/>
+            <w:tabs>
+              <w:tab w:val="right" w:leader="dot" w:pos="9016"/>
+            </w:tabs>
+            <w:rPr>
+              <w:rFonts w:eastAsiaTheme="minorEastAsia"/>
+              <w:noProof/>
+              <w:sz w:val="24"/>
+              <w:szCs w:val="24"/>
+              <w:lang w:val="en-GB" w:eastAsia="en-GB" w:bidi="ar-SA"/>
+            </w:rPr>
+          </w:pPr>
+          <w:hyperlink w:anchor="_Toc224162995" w:history="1">
+            <w:r>
+              <w:rPr>
+                <w:rStyle w:val="Hyperlink"/>
+                <w:rFonts w:ascii="Times New Roman" w:eastAsia="Times New Roman" w:hAnsi="Times New Roman" w:cs="Times New Roman"/>
+                <w:b/>
+                <w:bCs/>
+                <w:noProof/>
+                <w:kern w:val="36"/>
+                <w:lang w:val="en-GB" w:eastAsia="en-GB"/>
+                <w14:ligatures w14:val="none"/>
+              </w:rPr>
+              <w:t>20.11 Risk Categories Covered</w:t>
+            </w:r>
+            <w:r>
+              <w:rPr>
+                <w:noProof/>
+                <w:webHidden/>
+              </w:rPr>
+              <w:tab/>
+            </w:r>
+            <w:r>
+              <w:rPr>
+                <w:noProof/>
+                <w:webHidden/>
+              </w:rPr>
+              <w:fldChar w:fldCharType="begin"/>
+            </w:r>
+            <w:r>
+              <w:rPr>
+                <w:noProof/>
+                <w:webHidden/>
+              </w:rPr>
+              <w:instrText xml:space="preserve"> PAGEREF _Toc224162995 \h </w:instrText>
+            </w:r>
+            <w:r>
+              <w:rPr>
+                <w:noProof/>
+                <w:webHidden/>
+              </w:rPr>
+            </w:r>
+            <w:r>
+              <w:rPr>
+                <w:noProof/>
+                <w:webHidden/>
+              </w:rPr>
+              <w:fldChar w:fldCharType="separate"/>
+            </w:r>
+            <w:r>
+              <w:rPr>
+                <w:noProof/>
+                <w:webHidden/>
+              </w:rPr>
+              <w:t>6</w:t>
+            </w:r>
+            <w:r>
+              <w:rPr>
+                <w:noProof/>
+                <w:webHidden/>
+              </w:rPr>
+              <w:fldChar w:fldCharType="end"/>
+            </w:r>
+          </w:hyperlink>
+        </w:p>
+        <w:p>
+          <w:pPr>
+            <w:pStyle w:val="TOC1"/>
+            <w:tabs>
+              <w:tab w:val="right" w:leader="dot" w:pos="9016"/>
+            </w:tabs>
+            <w:rPr>
+              <w:rFonts w:eastAsiaTheme="minorEastAsia"/>
+              <w:noProof/>
+              <w:sz w:val="24"/>
+              <w:szCs w:val="24"/>
+              <w:lang w:val="en-GB" w:eastAsia="en-GB" w:bidi="ar-SA"/>
+            </w:rPr>
+          </w:pPr>
+          <w:hyperlink w:anchor="_Toc224162996" w:history="1">
+            <w:r>
+              <w:rPr>
+                <w:rStyle w:val="Hyperlink"/>
+                <w:rFonts w:ascii="Times New Roman" w:eastAsia="Times New Roman" w:hAnsi="Times New Roman" w:cs="Times New Roman"/>
+                <w:b/>
+                <w:bCs/>
+                <w:noProof/>
+                <w:kern w:val="36"/>
+                <w:lang w:val="en-GB" w:eastAsia="en-GB"/>
+                <w14:ligatures w14:val="none"/>
+              </w:rPr>
+              <w:t>20.12 Reporting Structure</w:t>
+            </w:r>
+            <w:r>
+              <w:rPr>
+                <w:noProof/>
+                <w:webHidden/>
+              </w:rPr>
+              <w:tab/>
+            </w:r>
+            <w:r>
+              <w:rPr>
+                <w:noProof/>
+                <w:webHidden/>
+              </w:rPr>
+              <w:fldChar w:fldCharType="begin"/>
+            </w:r>
+            <w:r>
+              <w:rPr>
+                <w:noProof/>
+                <w:webHidden/>
+              </w:rPr>
+              <w:instrText xml:space="preserve"> PAGEREF _Toc224162996 \h </w:instrText>
+            </w:r>
+            <w:r>
+              <w:rPr>
+                <w:noProof/>
+                <w:webHidden/>
+              </w:rPr>
+            </w:r>
+            <w:r>
+              <w:rPr>
+                <w:noProof/>
+                <w:webHidden/>
+              </w:rPr>
+              <w:fldChar w:fldCharType="separate"/>
+            </w:r>
+            <w:r>
+              <w:rPr>
+                <w:noProof/>
+                <w:webHidden/>
+              </w:rPr>
+              <w:t>6</w:t>
+            </w:r>
+            <w:r>
+              <w:rPr>
+                <w:noProof/>
+                <w:webHidden/>
+              </w:rPr>
+              <w:fldChar w:fldCharType="end"/>
+            </w:r>
+          </w:hyperlink>
+        </w:p>
+        <w:p>
+          <w:pPr>
+            <w:pStyle w:val="TOC1"/>
+            <w:tabs>
+              <w:tab w:val="right" w:leader="dot" w:pos="9016"/>
+            </w:tabs>
+            <w:rPr>
+              <w:rFonts w:eastAsiaTheme="minorEastAsia"/>
+              <w:noProof/>
+              <w:sz w:val="24"/>
+              <w:szCs w:val="24"/>
+              <w:lang w:val="en-GB" w:eastAsia="en-GB" w:bidi="ar-SA"/>
+            </w:rPr>
+          </w:pPr>
+          <w:hyperlink w:anchor="_Toc224162997" w:history="1">
+            <w:r>
+              <w:rPr>
+                <w:rStyle w:val="Hyperlink"/>
+                <w:rFonts w:ascii="Times New Roman" w:eastAsia="Times New Roman" w:hAnsi="Times New Roman" w:cs="Times New Roman"/>
+                <w:b/>
+                <w:bCs/>
+                <w:noProof/>
+                <w:kern w:val="36"/>
+                <w:lang w:val="en-GB" w:eastAsia="en-GB"/>
+                <w14:ligatures w14:val="none"/>
+              </w:rPr>
+              <w:t>20.13 Training Program Structure</w:t>
+            </w:r>
+            <w:r>
+              <w:rPr>
+                <w:noProof/>
+                <w:webHidden/>
+              </w:rPr>
+              <w:tab/>
+            </w:r>
+            <w:r>
+              <w:rPr>
+                <w:noProof/>
+                <w:webHidden/>
+              </w:rPr>
+              <w:fldChar w:fldCharType="begin"/>
+            </w:r>
+            <w:r>
+              <w:rPr>
+                <w:noProof/>
+                <w:webHidden/>
+              </w:rPr>
+              <w:instrText xml:space="preserve"> PAGEREF _Toc224162997 \h </w:instrText>
+            </w:r>
+            <w:r>
+              <w:rPr>
+                <w:noProof/>
+                <w:webHidden/>
+              </w:rPr>
+            </w:r>
+            <w:r>
+              <w:rPr>
+                <w:noProof/>
+                <w:webHidden/>
+              </w:rPr>
+              <w:fldChar w:fldCharType="separate"/>
+            </w:r>
+            <w:r>
+              <w:rPr>
+                <w:noProof/>
+                <w:webHidden/>
+              </w:rPr>
+              <w:t>7</w:t>
+            </w:r>
+            <w:r>
+              <w:rPr>
+                <w:noProof/>
+                <w:webHidden/>
+              </w:rPr>
+              <w:fldChar w:fldCharType="end"/>
+            </w:r>
+          </w:hyperlink>
+        </w:p>
+        <w:p>
+          <w:pPr>
+            <w:pStyle w:val="TOC1"/>
+            <w:tabs>
+              <w:tab w:val="right" w:leader="dot" w:pos="9016"/>
+            </w:tabs>
+            <w:rPr>
+              <w:rFonts w:eastAsiaTheme="minorEastAsia"/>
+              <w:noProof/>
+              <w:sz w:val="24"/>
+              <w:szCs w:val="24"/>
+              <w:lang w:val="en-GB" w:eastAsia="en-GB" w:bidi="ar-SA"/>
+            </w:rPr>
+          </w:pPr>
+          <w:hyperlink w:anchor="_Toc224162998" w:history="1">
+            <w:r>
+              <w:rPr>
+                <w:rStyle w:val="Hyperlink"/>
+                <w:rFonts w:ascii="Times New Roman" w:eastAsia="Times New Roman" w:hAnsi="Times New Roman" w:cs="Times New Roman"/>
+                <w:b/>
+                <w:bCs/>
+                <w:noProof/>
+                <w:kern w:val="36"/>
+                <w:lang w:val="en-GB" w:eastAsia="en-GB"/>
+                <w14:ligatures w14:val="none"/>
+              </w:rPr>
+              <w:t>20.14 Alignment with International Standards</w:t>
+            </w:r>
+            <w:r>
+              <w:rPr>
+                <w:noProof/>
+                <w:webHidden/>
+              </w:rPr>
+              <w:tab/>
+            </w:r>
+            <w:r>
+              <w:rPr>
+                <w:noProof/>
+                <w:webHidden/>
+              </w:rPr>
+              <w:fldChar w:fldCharType="begin"/>
+            </w:r>
+            <w:r>
+              <w:rPr>
+                <w:noProof/>
+                <w:webHidden/>
+              </w:rPr>
+              <w:instrText xml:space="preserve"> PAGEREF _Toc224162998 \h </w:instrText>
+            </w:r>
+            <w:r>
+              <w:rPr>
+                <w:noProof/>
+                <w:webHidden/>
+              </w:rPr>
+            </w:r>
+            <w:r>
+              <w:rPr>
+                <w:noProof/>
+                <w:webHidden/>
+              </w:rPr>
+              <w:fldChar w:fldCharType="separate"/>
+            </w:r>
+            <w:r>
+              <w:rPr>
+                <w:noProof/>
+                <w:webHidden/>
+              </w:rPr>
+              <w:t>7</w:t>
+            </w:r>
+            <w:r>
+              <w:rPr>
+                <w:noProof/>
+                <w:webHidden/>
+              </w:rPr>
+              <w:fldChar w:fldCharType="end"/>
+            </w:r>
+          </w:hyperlink>
+        </w:p>
+        <w:p>
+          <w:pPr>
+            <w:pStyle w:val="TOC1"/>
+            <w:tabs>
+              <w:tab w:val="right" w:leader="dot" w:pos="9016"/>
+            </w:tabs>
+            <w:rPr>
+              <w:rFonts w:eastAsiaTheme="minorEastAsia"/>
+              <w:noProof/>
+              <w:sz w:val="24"/>
+              <w:szCs w:val="24"/>
+              <w:lang w:val="en-GB" w:eastAsia="en-GB" w:bidi="ar-SA"/>
+            </w:rPr>
+          </w:pPr>
+          <w:hyperlink w:anchor="_Toc224162999" w:history="1">
+            <w:r>
+              <w:rPr>
+                <w:rStyle w:val="Hyperlink"/>
+                <w:rFonts w:ascii="Times New Roman" w:eastAsia="Times New Roman" w:hAnsi="Times New Roman" w:cs="Times New Roman"/>
+                <w:b/>
+                <w:bCs/>
+                <w:noProof/>
+                <w:kern w:val="36"/>
+                <w:lang w:val="en-GB" w:eastAsia="en-GB"/>
+                <w14:ligatures w14:val="none"/>
+              </w:rPr>
+              <w:t>20.15 Maturity Model</w:t>
+            </w:r>
+            <w:r>
+              <w:rPr>
+                <w:noProof/>
+                <w:webHidden/>
+              </w:rPr>
+              <w:tab/>
+            </w:r>
+            <w:r>
+              <w:rPr>
+                <w:noProof/>
+                <w:webHidden/>
+              </w:rPr>
+              <w:fldChar w:fldCharType="begin"/>
+            </w:r>
+            <w:r>
+              <w:rPr>
+                <w:noProof/>
+                <w:webHidden/>
+              </w:rPr>
+              <w:instrText xml:space="preserve"> PAGEREF _Toc224162999 \h </w:instrText>
+            </w:r>
+            <w:r>
+              <w:rPr>
+                <w:noProof/>
+                <w:webHidden/>
+              </w:rPr>
+            </w:r>
+            <w:r>
+              <w:rPr>
+                <w:noProof/>
+                <w:webHidden/>
+              </w:rPr>
+              <w:fldChar w:fldCharType="separate"/>
+            </w:r>
+            <w:r>
+              <w:rPr>
+                <w:noProof/>
+                <w:webHidden/>
+              </w:rPr>
+              <w:t>7</w:t>
+            </w:r>
+            <w:r>
+              <w:rPr>
+                <w:noProof/>
+                <w:webHidden/>
+              </w:rPr>
+              <w:fldChar w:fldCharType="end"/>
+            </w:r>
+          </w:hyperlink>
+        </w:p>
+        <w:p>
+          <w:pPr>
+            <w:pStyle w:val="TOC1"/>
+            <w:tabs>
+              <w:tab w:val="right" w:leader="dot" w:pos="9016"/>
+            </w:tabs>
+            <w:rPr>
+              <w:rFonts w:eastAsiaTheme="minorEastAsia"/>
+              <w:noProof/>
+              <w:sz w:val="24"/>
+              <w:szCs w:val="24"/>
+              <w:lang w:val="en-GB" w:eastAsia="en-GB" w:bidi="ar-SA"/>
+            </w:rPr>
+          </w:pPr>
+          <w:hyperlink w:anchor="_Toc224163000" w:history="1">
+            <w:r>
+              <w:rPr>
+                <w:rStyle w:val="Hyperlink"/>
+                <w:rFonts w:ascii="Times New Roman" w:eastAsia="Times New Roman" w:hAnsi="Times New Roman" w:cs="Times New Roman"/>
+                <w:b/>
+                <w:bCs/>
+                <w:noProof/>
+                <w:kern w:val="36"/>
+                <w:lang w:val="en-GB" w:eastAsia="en-GB"/>
+                <w14:ligatures w14:val="none"/>
+              </w:rPr>
+              <w:t>Summary</w:t>
+            </w:r>
+            <w:r>
+              <w:rPr>
+                <w:noProof/>
+                <w:webHidden/>
+              </w:rPr>
+              <w:tab/>
+            </w:r>
+            <w:r>
+              <w:rPr>
+                <w:noProof/>
+                <w:webHidden/>
+              </w:rPr>
+              <w:fldChar w:fldCharType="begin"/>
+            </w:r>
+            <w:r>
+              <w:rPr>
+                <w:noProof/>
+                <w:webHidden/>
+              </w:rPr>
+              <w:instrText xml:space="preserve"> PAGEREF _Toc224163000 \h </w:instrText>
+            </w:r>
+            <w:r>
+              <w:rPr>
+                <w:noProof/>
+                <w:webHidden/>
+              </w:rPr>
+            </w:r>
+            <w:r>
+              <w:rPr>
+                <w:noProof/>
+                <w:webHidden/>
+              </w:rPr>
+              <w:fldChar w:fldCharType="separate"/>
+            </w:r>
+            <w:r>
+              <w:rPr>
+                <w:noProof/>
+                <w:webHidden/>
+              </w:rPr>
+              <w:t>7</w:t>
+            </w:r>
+            <w:r>
+              <w:rPr>
+                <w:noProof/>
+                <w:webHidden/>
+              </w:rPr>
+              <w:fldChar w:fldCharType="end"/>
+            </w:r>
+          </w:hyperlink>
+        </w:p>
+        <w:p>
+          <w:pPr>
+            <w:pStyle w:val="TOC3"/>
+            <w:tabs>
+              <w:tab w:val="right" w:leader="dot" w:pos="9016"/>
+            </w:tabs>
+            <w:rPr>
+              <w:noProof/>
+            </w:rPr>
+          </w:pPr>
+          <w:hyperlink w:anchor="_Toc224163001" w:history="1">
+            <w:r>
+              <w:rPr>
+                <w:rStyle w:val="Hyperlink"/>
+                <w:noProof/>
+              </w:rPr>
+              <w:t>Forms and template</w:t>
+            </w:r>
+            <w:r>
+              <w:rPr>
+                <w:noProof/>
+                <w:webHidden/>
+              </w:rPr>
+              <w:tab/>
+            </w:r>
+            <w:r>
+              <w:rPr>
+                <w:noProof/>
+                <w:webHidden/>
+              </w:rPr>
+              <w:fldChar w:fldCharType="begin"/>
+            </w:r>
+            <w:r>
+              <w:rPr>
+                <w:noProof/>
+                <w:webHidden/>
+              </w:rPr>
+              <w:instrText xml:space="preserve"> PAGEREF _Toc224163001 \h </w:instrText>
+            </w:r>
+            <w:r>
+              <w:rPr>
+                <w:noProof/>
+                <w:webHidden/>
+              </w:rPr>
+            </w:r>
+            <w:r>
+              <w:rPr>
+                <w:noProof/>
+                <w:webHidden/>
+              </w:rPr>
+              <w:fldChar w:fldCharType="separate"/>
+            </w:r>
+            <w:r>
+              <w:rPr>
+                <w:noProof/>
+                <w:webHidden/>
+              </w:rPr>
+              <w:t>8</w:t>
+            </w:r>
+            <w:r>
+              <w:rPr>
+                <w:noProof/>
+                <w:webHidden/>
+              </w:rPr>
+              <w:fldChar w:fldCharType="end"/>
+            </w:r>
+          </w:hyperlink>
+        </w:p>
+        <w:p>
+          <w:r>
+            <w:rPr>
+              <w:b/>
+              <w:bCs/>
+              <w:noProof/>
+            </w:rPr>
+            <w:fldChar w:fldCharType="end"/>
+          </w:r>
+        </w:p>
+      </w:sdtContent>
+    </w:sdt>
+    <w:p>
+      <w:pPr>
+        <w:rPr>
+          <w:rFonts w:ascii="Times New Roman" w:eastAsia="Times New Roman" w:hAnsi="Times New Roman" w:cs="Times New Roman"/>
+          <w:i/>
+          <w:iCs/>
+          <w:kern w:val="0"/>
+          <w:sz w:val="24"/>
+          <w:szCs w:val="24"/>
+          <w:lang w:val="en-GB" w:eastAsia="en-GB" w:bidi="ar-SA"/>
+          <w14:ligatures w14:val="none"/>
+        </w:rPr>
+      </w:pPr>
+      <w:r>
+        <w:rPr>
+          <w:rFonts w:ascii="Times New Roman" w:eastAsia="Times New Roman" w:hAnsi="Times New Roman" w:cs="Times New Roman"/>
+          <w:i/>
+          <w:iCs/>
+          <w:kern w:val="0"/>
+          <w:sz w:val="24"/>
+          <w:szCs w:val="24"/>
+          <w:lang w:val="en-GB" w:eastAsia="en-GB" w:bidi="ar-SA"/>
+          <w14:ligatures w14:val="none"/>
+        </w:rPr>
+        <w:br w:type="page"/>
       </w:r>
     </w:p>
     <w:p>
       <w:pPr>
-        <w:spacing w:after="0" w:line="240" w:lineRule="auto"/>
-        <w:rPr>
-          <w:rFonts w:ascii="Times New Roman" w:eastAsia="Times New Roman" w:hAnsi="Times New Roman" w:cs="Times New Roman"/>
-          <w:kern w:val="0"/>
-          <w:sz w:val="24"/>
-          <w:szCs w:val="24"/>
-          <w:lang w:val="en-GB" w:eastAsia="en-GB" w:bidi="ar-SA"/>
-          <w14:ligatures w14:val="none"/>
-        </w:rPr>
-      </w:pPr>
-      <w:r>
-        <w:rPr>
-          <w:rFonts w:ascii="Times New Roman" w:eastAsia="Times New Roman" w:hAnsi="Times New Roman" w:cs="Times New Roman"/>
-          <w:kern w:val="0"/>
-          <w:sz w:val="24"/>
-          <w:szCs w:val="24"/>
-          <w:lang w:val="en-GB" w:eastAsia="en-GB" w:bidi="ar-SA"/>
-          <w14:ligatures w14:val="none"/>
-        </w:rPr>
-        <w:pict w14:anchorId="7224852D">
-          <v:rect id="_x0000_i1025" style="width:0;height:1.5pt" o:hralign="center" o:hrstd="t" o:hr="t" fillcolor="#a0a0a0" stroked="f"/>
-        </w:pict>
+        <w:spacing w:before="100" w:beforeAutospacing="1" w:after="100" w:afterAutospacing="1" w:line="240" w:lineRule="auto"/>
+        <w:rPr>
+          <w:rFonts w:ascii="Times New Roman" w:eastAsia="Times New Roman" w:hAnsi="Times New Roman" w:cs="Times New Roman"/>
+          <w:kern w:val="0"/>
+          <w:sz w:val="24"/>
+          <w:szCs w:val="24"/>
+          <w:lang w:val="en-GB" w:eastAsia="en-GB" w:bidi="ar-SA"/>
+          <w14:ligatures w14:val="none"/>
+        </w:rPr>
+      </w:pPr>
+      <w:r>
+        <w:rPr>
+          <w:rFonts w:ascii="Times New Roman" w:eastAsia="Times New Roman" w:hAnsi="Times New Roman" w:cs="Times New Roman"/>
+          <w:i/>
+          <w:iCs/>
+          <w:kern w:val="0"/>
+          <w:sz w:val="24"/>
+          <w:szCs w:val="24"/>
+          <w:lang w:val="en-GB" w:eastAsia="en-GB" w:bidi="ar-SA"/>
+          <w14:ligatures w14:val="none"/>
+        </w:rPr>
+        <w:lastRenderedPageBreak/>
+        <w:t>(Corporate Ethics, Compliance &amp; Code of Conduct Framework – RAM Governance Architecture)</w:t>
       </w:r>
     </w:p>
     <w:p>
       <w:pPr>
+        <w:spacing w:after="0" w:line="240" w:lineRule="auto"/>
+        <w:rPr>
+          <w:rFonts w:ascii="Times New Roman" w:eastAsia="Times New Roman" w:hAnsi="Times New Roman" w:cs="Times New Roman"/>
+          <w:kern w:val="0"/>
+          <w:sz w:val="24"/>
+          <w:szCs w:val="24"/>
+          <w:lang w:val="en-GB" w:eastAsia="en-GB" w:bidi="ar-SA"/>
+          <w14:ligatures w14:val="none"/>
+        </w:rPr>
+      </w:pPr>
+      <w:r>
+        <w:rPr>
+          <w:rFonts w:ascii="Times New Roman" w:eastAsia="Times New Roman" w:hAnsi="Times New Roman" w:cs="Times New Roman"/>
+          <w:kern w:val="0"/>
+          <w:sz w:val="24"/>
+          <w:szCs w:val="24"/>
+          <w:lang w:val="en-GB" w:eastAsia="en-GB" w:bidi="ar-SA"/>
+          <w14:ligatures w14:val="none"/>
+        </w:rPr>
+        <w:pict w14:anchorId="7224852D">
+          <v:rect id="_x0000_i1094" style="width:0;height:1.5pt" o:hralign="center" o:hrstd="t" o:hr="t" fillcolor="#a0a0a0" stroked="f"/>
+        </w:pict>
+      </w:r>
+    </w:p>
+    <w:p>
+      <w:pPr>
+        <w:pStyle w:val="ListParagraph"/>
+        <w:numPr>
+          <w:ilvl w:val="0"/>
+          <w:numId w:val="11"/>
+        </w:numPr>
         <w:spacing w:before="100" w:beforeAutospacing="1" w:after="100" w:afterAutospacing="1" w:line="240" w:lineRule="auto"/>
         <w:outlineLvl w:val="1"/>
         <w:rPr>
@@ -99,6 +3367,7 @@
           <w14:ligatures w14:val="none"/>
         </w:rPr>
       </w:pPr>
+      <w:bookmarkStart w:id="1" w:name="_Toc224162984"/>
       <w:r>
         <w:rPr>
           <w:rFonts w:ascii="Times New Roman" w:eastAsia="Times New Roman" w:hAnsi="Times New Roman" w:cs="Times New Roman"/>
@@ -110,34 +3379,9 @@
           <w:lang w:val="en-GB" w:eastAsia="en-GB" w:bidi="ar-SA"/>
           <w14:ligatures w14:val="none"/>
         </w:rPr>
-        <w:t>1️</w:t>
-      </w:r>
-      <w:r>
-        <w:rPr>
-          <w:rFonts w:ascii="Segoe UI Symbol" w:eastAsia="Times New Roman" w:hAnsi="Segoe UI Symbol" w:cs="Segoe UI Symbol"/>
-          <w:b/>
-          <w:bCs/>
-          <w:kern w:val="0"/>
-          <w:sz w:val="36"/>
-          <w:szCs w:val="36"/>
-          <w:lang w:val="en-GB" w:eastAsia="en-GB" w:bidi="ar-SA"/>
-          <w14:ligatures w14:val="none"/>
-        </w:rPr>
-        <w:t>⃣</w:t>
-      </w:r>
-      <w:r>
-        <w:rPr>
-          <w:rFonts w:ascii="Times New Roman" w:eastAsia="Times New Roman" w:hAnsi="Times New Roman" w:cs="Times New Roman"/>
-          <w:b/>
-          <w:bCs/>
-          <w:kern w:val="0"/>
-          <w:sz w:val="36"/>
-          <w:szCs w:val="36"/>
-          <w:lang w:val="en-GB" w:eastAsia="en-GB" w:bidi="ar-SA"/>
-          <w14:ligatures w14:val="none"/>
-        </w:rPr>
-        <w:t xml:space="preserve"> Policy Objective</w:t>
-      </w:r>
+        <w:t>Policy Objective</w:t>
+      </w:r>
+      <w:bookmarkEnd w:id="1"/>
     </w:p>
     <w:p>
       <w:pPr>
@@ -377,7 +3621,7 @@
           <w14:ligatures w14:val="none"/>
         </w:rPr>
         <w:pict w14:anchorId="7E15F865">
-          <v:rect id="_x0000_i1026" style="width:0;height:1.5pt" o:hralign="center" o:hrstd="t" o:hr="t" fillcolor="#a0a0a0" stroked="f"/>
+          <v:rect id="_x0000_i1095" style="width:0;height:1.5pt" o:hralign="center" o:hrstd="t" o:hr="t" fillcolor="#a0a0a0" stroked="f"/>
         </w:pict>
       </w:r>
     </w:p>
@@ -396,9 +3640,10 @@
           <w14:ligatures w14:val="none"/>
         </w:rPr>
       </w:pPr>
-      <w:r>
-        <w:rPr>
-          <w:rFonts w:ascii="Segoe UI Emoji" w:eastAsia="Times New Roman" w:hAnsi="Segoe UI Emoji" w:cs="Segoe UI Emoji"/>
+      <w:bookmarkStart w:id="2" w:name="_Toc224162985"/>
+      <w:r>
+        <w:rPr>
+          <w:rFonts w:ascii="Times New Roman" w:eastAsia="Times New Roman" w:hAnsi="Times New Roman" w:cs="Times New Roman"/>
           <w:b/>
           <w:bCs/>
           <w:kern w:val="36"/>
@@ -407,21 +3652,9 @@
           <w:lang w:val="en-GB" w:eastAsia="en-GB" w:bidi="ar-SA"/>
           <w14:ligatures w14:val="none"/>
         </w:rPr>
-        <w:t>📌</w:t>
-      </w:r>
-      <w:r>
-        <w:rPr>
-          <w:rFonts w:ascii="Times New Roman" w:eastAsia="Times New Roman" w:hAnsi="Times New Roman" w:cs="Times New Roman"/>
-          <w:b/>
-          <w:bCs/>
-          <w:kern w:val="36"/>
-          <w:sz w:val="48"/>
-          <w:szCs w:val="48"/>
-          <w:lang w:val="en-GB" w:eastAsia="en-GB" w:bidi="ar-SA"/>
-          <w14:ligatures w14:val="none"/>
-        </w:rPr>
-        <w:t xml:space="preserve"> 20.1 Process Architecture (Level 1)</w:t>
-      </w:r>
+        <w:t>20.1 Process Architecture (Level 1)</w:t>
+      </w:r>
+      <w:bookmarkEnd w:id="2"/>
     </w:p>
     <w:p>
       <w:pPr>
@@ -619,7 +3852,7 @@
           <w14:ligatures w14:val="none"/>
         </w:rPr>
         <w:pict w14:anchorId="2BE72E02">
-          <v:rect id="_x0000_i1027" style="width:0;height:1.5pt" o:hralign="center" o:hrstd="t" o:hr="t" fillcolor="#a0a0a0" stroked="f"/>
+          <v:rect id="_x0000_i1096" style="width:0;height:1.5pt" o:hralign="center" o:hrstd="t" o:hr="t" fillcolor="#a0a0a0" stroked="f"/>
         </w:pict>
       </w:r>
     </w:p>
@@ -638,9 +3871,10 @@
           <w14:ligatures w14:val="none"/>
         </w:rPr>
       </w:pPr>
-      <w:r>
-        <w:rPr>
-          <w:rFonts w:ascii="Segoe UI Emoji" w:eastAsia="Times New Roman" w:hAnsi="Segoe UI Emoji" w:cs="Segoe UI Emoji"/>
+      <w:bookmarkStart w:id="3" w:name="_Toc224162986"/>
+      <w:r>
+        <w:rPr>
+          <w:rFonts w:ascii="Times New Roman" w:eastAsia="Times New Roman" w:hAnsi="Times New Roman" w:cs="Times New Roman"/>
           <w:b/>
           <w:bCs/>
           <w:kern w:val="36"/>
@@ -649,21 +3883,9 @@
           <w:lang w:val="en-GB" w:eastAsia="en-GB" w:bidi="ar-SA"/>
           <w14:ligatures w14:val="none"/>
         </w:rPr>
-        <w:t>🧭</w:t>
-      </w:r>
-      <w:r>
-        <w:rPr>
-          <w:rFonts w:ascii="Times New Roman" w:eastAsia="Times New Roman" w:hAnsi="Times New Roman" w:cs="Times New Roman"/>
-          <w:b/>
-          <w:bCs/>
-          <w:kern w:val="36"/>
-          <w:sz w:val="48"/>
-          <w:szCs w:val="48"/>
-          <w:lang w:val="en-GB" w:eastAsia="en-GB" w:bidi="ar-SA"/>
-          <w14:ligatures w14:val="none"/>
-        </w:rPr>
-        <w:t xml:space="preserve"> 20.2 SIPOC – Ethics &amp; Compliance Oversight</w:t>
-      </w:r>
+        <w:t>20.2 SIPOC – Ethics &amp; Compliance Oversight</w:t>
+      </w:r>
+      <w:bookmarkEnd w:id="3"/>
     </w:p>
     <w:tbl>
       <w:tblPr>
@@ -1348,7 +4570,6 @@
                 <w:lang w:val="en-GB" w:eastAsia="en-GB" w:bidi="ar-SA"/>
                 <w14:ligatures w14:val="none"/>
               </w:rPr>
-              <w:lastRenderedPageBreak/>
               <w:t>Audit</w:t>
             </w:r>
           </w:p>
@@ -1651,8 +4872,9 @@
           <w:lang w:val="en-GB" w:eastAsia="en-GB" w:bidi="ar-SA"/>
           <w14:ligatures w14:val="none"/>
         </w:rPr>
+        <w:lastRenderedPageBreak/>
         <w:pict w14:anchorId="5EDCCB2E">
-          <v:rect id="_x0000_i1028" style="width:0;height:1.5pt" o:hralign="center" o:hrstd="t" o:hr="t" fillcolor="#a0a0a0" stroked="f"/>
+          <v:rect id="_x0000_i1097" style="width:0;height:1.5pt" o:hralign="center" o:hrstd="t" o:hr="t" fillcolor="#a0a0a0" stroked="f"/>
         </w:pict>
       </w:r>
     </w:p>
@@ -1671,9 +4893,10 @@
           <w14:ligatures w14:val="none"/>
         </w:rPr>
       </w:pPr>
-      <w:r>
-        <w:rPr>
-          <w:rFonts w:ascii="Segoe UI Emoji" w:eastAsia="Times New Roman" w:hAnsi="Segoe UI Emoji" w:cs="Segoe UI Emoji"/>
+      <w:bookmarkStart w:id="4" w:name="_Toc224162987"/>
+      <w:r>
+        <w:rPr>
+          <w:rFonts w:ascii="Times New Roman" w:eastAsia="Times New Roman" w:hAnsi="Times New Roman" w:cs="Times New Roman"/>
           <w:b/>
           <w:bCs/>
           <w:kern w:val="36"/>
@@ -1682,21 +4905,9 @@
           <w:lang w:val="en-GB" w:eastAsia="en-GB" w:bidi="ar-SA"/>
           <w14:ligatures w14:val="none"/>
         </w:rPr>
-        <w:t>🔄</w:t>
-      </w:r>
-      <w:r>
-        <w:rPr>
-          <w:rFonts w:ascii="Times New Roman" w:eastAsia="Times New Roman" w:hAnsi="Times New Roman" w:cs="Times New Roman"/>
-          <w:b/>
-          <w:bCs/>
-          <w:kern w:val="36"/>
-          <w:sz w:val="48"/>
-          <w:szCs w:val="48"/>
-          <w:lang w:val="en-GB" w:eastAsia="en-GB" w:bidi="ar-SA"/>
-          <w14:ligatures w14:val="none"/>
-        </w:rPr>
-        <w:t xml:space="preserve"> 20.3 Core BPMN Flow – Ethics Breach Handling</w:t>
-      </w:r>
+        <w:t>20.3 Core BPMN Flow – Ethics Breach Handling</w:t>
+      </w:r>
+      <w:bookmarkEnd w:id="4"/>
     </w:p>
     <w:p>
       <w:pPr>
@@ -1990,7 +5201,7 @@
           <w14:ligatures w14:val="none"/>
         </w:rPr>
         <w:pict w14:anchorId="576B965A">
-          <v:rect id="_x0000_i1029" style="width:0;height:1.5pt" o:hralign="center" o:hrstd="t" o:hr="t" fillcolor="#a0a0a0" stroked="f"/>
+          <v:rect id="_x0000_i1098" style="width:0;height:1.5pt" o:hralign="center" o:hrstd="t" o:hr="t" fillcolor="#a0a0a0" stroked="f"/>
         </w:pict>
       </w:r>
     </w:p>
@@ -2009,9 +5220,10 @@
           <w14:ligatures w14:val="none"/>
         </w:rPr>
       </w:pPr>
-      <w:r>
-        <w:rPr>
-          <w:rFonts w:ascii="Segoe UI Emoji" w:eastAsia="Times New Roman" w:hAnsi="Segoe UI Emoji" w:cs="Segoe UI Emoji"/>
+      <w:bookmarkStart w:id="5" w:name="_Toc224162988"/>
+      <w:r>
+        <w:rPr>
+          <w:rFonts w:ascii="Times New Roman" w:eastAsia="Times New Roman" w:hAnsi="Times New Roman" w:cs="Times New Roman"/>
           <w:b/>
           <w:bCs/>
           <w:kern w:val="36"/>
@@ -2020,21 +5232,9 @@
           <w:lang w:val="en-GB" w:eastAsia="en-GB" w:bidi="ar-SA"/>
           <w14:ligatures w14:val="none"/>
         </w:rPr>
-        <w:t>👥</w:t>
-      </w:r>
-      <w:r>
-        <w:rPr>
-          <w:rFonts w:ascii="Times New Roman" w:eastAsia="Times New Roman" w:hAnsi="Times New Roman" w:cs="Times New Roman"/>
-          <w:b/>
-          <w:bCs/>
-          <w:kern w:val="36"/>
-          <w:sz w:val="48"/>
-          <w:szCs w:val="48"/>
-          <w:lang w:val="en-GB" w:eastAsia="en-GB" w:bidi="ar-SA"/>
-          <w14:ligatures w14:val="none"/>
-        </w:rPr>
-        <w:t xml:space="preserve"> 20.4 RACI Matrix</w:t>
-      </w:r>
+        <w:t>20.4 RACI Matrix</w:t>
+      </w:r>
+      <w:bookmarkEnd w:id="5"/>
     </w:p>
     <w:tbl>
       <w:tblPr>
@@ -3632,7 +6832,7 @@
           <w14:ligatures w14:val="none"/>
         </w:rPr>
         <w:pict w14:anchorId="5573D116">
-          <v:rect id="_x0000_i1030" style="width:0;height:1.5pt" o:hralign="center" o:hrstd="t" o:hr="t" fillcolor="#a0a0a0" stroked="f"/>
+          <v:rect id="_x0000_i1099" style="width:0;height:1.5pt" o:hralign="center" o:hrstd="t" o:hr="t" fillcolor="#a0a0a0" stroked="f"/>
         </w:pict>
       </w:r>
     </w:p>
@@ -3651,9 +6851,10 @@
           <w14:ligatures w14:val="none"/>
         </w:rPr>
       </w:pPr>
-      <w:r>
-        <w:rPr>
-          <w:rFonts w:ascii="Segoe UI Emoji" w:eastAsia="Times New Roman" w:hAnsi="Segoe UI Emoji" w:cs="Segoe UI Emoji"/>
+      <w:bookmarkStart w:id="6" w:name="_Toc224162989"/>
+      <w:r>
+        <w:rPr>
+          <w:rFonts w:ascii="Times New Roman" w:eastAsia="Times New Roman" w:hAnsi="Times New Roman" w:cs="Times New Roman"/>
           <w:b/>
           <w:bCs/>
           <w:kern w:val="36"/>
@@ -3662,21 +6863,9 @@
           <w:lang w:val="en-GB" w:eastAsia="en-GB" w:bidi="ar-SA"/>
           <w14:ligatures w14:val="none"/>
         </w:rPr>
-        <w:t>📊</w:t>
-      </w:r>
-      <w:r>
-        <w:rPr>
-          <w:rFonts w:ascii="Times New Roman" w:eastAsia="Times New Roman" w:hAnsi="Times New Roman" w:cs="Times New Roman"/>
-          <w:b/>
-          <w:bCs/>
-          <w:kern w:val="36"/>
-          <w:sz w:val="48"/>
-          <w:szCs w:val="48"/>
-          <w:lang w:val="en-GB" w:eastAsia="en-GB" w:bidi="ar-SA"/>
-          <w14:ligatures w14:val="none"/>
-        </w:rPr>
-        <w:t xml:space="preserve"> 20.5 KPIs</w:t>
-      </w:r>
+        <w:t>20.5 KPIs</w:t>
+      </w:r>
+      <w:bookmarkEnd w:id="6"/>
     </w:p>
     <w:tbl>
       <w:tblPr>
@@ -3791,7 +6980,6 @@
                 <w:lang w:val="en-GB" w:eastAsia="en-GB" w:bidi="ar-SA"/>
                 <w14:ligatures w14:val="none"/>
               </w:rPr>
-              <w:lastRenderedPageBreak/>
               <w:t>% Employees trained annually</w:t>
             </w:r>
           </w:p>
@@ -4108,6 +7296,7 @@
                 <w:lang w:val="en-GB" w:eastAsia="en-GB" w:bidi="ar-SA"/>
                 <w14:ligatures w14:val="none"/>
               </w:rPr>
+              <w:lastRenderedPageBreak/>
               <w:t>Whistleblower retaliation cases</w:t>
             </w:r>
           </w:p>
@@ -4166,7 +7355,7 @@
           <w14:ligatures w14:val="none"/>
         </w:rPr>
         <w:pict w14:anchorId="57292364">
-          <v:rect id="_x0000_i1031" style="width:0;height:1.5pt" o:hralign="center" o:hrstd="t" o:hr="t" fillcolor="#a0a0a0" stroked="f"/>
+          <v:rect id="_x0000_i1100" style="width:0;height:1.5pt" o:hralign="center" o:hrstd="t" o:hr="t" fillcolor="#a0a0a0" stroked="f"/>
         </w:pict>
       </w:r>
     </w:p>
@@ -4185,9 +7374,10 @@
           <w14:ligatures w14:val="none"/>
         </w:rPr>
       </w:pPr>
-      <w:r>
-        <w:rPr>
-          <w:rFonts w:ascii="Segoe UI Symbol" w:eastAsia="Times New Roman" w:hAnsi="Segoe UI Symbol" w:cs="Segoe UI Symbol"/>
+      <w:bookmarkStart w:id="7" w:name="_Toc224162990"/>
+      <w:r>
+        <w:rPr>
+          <w:rFonts w:ascii="Times New Roman" w:eastAsia="Times New Roman" w:hAnsi="Times New Roman" w:cs="Times New Roman"/>
           <w:b/>
           <w:bCs/>
           <w:kern w:val="36"/>
@@ -4196,9 +7386,320 @@
           <w:lang w:val="en-GB" w:eastAsia="en-GB" w:bidi="ar-SA"/>
           <w14:ligatures w14:val="none"/>
         </w:rPr>
-        <w:t>🏛</w:t>
-      </w:r>
-      <w:r>
+        <w:t>20.6 Key Policies (Level 2 Documents)</w:t>
+      </w:r>
+      <w:bookmarkEnd w:id="7"/>
+    </w:p>
+    <w:p>
+      <w:pPr>
+        <w:numPr>
+          <w:ilvl w:val="0"/>
+          <w:numId w:val="2"/>
+        </w:numPr>
+        <w:spacing w:before="100" w:beforeAutospacing="1" w:after="100" w:afterAutospacing="1" w:line="240" w:lineRule="auto"/>
+        <w:rPr>
+          <w:rFonts w:ascii="Times New Roman" w:eastAsia="Times New Roman" w:hAnsi="Times New Roman" w:cs="Times New Roman"/>
+          <w:kern w:val="0"/>
+          <w:sz w:val="24"/>
+          <w:szCs w:val="24"/>
+          <w:lang w:val="en-GB" w:eastAsia="en-GB" w:bidi="ar-SA"/>
+          <w14:ligatures w14:val="none"/>
+        </w:rPr>
+      </w:pPr>
+      <w:r>
+        <w:rPr>
+          <w:rFonts w:ascii="Times New Roman" w:eastAsia="Times New Roman" w:hAnsi="Times New Roman" w:cs="Times New Roman"/>
+          <w:kern w:val="0"/>
+          <w:sz w:val="24"/>
+          <w:szCs w:val="24"/>
+          <w:lang w:val="en-GB" w:eastAsia="en-GB" w:bidi="ar-SA"/>
+          <w14:ligatures w14:val="none"/>
+        </w:rPr>
+        <w:t>Code of Business Conduct Policy</w:t>
+      </w:r>
+    </w:p>
+    <w:p>
+      <w:pPr>
+        <w:numPr>
+          <w:ilvl w:val="0"/>
+          <w:numId w:val="2"/>
+        </w:numPr>
+        <w:spacing w:before="100" w:beforeAutospacing="1" w:after="100" w:afterAutospacing="1" w:line="240" w:lineRule="auto"/>
+        <w:rPr>
+          <w:rFonts w:ascii="Times New Roman" w:eastAsia="Times New Roman" w:hAnsi="Times New Roman" w:cs="Times New Roman"/>
+          <w:kern w:val="0"/>
+          <w:sz w:val="24"/>
+          <w:szCs w:val="24"/>
+          <w:lang w:val="en-GB" w:eastAsia="en-GB" w:bidi="ar-SA"/>
+          <w14:ligatures w14:val="none"/>
+        </w:rPr>
+      </w:pPr>
+      <w:r>
+        <w:rPr>
+          <w:rFonts w:ascii="Times New Roman" w:eastAsia="Times New Roman" w:hAnsi="Times New Roman" w:cs="Times New Roman"/>
+          <w:kern w:val="0"/>
+          <w:sz w:val="24"/>
+          <w:szCs w:val="24"/>
+          <w:lang w:val="en-GB" w:eastAsia="en-GB" w:bidi="ar-SA"/>
+          <w14:ligatures w14:val="none"/>
+        </w:rPr>
+        <w:t>Anti-Bribery &amp; Anti-Corruption Policy</w:t>
+      </w:r>
+    </w:p>
+    <w:p>
+      <w:pPr>
+        <w:numPr>
+          <w:ilvl w:val="0"/>
+          <w:numId w:val="2"/>
+        </w:numPr>
+        <w:spacing w:before="100" w:beforeAutospacing="1" w:after="100" w:afterAutospacing="1" w:line="240" w:lineRule="auto"/>
+        <w:rPr>
+          <w:rFonts w:ascii="Times New Roman" w:eastAsia="Times New Roman" w:hAnsi="Times New Roman" w:cs="Times New Roman"/>
+          <w:kern w:val="0"/>
+          <w:sz w:val="24"/>
+          <w:szCs w:val="24"/>
+          <w:lang w:val="en-GB" w:eastAsia="en-GB" w:bidi="ar-SA"/>
+          <w14:ligatures w14:val="none"/>
+        </w:rPr>
+      </w:pPr>
+      <w:r>
+        <w:rPr>
+          <w:rFonts w:ascii="Times New Roman" w:eastAsia="Times New Roman" w:hAnsi="Times New Roman" w:cs="Times New Roman"/>
+          <w:kern w:val="0"/>
+          <w:sz w:val="24"/>
+          <w:szCs w:val="24"/>
+          <w:lang w:val="en-GB" w:eastAsia="en-GB" w:bidi="ar-SA"/>
+          <w14:ligatures w14:val="none"/>
+        </w:rPr>
+        <w:t>Conflict of Interest Policy</w:t>
+      </w:r>
+    </w:p>
+    <w:p>
+      <w:pPr>
+        <w:numPr>
+          <w:ilvl w:val="0"/>
+          <w:numId w:val="2"/>
+        </w:numPr>
+        <w:spacing w:before="100" w:beforeAutospacing="1" w:after="100" w:afterAutospacing="1" w:line="240" w:lineRule="auto"/>
+        <w:rPr>
+          <w:rFonts w:ascii="Times New Roman" w:eastAsia="Times New Roman" w:hAnsi="Times New Roman" w:cs="Times New Roman"/>
+          <w:kern w:val="0"/>
+          <w:sz w:val="24"/>
+          <w:szCs w:val="24"/>
+          <w:lang w:val="en-GB" w:eastAsia="en-GB" w:bidi="ar-SA"/>
+          <w14:ligatures w14:val="none"/>
+        </w:rPr>
+      </w:pPr>
+      <w:r>
+        <w:rPr>
+          <w:rFonts w:ascii="Times New Roman" w:eastAsia="Times New Roman" w:hAnsi="Times New Roman" w:cs="Times New Roman"/>
+          <w:kern w:val="0"/>
+          <w:sz w:val="24"/>
+          <w:szCs w:val="24"/>
+          <w:lang w:val="en-GB" w:eastAsia="en-GB" w:bidi="ar-SA"/>
+          <w14:ligatures w14:val="none"/>
+        </w:rPr>
+        <w:t>Whistleblower Protection Policy</w:t>
+      </w:r>
+    </w:p>
+    <w:p>
+      <w:pPr>
+        <w:numPr>
+          <w:ilvl w:val="0"/>
+          <w:numId w:val="2"/>
+        </w:numPr>
+        <w:spacing w:before="100" w:beforeAutospacing="1" w:after="100" w:afterAutospacing="1" w:line="240" w:lineRule="auto"/>
+        <w:rPr>
+          <w:rFonts w:ascii="Times New Roman" w:eastAsia="Times New Roman" w:hAnsi="Times New Roman" w:cs="Times New Roman"/>
+          <w:kern w:val="0"/>
+          <w:sz w:val="24"/>
+          <w:szCs w:val="24"/>
+          <w:lang w:val="en-GB" w:eastAsia="en-GB" w:bidi="ar-SA"/>
+          <w14:ligatures w14:val="none"/>
+        </w:rPr>
+      </w:pPr>
+      <w:r>
+        <w:rPr>
+          <w:rFonts w:ascii="Times New Roman" w:eastAsia="Times New Roman" w:hAnsi="Times New Roman" w:cs="Times New Roman"/>
+          <w:kern w:val="0"/>
+          <w:sz w:val="24"/>
+          <w:szCs w:val="24"/>
+          <w:lang w:val="en-GB" w:eastAsia="en-GB" w:bidi="ar-SA"/>
+          <w14:ligatures w14:val="none"/>
+        </w:rPr>
+        <w:t>Gifts &amp; Hospitality Policy</w:t>
+      </w:r>
+    </w:p>
+    <w:p>
+      <w:pPr>
+        <w:numPr>
+          <w:ilvl w:val="0"/>
+          <w:numId w:val="2"/>
+        </w:numPr>
+        <w:spacing w:before="100" w:beforeAutospacing="1" w:after="100" w:afterAutospacing="1" w:line="240" w:lineRule="auto"/>
+        <w:rPr>
+          <w:rFonts w:ascii="Times New Roman" w:eastAsia="Times New Roman" w:hAnsi="Times New Roman" w:cs="Times New Roman"/>
+          <w:kern w:val="0"/>
+          <w:sz w:val="24"/>
+          <w:szCs w:val="24"/>
+          <w:lang w:val="en-GB" w:eastAsia="en-GB" w:bidi="ar-SA"/>
+          <w14:ligatures w14:val="none"/>
+        </w:rPr>
+      </w:pPr>
+      <w:r>
+        <w:rPr>
+          <w:rFonts w:ascii="Times New Roman" w:eastAsia="Times New Roman" w:hAnsi="Times New Roman" w:cs="Times New Roman"/>
+          <w:kern w:val="0"/>
+          <w:sz w:val="24"/>
+          <w:szCs w:val="24"/>
+          <w:lang w:val="en-GB" w:eastAsia="en-GB" w:bidi="ar-SA"/>
+          <w14:ligatures w14:val="none"/>
+        </w:rPr>
+        <w:t>Data Protection &amp; Privacy Compliance Policy</w:t>
+      </w:r>
+    </w:p>
+    <w:p>
+      <w:pPr>
+        <w:numPr>
+          <w:ilvl w:val="0"/>
+          <w:numId w:val="2"/>
+        </w:numPr>
+        <w:spacing w:before="100" w:beforeAutospacing="1" w:after="100" w:afterAutospacing="1" w:line="240" w:lineRule="auto"/>
+        <w:rPr>
+          <w:rFonts w:ascii="Times New Roman" w:eastAsia="Times New Roman" w:hAnsi="Times New Roman" w:cs="Times New Roman"/>
+          <w:kern w:val="0"/>
+          <w:sz w:val="24"/>
+          <w:szCs w:val="24"/>
+          <w:lang w:val="en-GB" w:eastAsia="en-GB" w:bidi="ar-SA"/>
+          <w14:ligatures w14:val="none"/>
+        </w:rPr>
+      </w:pPr>
+      <w:r>
+        <w:rPr>
+          <w:rFonts w:ascii="Times New Roman" w:eastAsia="Times New Roman" w:hAnsi="Times New Roman" w:cs="Times New Roman"/>
+          <w:kern w:val="0"/>
+          <w:sz w:val="24"/>
+          <w:szCs w:val="24"/>
+          <w:lang w:val="en-GB" w:eastAsia="en-GB" w:bidi="ar-SA"/>
+          <w14:ligatures w14:val="none"/>
+        </w:rPr>
+        <w:t>Third-Party Due Diligence Policy</w:t>
+      </w:r>
+    </w:p>
+    <w:p>
+      <w:pPr>
+        <w:numPr>
+          <w:ilvl w:val="0"/>
+          <w:numId w:val="2"/>
+        </w:numPr>
+        <w:spacing w:before="100" w:beforeAutospacing="1" w:after="100" w:afterAutospacing="1" w:line="240" w:lineRule="auto"/>
+        <w:rPr>
+          <w:rFonts w:ascii="Times New Roman" w:eastAsia="Times New Roman" w:hAnsi="Times New Roman" w:cs="Times New Roman"/>
+          <w:kern w:val="0"/>
+          <w:sz w:val="24"/>
+          <w:szCs w:val="24"/>
+          <w:lang w:val="en-GB" w:eastAsia="en-GB" w:bidi="ar-SA"/>
+          <w14:ligatures w14:val="none"/>
+        </w:rPr>
+      </w:pPr>
+      <w:r>
+        <w:rPr>
+          <w:rFonts w:ascii="Times New Roman" w:eastAsia="Times New Roman" w:hAnsi="Times New Roman" w:cs="Times New Roman"/>
+          <w:kern w:val="0"/>
+          <w:sz w:val="24"/>
+          <w:szCs w:val="24"/>
+          <w:lang w:val="en-GB" w:eastAsia="en-GB" w:bidi="ar-SA"/>
+          <w14:ligatures w14:val="none"/>
+        </w:rPr>
+        <w:t>Investigation &amp; Disciplinary Policy</w:t>
+      </w:r>
+    </w:p>
+    <w:p>
+      <w:pPr>
+        <w:numPr>
+          <w:ilvl w:val="0"/>
+          <w:numId w:val="2"/>
+        </w:numPr>
+        <w:spacing w:before="100" w:beforeAutospacing="1" w:after="100" w:afterAutospacing="1" w:line="240" w:lineRule="auto"/>
+        <w:rPr>
+          <w:rFonts w:ascii="Times New Roman" w:eastAsia="Times New Roman" w:hAnsi="Times New Roman" w:cs="Times New Roman"/>
+          <w:kern w:val="0"/>
+          <w:sz w:val="24"/>
+          <w:szCs w:val="24"/>
+          <w:lang w:val="en-GB" w:eastAsia="en-GB" w:bidi="ar-SA"/>
+          <w14:ligatures w14:val="none"/>
+        </w:rPr>
+      </w:pPr>
+      <w:r>
+        <w:rPr>
+          <w:rFonts w:ascii="Times New Roman" w:eastAsia="Times New Roman" w:hAnsi="Times New Roman" w:cs="Times New Roman"/>
+          <w:kern w:val="0"/>
+          <w:sz w:val="24"/>
+          <w:szCs w:val="24"/>
+          <w:lang w:val="en-GB" w:eastAsia="en-GB" w:bidi="ar-SA"/>
+          <w14:ligatures w14:val="none"/>
+        </w:rPr>
+        <w:t>ESG Ethical Alignment Policy</w:t>
+      </w:r>
+    </w:p>
+    <w:p>
+      <w:pPr>
+        <w:numPr>
+          <w:ilvl w:val="0"/>
+          <w:numId w:val="2"/>
+        </w:numPr>
+        <w:spacing w:before="100" w:beforeAutospacing="1" w:after="100" w:afterAutospacing="1" w:line="240" w:lineRule="auto"/>
+        <w:rPr>
+          <w:rFonts w:ascii="Times New Roman" w:eastAsia="Times New Roman" w:hAnsi="Times New Roman" w:cs="Times New Roman"/>
+          <w:kern w:val="0"/>
+          <w:sz w:val="24"/>
+          <w:szCs w:val="24"/>
+          <w:lang w:val="en-GB" w:eastAsia="en-GB" w:bidi="ar-SA"/>
+          <w14:ligatures w14:val="none"/>
+        </w:rPr>
+      </w:pPr>
+      <w:r>
+        <w:rPr>
+          <w:rFonts w:ascii="Times New Roman" w:eastAsia="Times New Roman" w:hAnsi="Times New Roman" w:cs="Times New Roman"/>
+          <w:kern w:val="0"/>
+          <w:sz w:val="24"/>
+          <w:szCs w:val="24"/>
+          <w:lang w:val="en-GB" w:eastAsia="en-GB" w:bidi="ar-SA"/>
+          <w14:ligatures w14:val="none"/>
+        </w:rPr>
+        <w:t>Regulatory Compliance Monitoring Policy</w:t>
+      </w:r>
+    </w:p>
+    <w:p>
+      <w:pPr>
+        <w:spacing w:after="0" w:line="240" w:lineRule="auto"/>
+        <w:rPr>
+          <w:rFonts w:ascii="Times New Roman" w:eastAsia="Times New Roman" w:hAnsi="Times New Roman" w:cs="Times New Roman"/>
+          <w:kern w:val="0"/>
+          <w:sz w:val="24"/>
+          <w:szCs w:val="24"/>
+          <w:lang w:val="en-GB" w:eastAsia="en-GB" w:bidi="ar-SA"/>
+          <w14:ligatures w14:val="none"/>
+        </w:rPr>
+      </w:pPr>
+      <w:r>
+        <w:rPr>
+          <w:rFonts w:ascii="Times New Roman" w:eastAsia="Times New Roman" w:hAnsi="Times New Roman" w:cs="Times New Roman"/>
+          <w:kern w:val="0"/>
+          <w:sz w:val="24"/>
+          <w:szCs w:val="24"/>
+          <w:lang w:val="en-GB" w:eastAsia="en-GB" w:bidi="ar-SA"/>
+          <w14:ligatures w14:val="none"/>
+        </w:rPr>
+        <w:pict w14:anchorId="603F8A78">
+          <v:rect id="_x0000_i1101" style="width:0;height:1.5pt" o:hralign="center" o:hrstd="t" o:hr="t" fillcolor="#a0a0a0" stroked="f"/>
+        </w:pict>
+      </w:r>
+    </w:p>
+    <w:p>
+      <w:pPr>
+        <w:spacing w:before="100" w:beforeAutospacing="1" w:after="100" w:afterAutospacing="1" w:line="240" w:lineRule="auto"/>
+        <w:outlineLvl w:val="0"/>
         <w:rPr>
           <w:rFonts w:ascii="Times New Roman" w:eastAsia="Times New Roman" w:hAnsi="Times New Roman" w:cs="Times New Roman"/>
           <w:b/>
@@ -4209,319 +7710,9 @@
           <w:lang w:val="en-GB" w:eastAsia="en-GB" w:bidi="ar-SA"/>
           <w14:ligatures w14:val="none"/>
         </w:rPr>
-        <w:t xml:space="preserve"> 20.6 Key Policies (Level 2 Documents)</w:t>
-      </w:r>
-    </w:p>
-    <w:p>
-      <w:pPr>
-        <w:numPr>
-          <w:ilvl w:val="0"/>
-          <w:numId w:val="2"/>
-        </w:numPr>
-        <w:spacing w:before="100" w:beforeAutospacing="1" w:after="100" w:afterAutospacing="1" w:line="240" w:lineRule="auto"/>
-        <w:rPr>
-          <w:rFonts w:ascii="Times New Roman" w:eastAsia="Times New Roman" w:hAnsi="Times New Roman" w:cs="Times New Roman"/>
-          <w:kern w:val="0"/>
-          <w:sz w:val="24"/>
-          <w:szCs w:val="24"/>
-          <w:lang w:val="en-GB" w:eastAsia="en-GB" w:bidi="ar-SA"/>
-          <w14:ligatures w14:val="none"/>
-        </w:rPr>
-      </w:pPr>
-      <w:r>
-        <w:rPr>
-          <w:rFonts w:ascii="Times New Roman" w:eastAsia="Times New Roman" w:hAnsi="Times New Roman" w:cs="Times New Roman"/>
-          <w:kern w:val="0"/>
-          <w:sz w:val="24"/>
-          <w:szCs w:val="24"/>
-          <w:lang w:val="en-GB" w:eastAsia="en-GB" w:bidi="ar-SA"/>
-          <w14:ligatures w14:val="none"/>
-        </w:rPr>
-        <w:t>Code of Business Conduct Policy</w:t>
-      </w:r>
-    </w:p>
-    <w:p>
-      <w:pPr>
-        <w:numPr>
-          <w:ilvl w:val="0"/>
-          <w:numId w:val="2"/>
-        </w:numPr>
-        <w:spacing w:before="100" w:beforeAutospacing="1" w:after="100" w:afterAutospacing="1" w:line="240" w:lineRule="auto"/>
-        <w:rPr>
-          <w:rFonts w:ascii="Times New Roman" w:eastAsia="Times New Roman" w:hAnsi="Times New Roman" w:cs="Times New Roman"/>
-          <w:kern w:val="0"/>
-          <w:sz w:val="24"/>
-          <w:szCs w:val="24"/>
-          <w:lang w:val="en-GB" w:eastAsia="en-GB" w:bidi="ar-SA"/>
-          <w14:ligatures w14:val="none"/>
-        </w:rPr>
-      </w:pPr>
-      <w:r>
-        <w:rPr>
-          <w:rFonts w:ascii="Times New Roman" w:eastAsia="Times New Roman" w:hAnsi="Times New Roman" w:cs="Times New Roman"/>
-          <w:kern w:val="0"/>
-          <w:sz w:val="24"/>
-          <w:szCs w:val="24"/>
-          <w:lang w:val="en-GB" w:eastAsia="en-GB" w:bidi="ar-SA"/>
-          <w14:ligatures w14:val="none"/>
-        </w:rPr>
-        <w:t>Anti-Bribery &amp; Anti-Corruption Policy</w:t>
-      </w:r>
-    </w:p>
-    <w:p>
-      <w:pPr>
-        <w:numPr>
-          <w:ilvl w:val="0"/>
-          <w:numId w:val="2"/>
-        </w:numPr>
-        <w:spacing w:before="100" w:beforeAutospacing="1" w:after="100" w:afterAutospacing="1" w:line="240" w:lineRule="auto"/>
-        <w:rPr>
-          <w:rFonts w:ascii="Times New Roman" w:eastAsia="Times New Roman" w:hAnsi="Times New Roman" w:cs="Times New Roman"/>
-          <w:kern w:val="0"/>
-          <w:sz w:val="24"/>
-          <w:szCs w:val="24"/>
-          <w:lang w:val="en-GB" w:eastAsia="en-GB" w:bidi="ar-SA"/>
-          <w14:ligatures w14:val="none"/>
-        </w:rPr>
-      </w:pPr>
-      <w:r>
-        <w:rPr>
-          <w:rFonts w:ascii="Times New Roman" w:eastAsia="Times New Roman" w:hAnsi="Times New Roman" w:cs="Times New Roman"/>
-          <w:kern w:val="0"/>
-          <w:sz w:val="24"/>
-          <w:szCs w:val="24"/>
-          <w:lang w:val="en-GB" w:eastAsia="en-GB" w:bidi="ar-SA"/>
-          <w14:ligatures w14:val="none"/>
-        </w:rPr>
-        <w:t>Conflict of Interest Policy</w:t>
-      </w:r>
-    </w:p>
-    <w:p>
-      <w:pPr>
-        <w:numPr>
-          <w:ilvl w:val="0"/>
-          <w:numId w:val="2"/>
-        </w:numPr>
-        <w:spacing w:before="100" w:beforeAutospacing="1" w:after="100" w:afterAutospacing="1" w:line="240" w:lineRule="auto"/>
-        <w:rPr>
-          <w:rFonts w:ascii="Times New Roman" w:eastAsia="Times New Roman" w:hAnsi="Times New Roman" w:cs="Times New Roman"/>
-          <w:kern w:val="0"/>
-          <w:sz w:val="24"/>
-          <w:szCs w:val="24"/>
-          <w:lang w:val="en-GB" w:eastAsia="en-GB" w:bidi="ar-SA"/>
-          <w14:ligatures w14:val="none"/>
-        </w:rPr>
-      </w:pPr>
-      <w:r>
-        <w:rPr>
-          <w:rFonts w:ascii="Times New Roman" w:eastAsia="Times New Roman" w:hAnsi="Times New Roman" w:cs="Times New Roman"/>
-          <w:kern w:val="0"/>
-          <w:sz w:val="24"/>
-          <w:szCs w:val="24"/>
-          <w:lang w:val="en-GB" w:eastAsia="en-GB" w:bidi="ar-SA"/>
-          <w14:ligatures w14:val="none"/>
-        </w:rPr>
-        <w:t>Whistleblower Protection Policy</w:t>
-      </w:r>
-    </w:p>
-    <w:p>
-      <w:pPr>
-        <w:numPr>
-          <w:ilvl w:val="0"/>
-          <w:numId w:val="2"/>
-        </w:numPr>
-        <w:spacing w:before="100" w:beforeAutospacing="1" w:after="100" w:afterAutospacing="1" w:line="240" w:lineRule="auto"/>
-        <w:rPr>
-          <w:rFonts w:ascii="Times New Roman" w:eastAsia="Times New Roman" w:hAnsi="Times New Roman" w:cs="Times New Roman"/>
-          <w:kern w:val="0"/>
-          <w:sz w:val="24"/>
-          <w:szCs w:val="24"/>
-          <w:lang w:val="en-GB" w:eastAsia="en-GB" w:bidi="ar-SA"/>
-          <w14:ligatures w14:val="none"/>
-        </w:rPr>
-      </w:pPr>
-      <w:r>
-        <w:rPr>
-          <w:rFonts w:ascii="Times New Roman" w:eastAsia="Times New Roman" w:hAnsi="Times New Roman" w:cs="Times New Roman"/>
-          <w:kern w:val="0"/>
-          <w:sz w:val="24"/>
-          <w:szCs w:val="24"/>
-          <w:lang w:val="en-GB" w:eastAsia="en-GB" w:bidi="ar-SA"/>
-          <w14:ligatures w14:val="none"/>
-        </w:rPr>
-        <w:t>Gifts &amp; Hospitality Policy</w:t>
-      </w:r>
-    </w:p>
-    <w:p>
-      <w:pPr>
-        <w:numPr>
-          <w:ilvl w:val="0"/>
-          <w:numId w:val="2"/>
-        </w:numPr>
-        <w:spacing w:before="100" w:beforeAutospacing="1" w:after="100" w:afterAutospacing="1" w:line="240" w:lineRule="auto"/>
-        <w:rPr>
-          <w:rFonts w:ascii="Times New Roman" w:eastAsia="Times New Roman" w:hAnsi="Times New Roman" w:cs="Times New Roman"/>
-          <w:kern w:val="0"/>
-          <w:sz w:val="24"/>
-          <w:szCs w:val="24"/>
-          <w:lang w:val="en-GB" w:eastAsia="en-GB" w:bidi="ar-SA"/>
-          <w14:ligatures w14:val="none"/>
-        </w:rPr>
-      </w:pPr>
-      <w:r>
-        <w:rPr>
-          <w:rFonts w:ascii="Times New Roman" w:eastAsia="Times New Roman" w:hAnsi="Times New Roman" w:cs="Times New Roman"/>
-          <w:kern w:val="0"/>
-          <w:sz w:val="24"/>
-          <w:szCs w:val="24"/>
-          <w:lang w:val="en-GB" w:eastAsia="en-GB" w:bidi="ar-SA"/>
-          <w14:ligatures w14:val="none"/>
-        </w:rPr>
-        <w:t>Data Protection &amp; Privacy Compliance Policy</w:t>
-      </w:r>
-    </w:p>
-    <w:p>
-      <w:pPr>
-        <w:numPr>
-          <w:ilvl w:val="0"/>
-          <w:numId w:val="2"/>
-        </w:numPr>
-        <w:spacing w:before="100" w:beforeAutospacing="1" w:after="100" w:afterAutospacing="1" w:line="240" w:lineRule="auto"/>
-        <w:rPr>
-          <w:rFonts w:ascii="Times New Roman" w:eastAsia="Times New Roman" w:hAnsi="Times New Roman" w:cs="Times New Roman"/>
-          <w:kern w:val="0"/>
-          <w:sz w:val="24"/>
-          <w:szCs w:val="24"/>
-          <w:lang w:val="en-GB" w:eastAsia="en-GB" w:bidi="ar-SA"/>
-          <w14:ligatures w14:val="none"/>
-        </w:rPr>
-      </w:pPr>
-      <w:r>
-        <w:rPr>
-          <w:rFonts w:ascii="Times New Roman" w:eastAsia="Times New Roman" w:hAnsi="Times New Roman" w:cs="Times New Roman"/>
-          <w:kern w:val="0"/>
-          <w:sz w:val="24"/>
-          <w:szCs w:val="24"/>
-          <w:lang w:val="en-GB" w:eastAsia="en-GB" w:bidi="ar-SA"/>
-          <w14:ligatures w14:val="none"/>
-        </w:rPr>
-        <w:t>Third-Party Due Diligence Policy</w:t>
-      </w:r>
-    </w:p>
-    <w:p>
-      <w:pPr>
-        <w:numPr>
-          <w:ilvl w:val="0"/>
-          <w:numId w:val="2"/>
-        </w:numPr>
-        <w:spacing w:before="100" w:beforeAutospacing="1" w:after="100" w:afterAutospacing="1" w:line="240" w:lineRule="auto"/>
-        <w:rPr>
-          <w:rFonts w:ascii="Times New Roman" w:eastAsia="Times New Roman" w:hAnsi="Times New Roman" w:cs="Times New Roman"/>
-          <w:kern w:val="0"/>
-          <w:sz w:val="24"/>
-          <w:szCs w:val="24"/>
-          <w:lang w:val="en-GB" w:eastAsia="en-GB" w:bidi="ar-SA"/>
-          <w14:ligatures w14:val="none"/>
-        </w:rPr>
-      </w:pPr>
-      <w:r>
-        <w:rPr>
-          <w:rFonts w:ascii="Times New Roman" w:eastAsia="Times New Roman" w:hAnsi="Times New Roman" w:cs="Times New Roman"/>
-          <w:kern w:val="0"/>
-          <w:sz w:val="24"/>
-          <w:szCs w:val="24"/>
-          <w:lang w:val="en-GB" w:eastAsia="en-GB" w:bidi="ar-SA"/>
-          <w14:ligatures w14:val="none"/>
-        </w:rPr>
-        <w:t>Investigation &amp; Disciplinary Policy</w:t>
-      </w:r>
-    </w:p>
-    <w:p>
-      <w:pPr>
-        <w:numPr>
-          <w:ilvl w:val="0"/>
-          <w:numId w:val="2"/>
-        </w:numPr>
-        <w:spacing w:before="100" w:beforeAutospacing="1" w:after="100" w:afterAutospacing="1" w:line="240" w:lineRule="auto"/>
-        <w:rPr>
-          <w:rFonts w:ascii="Times New Roman" w:eastAsia="Times New Roman" w:hAnsi="Times New Roman" w:cs="Times New Roman"/>
-          <w:kern w:val="0"/>
-          <w:sz w:val="24"/>
-          <w:szCs w:val="24"/>
-          <w:lang w:val="en-GB" w:eastAsia="en-GB" w:bidi="ar-SA"/>
-          <w14:ligatures w14:val="none"/>
-        </w:rPr>
-      </w:pPr>
-      <w:r>
-        <w:rPr>
-          <w:rFonts w:ascii="Times New Roman" w:eastAsia="Times New Roman" w:hAnsi="Times New Roman" w:cs="Times New Roman"/>
-          <w:kern w:val="0"/>
-          <w:sz w:val="24"/>
-          <w:szCs w:val="24"/>
-          <w:lang w:val="en-GB" w:eastAsia="en-GB" w:bidi="ar-SA"/>
-          <w14:ligatures w14:val="none"/>
-        </w:rPr>
-        <w:t>ESG Ethical Alignment Policy</w:t>
-      </w:r>
-    </w:p>
-    <w:p>
-      <w:pPr>
-        <w:numPr>
-          <w:ilvl w:val="0"/>
-          <w:numId w:val="2"/>
-        </w:numPr>
-        <w:spacing w:before="100" w:beforeAutospacing="1" w:after="100" w:afterAutospacing="1" w:line="240" w:lineRule="auto"/>
-        <w:rPr>
-          <w:rFonts w:ascii="Times New Roman" w:eastAsia="Times New Roman" w:hAnsi="Times New Roman" w:cs="Times New Roman"/>
-          <w:kern w:val="0"/>
-          <w:sz w:val="24"/>
-          <w:szCs w:val="24"/>
-          <w:lang w:val="en-GB" w:eastAsia="en-GB" w:bidi="ar-SA"/>
-          <w14:ligatures w14:val="none"/>
-        </w:rPr>
-      </w:pPr>
-      <w:r>
-        <w:rPr>
-          <w:rFonts w:ascii="Times New Roman" w:eastAsia="Times New Roman" w:hAnsi="Times New Roman" w:cs="Times New Roman"/>
-          <w:kern w:val="0"/>
-          <w:sz w:val="24"/>
-          <w:szCs w:val="24"/>
-          <w:lang w:val="en-GB" w:eastAsia="en-GB" w:bidi="ar-SA"/>
-          <w14:ligatures w14:val="none"/>
-        </w:rPr>
-        <w:t>Regulatory Compliance Monitoring Policy</w:t>
-      </w:r>
-    </w:p>
-    <w:p>
-      <w:pPr>
-        <w:spacing w:after="0" w:line="240" w:lineRule="auto"/>
-        <w:rPr>
-          <w:rFonts w:ascii="Times New Roman" w:eastAsia="Times New Roman" w:hAnsi="Times New Roman" w:cs="Times New Roman"/>
-          <w:kern w:val="0"/>
-          <w:sz w:val="24"/>
-          <w:szCs w:val="24"/>
-          <w:lang w:val="en-GB" w:eastAsia="en-GB" w:bidi="ar-SA"/>
-          <w14:ligatures w14:val="none"/>
-        </w:rPr>
-      </w:pPr>
-      <w:r>
-        <w:rPr>
-          <w:rFonts w:ascii="Times New Roman" w:eastAsia="Times New Roman" w:hAnsi="Times New Roman" w:cs="Times New Roman"/>
-          <w:kern w:val="0"/>
-          <w:sz w:val="24"/>
-          <w:szCs w:val="24"/>
-          <w:lang w:val="en-GB" w:eastAsia="en-GB" w:bidi="ar-SA"/>
-          <w14:ligatures w14:val="none"/>
-        </w:rPr>
-        <w:pict w14:anchorId="603F8A78">
-          <v:rect id="_x0000_i1032" style="width:0;height:1.5pt" o:hralign="center" o:hrstd="t" o:hr="t" fillcolor="#a0a0a0" stroked="f"/>
-        </w:pict>
-      </w:r>
-    </w:p>
-    <w:p>
-      <w:pPr>
-        <w:spacing w:before="100" w:beforeAutospacing="1" w:after="100" w:afterAutospacing="1" w:line="240" w:lineRule="auto"/>
-        <w:outlineLvl w:val="0"/>
+      </w:pPr>
+      <w:bookmarkStart w:id="8" w:name="_Toc224162991"/>
+      <w:r>
         <w:rPr>
           <w:rFonts w:ascii="Times New Roman" w:eastAsia="Times New Roman" w:hAnsi="Times New Roman" w:cs="Times New Roman"/>
           <w:b/>
@@ -4532,33 +7723,9 @@
           <w:lang w:val="en-GB" w:eastAsia="en-GB" w:bidi="ar-SA"/>
           <w14:ligatures w14:val="none"/>
         </w:rPr>
-      </w:pPr>
-      <w:r>
-        <w:rPr>
-          <w:rFonts w:ascii="Segoe UI Emoji" w:eastAsia="Times New Roman" w:hAnsi="Segoe UI Emoji" w:cs="Segoe UI Emoji"/>
-          <w:b/>
-          <w:bCs/>
-          <w:kern w:val="36"/>
-          <w:sz w:val="48"/>
-          <w:szCs w:val="48"/>
-          <w:lang w:val="en-GB" w:eastAsia="en-GB" w:bidi="ar-SA"/>
-          <w14:ligatures w14:val="none"/>
-        </w:rPr>
-        <w:t>🧾</w:t>
-      </w:r>
-      <w:r>
-        <w:rPr>
-          <w:rFonts w:ascii="Times New Roman" w:eastAsia="Times New Roman" w:hAnsi="Times New Roman" w:cs="Times New Roman"/>
-          <w:b/>
-          <w:bCs/>
-          <w:kern w:val="36"/>
-          <w:sz w:val="48"/>
-          <w:szCs w:val="48"/>
-          <w:lang w:val="en-GB" w:eastAsia="en-GB" w:bidi="ar-SA"/>
-          <w14:ligatures w14:val="none"/>
-        </w:rPr>
-        <w:t xml:space="preserve"> 20.7 Forms &amp; Templates</w:t>
-      </w:r>
+        <w:t>20.7 Forms &amp; Templates</w:t>
+      </w:r>
+      <w:bookmarkEnd w:id="8"/>
     </w:p>
     <w:tbl>
       <w:tblPr>
@@ -5175,7 +8342,7 @@
           <w14:ligatures w14:val="none"/>
         </w:rPr>
         <w:pict w14:anchorId="00B000F4">
-          <v:rect id="_x0000_i1033" style="width:0;height:1.5pt" o:hralign="center" o:hrstd="t" o:hr="t" fillcolor="#a0a0a0" stroked="f"/>
+          <v:rect id="_x0000_i1102" style="width:0;height:1.5pt" o:hralign="center" o:hrstd="t" o:hr="t" fillcolor="#a0a0a0" stroked="f"/>
         </w:pict>
       </w:r>
     </w:p>
@@ -5194,9 +8361,10 @@
           <w14:ligatures w14:val="none"/>
         </w:rPr>
       </w:pPr>
-      <w:r>
-        <w:rPr>
-          <w:rFonts w:ascii="Segoe UI Symbol" w:eastAsia="Times New Roman" w:hAnsi="Segoe UI Symbol" w:cs="Segoe UI Symbol"/>
+      <w:bookmarkStart w:id="9" w:name="_Toc224162992"/>
+      <w:r>
+        <w:rPr>
+          <w:rFonts w:ascii="Times New Roman" w:eastAsia="Times New Roman" w:hAnsi="Times New Roman" w:cs="Times New Roman"/>
           <w:b/>
           <w:bCs/>
           <w:kern w:val="36"/>
@@ -5205,9 +8373,208 @@
           <w:lang w:val="en-GB" w:eastAsia="en-GB" w:bidi="ar-SA"/>
           <w14:ligatures w14:val="none"/>
         </w:rPr>
-        <w:t>⚖</w:t>
-      </w:r>
-      <w:r>
+        <w:t>20.8 Anti-Bribery &amp; Corruption Controls</w:t>
+      </w:r>
+      <w:bookmarkEnd w:id="9"/>
+    </w:p>
+    <w:p>
+      <w:pPr>
+        <w:numPr>
+          <w:ilvl w:val="0"/>
+          <w:numId w:val="3"/>
+        </w:numPr>
+        <w:spacing w:before="100" w:beforeAutospacing="1" w:after="100" w:afterAutospacing="1" w:line="240" w:lineRule="auto"/>
+        <w:rPr>
+          <w:rFonts w:ascii="Times New Roman" w:eastAsia="Times New Roman" w:hAnsi="Times New Roman" w:cs="Times New Roman"/>
+          <w:kern w:val="0"/>
+          <w:sz w:val="24"/>
+          <w:szCs w:val="24"/>
+          <w:lang w:val="en-GB" w:eastAsia="en-GB" w:bidi="ar-SA"/>
+          <w14:ligatures w14:val="none"/>
+        </w:rPr>
+      </w:pPr>
+      <w:r>
+        <w:rPr>
+          <w:rFonts w:ascii="Times New Roman" w:eastAsia="Times New Roman" w:hAnsi="Times New Roman" w:cs="Times New Roman"/>
+          <w:kern w:val="0"/>
+          <w:sz w:val="24"/>
+          <w:szCs w:val="24"/>
+          <w:lang w:val="en-GB" w:eastAsia="en-GB" w:bidi="ar-SA"/>
+          <w14:ligatures w14:val="none"/>
+        </w:rPr>
+        <w:t>Mandatory COI disclosure annually</w:t>
+      </w:r>
+    </w:p>
+    <w:p>
+      <w:pPr>
+        <w:numPr>
+          <w:ilvl w:val="0"/>
+          <w:numId w:val="3"/>
+        </w:numPr>
+        <w:spacing w:before="100" w:beforeAutospacing="1" w:after="100" w:afterAutospacing="1" w:line="240" w:lineRule="auto"/>
+        <w:rPr>
+          <w:rFonts w:ascii="Times New Roman" w:eastAsia="Times New Roman" w:hAnsi="Times New Roman" w:cs="Times New Roman"/>
+          <w:kern w:val="0"/>
+          <w:sz w:val="24"/>
+          <w:szCs w:val="24"/>
+          <w:lang w:val="en-GB" w:eastAsia="en-GB" w:bidi="ar-SA"/>
+          <w14:ligatures w14:val="none"/>
+        </w:rPr>
+      </w:pPr>
+      <w:r>
+        <w:rPr>
+          <w:rFonts w:ascii="Times New Roman" w:eastAsia="Times New Roman" w:hAnsi="Times New Roman" w:cs="Times New Roman"/>
+          <w:kern w:val="0"/>
+          <w:sz w:val="24"/>
+          <w:szCs w:val="24"/>
+          <w:lang w:val="en-GB" w:eastAsia="en-GB" w:bidi="ar-SA"/>
+          <w14:ligatures w14:val="none"/>
+        </w:rPr>
+        <w:t>Segregation of duties in approvals</w:t>
+      </w:r>
+    </w:p>
+    <w:p>
+      <w:pPr>
+        <w:numPr>
+          <w:ilvl w:val="0"/>
+          <w:numId w:val="3"/>
+        </w:numPr>
+        <w:spacing w:before="100" w:beforeAutospacing="1" w:after="100" w:afterAutospacing="1" w:line="240" w:lineRule="auto"/>
+        <w:rPr>
+          <w:rFonts w:ascii="Times New Roman" w:eastAsia="Times New Roman" w:hAnsi="Times New Roman" w:cs="Times New Roman"/>
+          <w:kern w:val="0"/>
+          <w:sz w:val="24"/>
+          <w:szCs w:val="24"/>
+          <w:lang w:val="en-GB" w:eastAsia="en-GB" w:bidi="ar-SA"/>
+          <w14:ligatures w14:val="none"/>
+        </w:rPr>
+      </w:pPr>
+      <w:r>
+        <w:rPr>
+          <w:rFonts w:ascii="Times New Roman" w:eastAsia="Times New Roman" w:hAnsi="Times New Roman" w:cs="Times New Roman"/>
+          <w:kern w:val="0"/>
+          <w:sz w:val="24"/>
+          <w:szCs w:val="24"/>
+          <w:lang w:val="en-GB" w:eastAsia="en-GB" w:bidi="ar-SA"/>
+          <w14:ligatures w14:val="none"/>
+        </w:rPr>
+        <w:t>Vendor due diligence scoring</w:t>
+      </w:r>
+    </w:p>
+    <w:p>
+      <w:pPr>
+        <w:numPr>
+          <w:ilvl w:val="0"/>
+          <w:numId w:val="3"/>
+        </w:numPr>
+        <w:spacing w:before="100" w:beforeAutospacing="1" w:after="100" w:afterAutospacing="1" w:line="240" w:lineRule="auto"/>
+        <w:rPr>
+          <w:rFonts w:ascii="Times New Roman" w:eastAsia="Times New Roman" w:hAnsi="Times New Roman" w:cs="Times New Roman"/>
+          <w:kern w:val="0"/>
+          <w:sz w:val="24"/>
+          <w:szCs w:val="24"/>
+          <w:lang w:val="en-GB" w:eastAsia="en-GB" w:bidi="ar-SA"/>
+          <w14:ligatures w14:val="none"/>
+        </w:rPr>
+      </w:pPr>
+      <w:r>
+        <w:rPr>
+          <w:rFonts w:ascii="Times New Roman" w:eastAsia="Times New Roman" w:hAnsi="Times New Roman" w:cs="Times New Roman"/>
+          <w:kern w:val="0"/>
+          <w:sz w:val="24"/>
+          <w:szCs w:val="24"/>
+          <w:lang w:val="en-GB" w:eastAsia="en-GB" w:bidi="ar-SA"/>
+          <w14:ligatures w14:val="none"/>
+        </w:rPr>
+        <w:t>No cash payments policy</w:t>
+      </w:r>
+    </w:p>
+    <w:p>
+      <w:pPr>
+        <w:numPr>
+          <w:ilvl w:val="0"/>
+          <w:numId w:val="3"/>
+        </w:numPr>
+        <w:spacing w:before="100" w:beforeAutospacing="1" w:after="100" w:afterAutospacing="1" w:line="240" w:lineRule="auto"/>
+        <w:rPr>
+          <w:rFonts w:ascii="Times New Roman" w:eastAsia="Times New Roman" w:hAnsi="Times New Roman" w:cs="Times New Roman"/>
+          <w:kern w:val="0"/>
+          <w:sz w:val="24"/>
+          <w:szCs w:val="24"/>
+          <w:lang w:val="en-GB" w:eastAsia="en-GB" w:bidi="ar-SA"/>
+          <w14:ligatures w14:val="none"/>
+        </w:rPr>
+      </w:pPr>
+      <w:r>
+        <w:rPr>
+          <w:rFonts w:ascii="Times New Roman" w:eastAsia="Times New Roman" w:hAnsi="Times New Roman" w:cs="Times New Roman"/>
+          <w:kern w:val="0"/>
+          <w:sz w:val="24"/>
+          <w:szCs w:val="24"/>
+          <w:lang w:val="en-GB" w:eastAsia="en-GB" w:bidi="ar-SA"/>
+          <w14:ligatures w14:val="none"/>
+        </w:rPr>
+        <w:t>Transparent procurement governance</w:t>
+      </w:r>
+    </w:p>
+    <w:p>
+      <w:pPr>
+        <w:numPr>
+          <w:ilvl w:val="0"/>
+          <w:numId w:val="3"/>
+        </w:numPr>
+        <w:spacing w:before="100" w:beforeAutospacing="1" w:after="100" w:afterAutospacing="1" w:line="240" w:lineRule="auto"/>
+        <w:rPr>
+          <w:rFonts w:ascii="Times New Roman" w:eastAsia="Times New Roman" w:hAnsi="Times New Roman" w:cs="Times New Roman"/>
+          <w:kern w:val="0"/>
+          <w:sz w:val="24"/>
+          <w:szCs w:val="24"/>
+          <w:lang w:val="en-GB" w:eastAsia="en-GB" w:bidi="ar-SA"/>
+          <w14:ligatures w14:val="none"/>
+        </w:rPr>
+      </w:pPr>
+      <w:r>
+        <w:rPr>
+          <w:rFonts w:ascii="Times New Roman" w:eastAsia="Times New Roman" w:hAnsi="Times New Roman" w:cs="Times New Roman"/>
+          <w:kern w:val="0"/>
+          <w:sz w:val="24"/>
+          <w:szCs w:val="24"/>
+          <w:lang w:val="en-GB" w:eastAsia="en-GB" w:bidi="ar-SA"/>
+          <w14:ligatures w14:val="none"/>
+        </w:rPr>
+        <w:t>Threshold-based Board approval for major transactions</w:t>
+      </w:r>
+    </w:p>
+    <w:p>
+      <w:pPr>
+        <w:spacing w:after="0" w:line="240" w:lineRule="auto"/>
+        <w:rPr>
+          <w:rFonts w:ascii="Times New Roman" w:eastAsia="Times New Roman" w:hAnsi="Times New Roman" w:cs="Times New Roman"/>
+          <w:kern w:val="0"/>
+          <w:sz w:val="24"/>
+          <w:szCs w:val="24"/>
+          <w:lang w:val="en-GB" w:eastAsia="en-GB" w:bidi="ar-SA"/>
+          <w14:ligatures w14:val="none"/>
+        </w:rPr>
+      </w:pPr>
+      <w:r>
+        <w:rPr>
+          <w:rFonts w:ascii="Times New Roman" w:eastAsia="Times New Roman" w:hAnsi="Times New Roman" w:cs="Times New Roman"/>
+          <w:kern w:val="0"/>
+          <w:sz w:val="24"/>
+          <w:szCs w:val="24"/>
+          <w:lang w:val="en-GB" w:eastAsia="en-GB" w:bidi="ar-SA"/>
+          <w14:ligatures w14:val="none"/>
+        </w:rPr>
+        <w:pict w14:anchorId="7B213E92">
+          <v:rect id="_x0000_i1103" style="width:0;height:1.5pt" o:hralign="center" o:hrstd="t" o:hr="t" fillcolor="#a0a0a0" stroked="f"/>
+        </w:pict>
+      </w:r>
+    </w:p>
+    <w:p>
+      <w:pPr>
+        <w:spacing w:before="100" w:beforeAutospacing="1" w:after="100" w:afterAutospacing="1" w:line="240" w:lineRule="auto"/>
+        <w:outlineLvl w:val="0"/>
         <w:rPr>
           <w:rFonts w:ascii="Times New Roman" w:eastAsia="Times New Roman" w:hAnsi="Times New Roman" w:cs="Times New Roman"/>
           <w:b/>
@@ -5218,208 +8585,9 @@
           <w:lang w:val="en-GB" w:eastAsia="en-GB" w:bidi="ar-SA"/>
           <w14:ligatures w14:val="none"/>
         </w:rPr>
-        <w:t xml:space="preserve"> 20.8 Anti-Bribery &amp; Corruption Controls</w:t>
-      </w:r>
-    </w:p>
-    <w:p>
-      <w:pPr>
-        <w:numPr>
-          <w:ilvl w:val="0"/>
-          <w:numId w:val="3"/>
-        </w:numPr>
-        <w:spacing w:before="100" w:beforeAutospacing="1" w:after="100" w:afterAutospacing="1" w:line="240" w:lineRule="auto"/>
-        <w:rPr>
-          <w:rFonts w:ascii="Times New Roman" w:eastAsia="Times New Roman" w:hAnsi="Times New Roman" w:cs="Times New Roman"/>
-          <w:kern w:val="0"/>
-          <w:sz w:val="24"/>
-          <w:szCs w:val="24"/>
-          <w:lang w:val="en-GB" w:eastAsia="en-GB" w:bidi="ar-SA"/>
-          <w14:ligatures w14:val="none"/>
-        </w:rPr>
-      </w:pPr>
-      <w:r>
-        <w:rPr>
-          <w:rFonts w:ascii="Times New Roman" w:eastAsia="Times New Roman" w:hAnsi="Times New Roman" w:cs="Times New Roman"/>
-          <w:kern w:val="0"/>
-          <w:sz w:val="24"/>
-          <w:szCs w:val="24"/>
-          <w:lang w:val="en-GB" w:eastAsia="en-GB" w:bidi="ar-SA"/>
-          <w14:ligatures w14:val="none"/>
-        </w:rPr>
-        <w:t>Mandatory COI disclosure annually</w:t>
-      </w:r>
-    </w:p>
-    <w:p>
-      <w:pPr>
-        <w:numPr>
-          <w:ilvl w:val="0"/>
-          <w:numId w:val="3"/>
-        </w:numPr>
-        <w:spacing w:before="100" w:beforeAutospacing="1" w:after="100" w:afterAutospacing="1" w:line="240" w:lineRule="auto"/>
-        <w:rPr>
-          <w:rFonts w:ascii="Times New Roman" w:eastAsia="Times New Roman" w:hAnsi="Times New Roman" w:cs="Times New Roman"/>
-          <w:kern w:val="0"/>
-          <w:sz w:val="24"/>
-          <w:szCs w:val="24"/>
-          <w:lang w:val="en-GB" w:eastAsia="en-GB" w:bidi="ar-SA"/>
-          <w14:ligatures w14:val="none"/>
-        </w:rPr>
-      </w:pPr>
-      <w:r>
-        <w:rPr>
-          <w:rFonts w:ascii="Times New Roman" w:eastAsia="Times New Roman" w:hAnsi="Times New Roman" w:cs="Times New Roman"/>
-          <w:kern w:val="0"/>
-          <w:sz w:val="24"/>
-          <w:szCs w:val="24"/>
-          <w:lang w:val="en-GB" w:eastAsia="en-GB" w:bidi="ar-SA"/>
-          <w14:ligatures w14:val="none"/>
-        </w:rPr>
-        <w:t>Segregation of duties in approvals</w:t>
-      </w:r>
-    </w:p>
-    <w:p>
-      <w:pPr>
-        <w:numPr>
-          <w:ilvl w:val="0"/>
-          <w:numId w:val="3"/>
-        </w:numPr>
-        <w:spacing w:before="100" w:beforeAutospacing="1" w:after="100" w:afterAutospacing="1" w:line="240" w:lineRule="auto"/>
-        <w:rPr>
-          <w:rFonts w:ascii="Times New Roman" w:eastAsia="Times New Roman" w:hAnsi="Times New Roman" w:cs="Times New Roman"/>
-          <w:kern w:val="0"/>
-          <w:sz w:val="24"/>
-          <w:szCs w:val="24"/>
-          <w:lang w:val="en-GB" w:eastAsia="en-GB" w:bidi="ar-SA"/>
-          <w14:ligatures w14:val="none"/>
-        </w:rPr>
-      </w:pPr>
-      <w:r>
-        <w:rPr>
-          <w:rFonts w:ascii="Times New Roman" w:eastAsia="Times New Roman" w:hAnsi="Times New Roman" w:cs="Times New Roman"/>
-          <w:kern w:val="0"/>
-          <w:sz w:val="24"/>
-          <w:szCs w:val="24"/>
-          <w:lang w:val="en-GB" w:eastAsia="en-GB" w:bidi="ar-SA"/>
-          <w14:ligatures w14:val="none"/>
-        </w:rPr>
-        <w:t>Vendor due diligence scoring</w:t>
-      </w:r>
-    </w:p>
-    <w:p>
-      <w:pPr>
-        <w:numPr>
-          <w:ilvl w:val="0"/>
-          <w:numId w:val="3"/>
-        </w:numPr>
-        <w:spacing w:before="100" w:beforeAutospacing="1" w:after="100" w:afterAutospacing="1" w:line="240" w:lineRule="auto"/>
-        <w:rPr>
-          <w:rFonts w:ascii="Times New Roman" w:eastAsia="Times New Roman" w:hAnsi="Times New Roman" w:cs="Times New Roman"/>
-          <w:kern w:val="0"/>
-          <w:sz w:val="24"/>
-          <w:szCs w:val="24"/>
-          <w:lang w:val="en-GB" w:eastAsia="en-GB" w:bidi="ar-SA"/>
-          <w14:ligatures w14:val="none"/>
-        </w:rPr>
-      </w:pPr>
-      <w:r>
-        <w:rPr>
-          <w:rFonts w:ascii="Times New Roman" w:eastAsia="Times New Roman" w:hAnsi="Times New Roman" w:cs="Times New Roman"/>
-          <w:kern w:val="0"/>
-          <w:sz w:val="24"/>
-          <w:szCs w:val="24"/>
-          <w:lang w:val="en-GB" w:eastAsia="en-GB" w:bidi="ar-SA"/>
-          <w14:ligatures w14:val="none"/>
-        </w:rPr>
-        <w:t>No cash payments policy</w:t>
-      </w:r>
-    </w:p>
-    <w:p>
-      <w:pPr>
-        <w:numPr>
-          <w:ilvl w:val="0"/>
-          <w:numId w:val="3"/>
-        </w:numPr>
-        <w:spacing w:before="100" w:beforeAutospacing="1" w:after="100" w:afterAutospacing="1" w:line="240" w:lineRule="auto"/>
-        <w:rPr>
-          <w:rFonts w:ascii="Times New Roman" w:eastAsia="Times New Roman" w:hAnsi="Times New Roman" w:cs="Times New Roman"/>
-          <w:kern w:val="0"/>
-          <w:sz w:val="24"/>
-          <w:szCs w:val="24"/>
-          <w:lang w:val="en-GB" w:eastAsia="en-GB" w:bidi="ar-SA"/>
-          <w14:ligatures w14:val="none"/>
-        </w:rPr>
-      </w:pPr>
-      <w:r>
-        <w:rPr>
-          <w:rFonts w:ascii="Times New Roman" w:eastAsia="Times New Roman" w:hAnsi="Times New Roman" w:cs="Times New Roman"/>
-          <w:kern w:val="0"/>
-          <w:sz w:val="24"/>
-          <w:szCs w:val="24"/>
-          <w:lang w:val="en-GB" w:eastAsia="en-GB" w:bidi="ar-SA"/>
-          <w14:ligatures w14:val="none"/>
-        </w:rPr>
-        <w:t>Transparent procurement governance</w:t>
-      </w:r>
-    </w:p>
-    <w:p>
-      <w:pPr>
-        <w:numPr>
-          <w:ilvl w:val="0"/>
-          <w:numId w:val="3"/>
-        </w:numPr>
-        <w:spacing w:before="100" w:beforeAutospacing="1" w:after="100" w:afterAutospacing="1" w:line="240" w:lineRule="auto"/>
-        <w:rPr>
-          <w:rFonts w:ascii="Times New Roman" w:eastAsia="Times New Roman" w:hAnsi="Times New Roman" w:cs="Times New Roman"/>
-          <w:kern w:val="0"/>
-          <w:sz w:val="24"/>
-          <w:szCs w:val="24"/>
-          <w:lang w:val="en-GB" w:eastAsia="en-GB" w:bidi="ar-SA"/>
-          <w14:ligatures w14:val="none"/>
-        </w:rPr>
-      </w:pPr>
-      <w:r>
-        <w:rPr>
-          <w:rFonts w:ascii="Times New Roman" w:eastAsia="Times New Roman" w:hAnsi="Times New Roman" w:cs="Times New Roman"/>
-          <w:kern w:val="0"/>
-          <w:sz w:val="24"/>
-          <w:szCs w:val="24"/>
-          <w:lang w:val="en-GB" w:eastAsia="en-GB" w:bidi="ar-SA"/>
-          <w14:ligatures w14:val="none"/>
-        </w:rPr>
-        <w:lastRenderedPageBreak/>
-        <w:t>Threshold-based Board approval for major transactions</w:t>
-      </w:r>
-    </w:p>
-    <w:p>
-      <w:pPr>
-        <w:spacing w:after="0" w:line="240" w:lineRule="auto"/>
-        <w:rPr>
-          <w:rFonts w:ascii="Times New Roman" w:eastAsia="Times New Roman" w:hAnsi="Times New Roman" w:cs="Times New Roman"/>
-          <w:kern w:val="0"/>
-          <w:sz w:val="24"/>
-          <w:szCs w:val="24"/>
-          <w:lang w:val="en-GB" w:eastAsia="en-GB" w:bidi="ar-SA"/>
-          <w14:ligatures w14:val="none"/>
-        </w:rPr>
-      </w:pPr>
-      <w:r>
-        <w:rPr>
-          <w:rFonts w:ascii="Times New Roman" w:eastAsia="Times New Roman" w:hAnsi="Times New Roman" w:cs="Times New Roman"/>
-          <w:kern w:val="0"/>
-          <w:sz w:val="24"/>
-          <w:szCs w:val="24"/>
-          <w:lang w:val="en-GB" w:eastAsia="en-GB" w:bidi="ar-SA"/>
-          <w14:ligatures w14:val="none"/>
-        </w:rPr>
-        <w:pict w14:anchorId="7B213E92">
-          <v:rect id="_x0000_i1034" style="width:0;height:1.5pt" o:hralign="center" o:hrstd="t" o:hr="t" fillcolor="#a0a0a0" stroked="f"/>
-        </w:pict>
-      </w:r>
-    </w:p>
-    <w:p>
-      <w:pPr>
-        <w:spacing w:before="100" w:beforeAutospacing="1" w:after="100" w:afterAutospacing="1" w:line="240" w:lineRule="auto"/>
-        <w:outlineLvl w:val="0"/>
+      </w:pPr>
+      <w:bookmarkStart w:id="10" w:name="_Toc224162993"/>
+      <w:r>
         <w:rPr>
           <w:rFonts w:ascii="Times New Roman" w:eastAsia="Times New Roman" w:hAnsi="Times New Roman" w:cs="Times New Roman"/>
           <w:b/>
@@ -5430,10 +8598,207 @@
           <w:lang w:val="en-GB" w:eastAsia="en-GB" w:bidi="ar-SA"/>
           <w14:ligatures w14:val="none"/>
         </w:rPr>
-      </w:pPr>
-      <w:r>
-        <w:rPr>
-          <w:rFonts w:ascii="Segoe UI Emoji" w:eastAsia="Times New Roman" w:hAnsi="Segoe UI Emoji" w:cs="Segoe UI Emoji"/>
+        <w:t>20.9 ESG &amp; Ethical Governance Integration</w:t>
+      </w:r>
+      <w:bookmarkEnd w:id="10"/>
+    </w:p>
+    <w:p>
+      <w:pPr>
+        <w:spacing w:before="100" w:beforeAutospacing="1" w:after="100" w:afterAutospacing="1" w:line="240" w:lineRule="auto"/>
+        <w:rPr>
+          <w:rFonts w:ascii="Times New Roman" w:eastAsia="Times New Roman" w:hAnsi="Times New Roman" w:cs="Times New Roman"/>
+          <w:kern w:val="0"/>
+          <w:sz w:val="24"/>
+          <w:szCs w:val="24"/>
+          <w:lang w:val="en-GB" w:eastAsia="en-GB" w:bidi="ar-SA"/>
+          <w14:ligatures w14:val="none"/>
+        </w:rPr>
+      </w:pPr>
+      <w:r>
+        <w:rPr>
+          <w:rFonts w:ascii="Times New Roman" w:eastAsia="Times New Roman" w:hAnsi="Times New Roman" w:cs="Times New Roman"/>
+          <w:kern w:val="0"/>
+          <w:sz w:val="24"/>
+          <w:szCs w:val="24"/>
+          <w:lang w:val="en-GB" w:eastAsia="en-GB" w:bidi="ar-SA"/>
+          <w14:ligatures w14:val="none"/>
+        </w:rPr>
+        <w:lastRenderedPageBreak/>
+        <w:t>Ethics compliance supports:</w:t>
+      </w:r>
+    </w:p>
+    <w:p>
+      <w:pPr>
+        <w:numPr>
+          <w:ilvl w:val="0"/>
+          <w:numId w:val="4"/>
+        </w:numPr>
+        <w:spacing w:before="100" w:beforeAutospacing="1" w:after="100" w:afterAutospacing="1" w:line="240" w:lineRule="auto"/>
+        <w:rPr>
+          <w:rFonts w:ascii="Times New Roman" w:eastAsia="Times New Roman" w:hAnsi="Times New Roman" w:cs="Times New Roman"/>
+          <w:kern w:val="0"/>
+          <w:sz w:val="24"/>
+          <w:szCs w:val="24"/>
+          <w:lang w:val="en-GB" w:eastAsia="en-GB" w:bidi="ar-SA"/>
+          <w14:ligatures w14:val="none"/>
+        </w:rPr>
+      </w:pPr>
+      <w:r>
+        <w:rPr>
+          <w:rFonts w:ascii="Times New Roman" w:eastAsia="Times New Roman" w:hAnsi="Times New Roman" w:cs="Times New Roman"/>
+          <w:kern w:val="0"/>
+          <w:sz w:val="24"/>
+          <w:szCs w:val="24"/>
+          <w:lang w:val="en-GB" w:eastAsia="en-GB" w:bidi="ar-SA"/>
+          <w14:ligatures w14:val="none"/>
+        </w:rPr>
+        <w:t>SDG 16 (Peace, Justice &amp; Strong Institutions)</w:t>
+      </w:r>
+    </w:p>
+    <w:p>
+      <w:pPr>
+        <w:numPr>
+          <w:ilvl w:val="0"/>
+          <w:numId w:val="4"/>
+        </w:numPr>
+        <w:spacing w:before="100" w:beforeAutospacing="1" w:after="100" w:afterAutospacing="1" w:line="240" w:lineRule="auto"/>
+        <w:rPr>
+          <w:rFonts w:ascii="Times New Roman" w:eastAsia="Times New Roman" w:hAnsi="Times New Roman" w:cs="Times New Roman"/>
+          <w:kern w:val="0"/>
+          <w:sz w:val="24"/>
+          <w:szCs w:val="24"/>
+          <w:lang w:val="en-GB" w:eastAsia="en-GB" w:bidi="ar-SA"/>
+          <w14:ligatures w14:val="none"/>
+        </w:rPr>
+      </w:pPr>
+      <w:r>
+        <w:rPr>
+          <w:rFonts w:ascii="Times New Roman" w:eastAsia="Times New Roman" w:hAnsi="Times New Roman" w:cs="Times New Roman"/>
+          <w:kern w:val="0"/>
+          <w:sz w:val="24"/>
+          <w:szCs w:val="24"/>
+          <w:lang w:val="en-GB" w:eastAsia="en-GB" w:bidi="ar-SA"/>
+          <w14:ligatures w14:val="none"/>
+        </w:rPr>
+        <w:t>ESG Governance Pillar</w:t>
+      </w:r>
+    </w:p>
+    <w:p>
+      <w:pPr>
+        <w:numPr>
+          <w:ilvl w:val="0"/>
+          <w:numId w:val="4"/>
+        </w:numPr>
+        <w:spacing w:before="100" w:beforeAutospacing="1" w:after="100" w:afterAutospacing="1" w:line="240" w:lineRule="auto"/>
+        <w:rPr>
+          <w:rFonts w:ascii="Times New Roman" w:eastAsia="Times New Roman" w:hAnsi="Times New Roman" w:cs="Times New Roman"/>
+          <w:kern w:val="0"/>
+          <w:sz w:val="24"/>
+          <w:szCs w:val="24"/>
+          <w:lang w:val="en-GB" w:eastAsia="en-GB" w:bidi="ar-SA"/>
+          <w14:ligatures w14:val="none"/>
+        </w:rPr>
+      </w:pPr>
+      <w:r>
+        <w:rPr>
+          <w:rFonts w:ascii="Times New Roman" w:eastAsia="Times New Roman" w:hAnsi="Times New Roman" w:cs="Times New Roman"/>
+          <w:kern w:val="0"/>
+          <w:sz w:val="24"/>
+          <w:szCs w:val="24"/>
+          <w:lang w:val="en-GB" w:eastAsia="en-GB" w:bidi="ar-SA"/>
+          <w14:ligatures w14:val="none"/>
+        </w:rPr>
+        <w:t>Anti-money laundering compliance</w:t>
+      </w:r>
+    </w:p>
+    <w:p>
+      <w:pPr>
+        <w:numPr>
+          <w:ilvl w:val="0"/>
+          <w:numId w:val="4"/>
+        </w:numPr>
+        <w:spacing w:before="100" w:beforeAutospacing="1" w:after="100" w:afterAutospacing="1" w:line="240" w:lineRule="auto"/>
+        <w:rPr>
+          <w:rFonts w:ascii="Times New Roman" w:eastAsia="Times New Roman" w:hAnsi="Times New Roman" w:cs="Times New Roman"/>
+          <w:kern w:val="0"/>
+          <w:sz w:val="24"/>
+          <w:szCs w:val="24"/>
+          <w:lang w:val="en-GB" w:eastAsia="en-GB" w:bidi="ar-SA"/>
+          <w14:ligatures w14:val="none"/>
+        </w:rPr>
+      </w:pPr>
+      <w:r>
+        <w:rPr>
+          <w:rFonts w:ascii="Times New Roman" w:eastAsia="Times New Roman" w:hAnsi="Times New Roman" w:cs="Times New Roman"/>
+          <w:kern w:val="0"/>
+          <w:sz w:val="24"/>
+          <w:szCs w:val="24"/>
+          <w:lang w:val="en-GB" w:eastAsia="en-GB" w:bidi="ar-SA"/>
+          <w14:ligatures w14:val="none"/>
+        </w:rPr>
+        <w:t>Human rights &amp; labor protection</w:t>
+      </w:r>
+    </w:p>
+    <w:p>
+      <w:pPr>
+        <w:numPr>
+          <w:ilvl w:val="0"/>
+          <w:numId w:val="4"/>
+        </w:numPr>
+        <w:spacing w:before="100" w:beforeAutospacing="1" w:after="100" w:afterAutospacing="1" w:line="240" w:lineRule="auto"/>
+        <w:rPr>
+          <w:rFonts w:ascii="Times New Roman" w:eastAsia="Times New Roman" w:hAnsi="Times New Roman" w:cs="Times New Roman"/>
+          <w:kern w:val="0"/>
+          <w:sz w:val="24"/>
+          <w:szCs w:val="24"/>
+          <w:lang w:val="en-GB" w:eastAsia="en-GB" w:bidi="ar-SA"/>
+          <w14:ligatures w14:val="none"/>
+        </w:rPr>
+      </w:pPr>
+      <w:r>
+        <w:rPr>
+          <w:rFonts w:ascii="Times New Roman" w:eastAsia="Times New Roman" w:hAnsi="Times New Roman" w:cs="Times New Roman"/>
+          <w:kern w:val="0"/>
+          <w:sz w:val="24"/>
+          <w:szCs w:val="24"/>
+          <w:lang w:val="en-GB" w:eastAsia="en-GB" w:bidi="ar-SA"/>
+          <w14:ligatures w14:val="none"/>
+        </w:rPr>
+        <w:t>Fair competition principles</w:t>
+      </w:r>
+    </w:p>
+    <w:p>
+      <w:pPr>
+        <w:spacing w:after="0" w:line="240" w:lineRule="auto"/>
+        <w:rPr>
+          <w:rFonts w:ascii="Times New Roman" w:eastAsia="Times New Roman" w:hAnsi="Times New Roman" w:cs="Times New Roman"/>
+          <w:kern w:val="0"/>
+          <w:sz w:val="24"/>
+          <w:szCs w:val="24"/>
+          <w:lang w:val="en-GB" w:eastAsia="en-GB" w:bidi="ar-SA"/>
+          <w14:ligatures w14:val="none"/>
+        </w:rPr>
+      </w:pPr>
+      <w:r>
+        <w:rPr>
+          <w:rFonts w:ascii="Times New Roman" w:eastAsia="Times New Roman" w:hAnsi="Times New Roman" w:cs="Times New Roman"/>
+          <w:kern w:val="0"/>
+          <w:sz w:val="24"/>
+          <w:szCs w:val="24"/>
+          <w:lang w:val="en-GB" w:eastAsia="en-GB" w:bidi="ar-SA"/>
+          <w14:ligatures w14:val="none"/>
+        </w:rPr>
+        <w:pict w14:anchorId="456A4E24">
+          <v:rect id="_x0000_i1104" style="width:0;height:1.5pt" o:hralign="center" o:hrstd="t" o:hr="t" fillcolor="#a0a0a0" stroked="f"/>
+        </w:pict>
+      </w:r>
+    </w:p>
+    <w:p>
+      <w:pPr>
+        <w:spacing w:before="100" w:beforeAutospacing="1" w:after="100" w:afterAutospacing="1" w:line="240" w:lineRule="auto"/>
+        <w:outlineLvl w:val="0"/>
+        <w:rPr>
+          <w:rFonts w:ascii="Times New Roman" w:eastAsia="Times New Roman" w:hAnsi="Times New Roman" w:cs="Times New Roman"/>
           <w:b/>
           <w:bCs/>
           <w:kern w:val="36"/>
@@ -5442,8 +8807,8 @@
           <w:lang w:val="en-GB" w:eastAsia="en-GB" w:bidi="ar-SA"/>
           <w14:ligatures w14:val="none"/>
         </w:rPr>
-        <w:t>🌍</w:t>
-      </w:r>
+      </w:pPr>
+      <w:bookmarkStart w:id="11" w:name="_Toc224162994"/>
       <w:r>
         <w:rPr>
           <w:rFonts w:ascii="Times New Roman" w:eastAsia="Times New Roman" w:hAnsi="Times New Roman" w:cs="Times New Roman"/>
@@ -5455,8 +8820,9 @@
           <w:lang w:val="en-GB" w:eastAsia="en-GB" w:bidi="ar-SA"/>
           <w14:ligatures w14:val="none"/>
         </w:rPr>
-        <w:t xml:space="preserve"> 20.9 ESG &amp; Ethical Governance Integration</w:t>
-      </w:r>
+        <w:t>20.10 Governance Structure</w:t>
+      </w:r>
+      <w:bookmarkEnd w:id="11"/>
     </w:p>
     <w:p>
       <w:pPr>
@@ -5466,164 +8832,119 @@
           <w:kern w:val="0"/>
           <w:sz w:val="24"/>
           <w:szCs w:val="24"/>
-          <w:lang w:val="en-GB" w:eastAsia="en-GB" w:bidi="ar-SA"/>
-          <w14:ligatures w14:val="none"/>
-        </w:rPr>
-      </w:pPr>
-      <w:r>
-        <w:rPr>
-          <w:rFonts w:ascii="Times New Roman" w:eastAsia="Times New Roman" w:hAnsi="Times New Roman" w:cs="Times New Roman"/>
-          <w:kern w:val="0"/>
-          <w:sz w:val="24"/>
-          <w:szCs w:val="24"/>
-          <w:lang w:val="en-GB" w:eastAsia="en-GB" w:bidi="ar-SA"/>
-          <w14:ligatures w14:val="none"/>
-        </w:rPr>
-        <w:t>Ethics compliance supports:</w:t>
+          <w:highlight w:val="yellow"/>
+          <w:lang w:val="en-GB" w:eastAsia="en-GB" w:bidi="ar-SA"/>
+          <w14:ligatures w14:val="none"/>
+        </w:rPr>
+      </w:pPr>
+      <w:r>
+        <w:rPr>
+          <w:rFonts w:ascii="Times New Roman" w:eastAsia="Times New Roman" w:hAnsi="Times New Roman" w:cs="Times New Roman"/>
+          <w:b/>
+          <w:bCs/>
+          <w:kern w:val="0"/>
+          <w:sz w:val="24"/>
+          <w:szCs w:val="24"/>
+          <w:highlight w:val="yellow"/>
+          <w:lang w:val="en-GB" w:eastAsia="en-GB" w:bidi="ar-SA"/>
+          <w14:ligatures w14:val="none"/>
+        </w:rPr>
+        <w:t>Board Audit &amp; Risk Committee</w:t>
+      </w:r>
+      <w:r>
+        <w:rPr>
+          <w:rFonts w:ascii="Times New Roman" w:eastAsia="Times New Roman" w:hAnsi="Times New Roman" w:cs="Times New Roman"/>
+          <w:kern w:val="0"/>
+          <w:sz w:val="24"/>
+          <w:szCs w:val="24"/>
+          <w:highlight w:val="yellow"/>
+          <w:lang w:val="en-GB" w:eastAsia="en-GB" w:bidi="ar-SA"/>
+          <w14:ligatures w14:val="none"/>
+        </w:rPr>
+        <w:br/>
+        <w:t>↓</w:t>
+      </w:r>
+      <w:r>
+        <w:rPr>
+          <w:rFonts w:ascii="Times New Roman" w:eastAsia="Times New Roman" w:hAnsi="Times New Roman" w:cs="Times New Roman"/>
+          <w:kern w:val="0"/>
+          <w:sz w:val="24"/>
+          <w:szCs w:val="24"/>
+          <w:highlight w:val="yellow"/>
+          <w:lang w:val="en-GB" w:eastAsia="en-GB" w:bidi="ar-SA"/>
+          <w14:ligatures w14:val="none"/>
+        </w:rPr>
+        <w:br/>
+      </w:r>
+      <w:r>
+        <w:rPr>
+          <w:rFonts w:ascii="Times New Roman" w:eastAsia="Times New Roman" w:hAnsi="Times New Roman" w:cs="Times New Roman"/>
+          <w:b/>
+          <w:bCs/>
+          <w:kern w:val="0"/>
+          <w:sz w:val="24"/>
+          <w:szCs w:val="24"/>
+          <w:highlight w:val="yellow"/>
+          <w:lang w:val="en-GB" w:eastAsia="en-GB" w:bidi="ar-SA"/>
+          <w14:ligatures w14:val="none"/>
+        </w:rPr>
+        <w:t>Chief Compliance Officer (CCO)</w:t>
+      </w:r>
+      <w:r>
+        <w:rPr>
+          <w:rFonts w:ascii="Times New Roman" w:eastAsia="Times New Roman" w:hAnsi="Times New Roman" w:cs="Times New Roman"/>
+          <w:kern w:val="0"/>
+          <w:sz w:val="24"/>
+          <w:szCs w:val="24"/>
+          <w:highlight w:val="yellow"/>
+          <w:lang w:val="en-GB" w:eastAsia="en-GB" w:bidi="ar-SA"/>
+          <w14:ligatures w14:val="none"/>
+        </w:rPr>
+        <w:br/>
+        <w:t>↓</w:t>
+      </w:r>
+      <w:r>
+        <w:rPr>
+          <w:rFonts w:ascii="Times New Roman" w:eastAsia="Times New Roman" w:hAnsi="Times New Roman" w:cs="Times New Roman"/>
+          <w:kern w:val="0"/>
+          <w:sz w:val="24"/>
+          <w:szCs w:val="24"/>
+          <w:highlight w:val="yellow"/>
+          <w:lang w:val="en-GB" w:eastAsia="en-GB" w:bidi="ar-SA"/>
+          <w14:ligatures w14:val="none"/>
+        </w:rPr>
+        <w:br/>
+        <w:t>Compliance Unit</w:t>
+      </w:r>
+      <w:r>
+        <w:rPr>
+          <w:rFonts w:ascii="Times New Roman" w:eastAsia="Times New Roman" w:hAnsi="Times New Roman" w:cs="Times New Roman"/>
+          <w:kern w:val="0"/>
+          <w:sz w:val="24"/>
+          <w:szCs w:val="24"/>
+          <w:highlight w:val="yellow"/>
+          <w:lang w:val="en-GB" w:eastAsia="en-GB" w:bidi="ar-SA"/>
+          <w14:ligatures w14:val="none"/>
+        </w:rPr>
+        <w:br/>
+        <w:t>↓</w:t>
+      </w:r>
+      <w:r>
+        <w:rPr>
+          <w:rFonts w:ascii="Times New Roman" w:eastAsia="Times New Roman" w:hAnsi="Times New Roman" w:cs="Times New Roman"/>
+          <w:kern w:val="0"/>
+          <w:sz w:val="24"/>
+          <w:szCs w:val="24"/>
+          <w:highlight w:val="yellow"/>
+          <w:lang w:val="en-GB" w:eastAsia="en-GB" w:bidi="ar-SA"/>
+          <w14:ligatures w14:val="none"/>
+        </w:rPr>
+        <w:br/>
+        <w:t>Departmental Ethics Focal Points</w:t>
       </w:r>
     </w:p>
     <w:p>
       <w:pPr>
-        <w:numPr>
-          <w:ilvl w:val="0"/>
-          <w:numId w:val="4"/>
-        </w:numPr>
-        <w:spacing w:before="100" w:beforeAutospacing="1" w:after="100" w:afterAutospacing="1" w:line="240" w:lineRule="auto"/>
-        <w:rPr>
-          <w:rFonts w:ascii="Times New Roman" w:eastAsia="Times New Roman" w:hAnsi="Times New Roman" w:cs="Times New Roman"/>
-          <w:kern w:val="0"/>
-          <w:sz w:val="24"/>
-          <w:szCs w:val="24"/>
-          <w:lang w:val="en-GB" w:eastAsia="en-GB" w:bidi="ar-SA"/>
-          <w14:ligatures w14:val="none"/>
-        </w:rPr>
-      </w:pPr>
-      <w:r>
-        <w:rPr>
-          <w:rFonts w:ascii="Times New Roman" w:eastAsia="Times New Roman" w:hAnsi="Times New Roman" w:cs="Times New Roman"/>
-          <w:kern w:val="0"/>
-          <w:sz w:val="24"/>
-          <w:szCs w:val="24"/>
-          <w:lang w:val="en-GB" w:eastAsia="en-GB" w:bidi="ar-SA"/>
-          <w14:ligatures w14:val="none"/>
-        </w:rPr>
-        <w:t>SDG 16 (Peace, Justice &amp; Strong Institutions)</w:t>
-      </w:r>
-    </w:p>
-    <w:p>
-      <w:pPr>
-        <w:numPr>
-          <w:ilvl w:val="0"/>
-          <w:numId w:val="4"/>
-        </w:numPr>
-        <w:spacing w:before="100" w:beforeAutospacing="1" w:after="100" w:afterAutospacing="1" w:line="240" w:lineRule="auto"/>
-        <w:rPr>
-          <w:rFonts w:ascii="Times New Roman" w:eastAsia="Times New Roman" w:hAnsi="Times New Roman" w:cs="Times New Roman"/>
-          <w:kern w:val="0"/>
-          <w:sz w:val="24"/>
-          <w:szCs w:val="24"/>
-          <w:lang w:val="en-GB" w:eastAsia="en-GB" w:bidi="ar-SA"/>
-          <w14:ligatures w14:val="none"/>
-        </w:rPr>
-      </w:pPr>
-      <w:r>
-        <w:rPr>
-          <w:rFonts w:ascii="Times New Roman" w:eastAsia="Times New Roman" w:hAnsi="Times New Roman" w:cs="Times New Roman"/>
-          <w:kern w:val="0"/>
-          <w:sz w:val="24"/>
-          <w:szCs w:val="24"/>
-          <w:lang w:val="en-GB" w:eastAsia="en-GB" w:bidi="ar-SA"/>
-          <w14:ligatures w14:val="none"/>
-        </w:rPr>
-        <w:t>ESG Governance Pillar</w:t>
-      </w:r>
-    </w:p>
-    <w:p>
-      <w:pPr>
-        <w:numPr>
-          <w:ilvl w:val="0"/>
-          <w:numId w:val="4"/>
-        </w:numPr>
-        <w:spacing w:before="100" w:beforeAutospacing="1" w:after="100" w:afterAutospacing="1" w:line="240" w:lineRule="auto"/>
-        <w:rPr>
-          <w:rFonts w:ascii="Times New Roman" w:eastAsia="Times New Roman" w:hAnsi="Times New Roman" w:cs="Times New Roman"/>
-          <w:kern w:val="0"/>
-          <w:sz w:val="24"/>
-          <w:szCs w:val="24"/>
-          <w:lang w:val="en-GB" w:eastAsia="en-GB" w:bidi="ar-SA"/>
-          <w14:ligatures w14:val="none"/>
-        </w:rPr>
-      </w:pPr>
-      <w:r>
-        <w:rPr>
-          <w:rFonts w:ascii="Times New Roman" w:eastAsia="Times New Roman" w:hAnsi="Times New Roman" w:cs="Times New Roman"/>
-          <w:kern w:val="0"/>
-          <w:sz w:val="24"/>
-          <w:szCs w:val="24"/>
-          <w:lang w:val="en-GB" w:eastAsia="en-GB" w:bidi="ar-SA"/>
-          <w14:ligatures w14:val="none"/>
-        </w:rPr>
-        <w:t>Anti-money laundering compliance</w:t>
-      </w:r>
-    </w:p>
-    <w:p>
-      <w:pPr>
-        <w:numPr>
-          <w:ilvl w:val="0"/>
-          <w:numId w:val="4"/>
-        </w:numPr>
-        <w:spacing w:before="100" w:beforeAutospacing="1" w:after="100" w:afterAutospacing="1" w:line="240" w:lineRule="auto"/>
-        <w:rPr>
-          <w:rFonts w:ascii="Times New Roman" w:eastAsia="Times New Roman" w:hAnsi="Times New Roman" w:cs="Times New Roman"/>
-          <w:kern w:val="0"/>
-          <w:sz w:val="24"/>
-          <w:szCs w:val="24"/>
-          <w:lang w:val="en-GB" w:eastAsia="en-GB" w:bidi="ar-SA"/>
-          <w14:ligatures w14:val="none"/>
-        </w:rPr>
-      </w:pPr>
-      <w:r>
-        <w:rPr>
-          <w:rFonts w:ascii="Times New Roman" w:eastAsia="Times New Roman" w:hAnsi="Times New Roman" w:cs="Times New Roman"/>
-          <w:kern w:val="0"/>
-          <w:sz w:val="24"/>
-          <w:szCs w:val="24"/>
-          <w:lang w:val="en-GB" w:eastAsia="en-GB" w:bidi="ar-SA"/>
-          <w14:ligatures w14:val="none"/>
-        </w:rPr>
-        <w:t>Human rights &amp; labor protection</w:t>
-      </w:r>
-    </w:p>
-    <w:p>
-      <w:pPr>
-        <w:numPr>
-          <w:ilvl w:val="0"/>
-          <w:numId w:val="4"/>
-        </w:numPr>
-        <w:spacing w:before="100" w:beforeAutospacing="1" w:after="100" w:afterAutospacing="1" w:line="240" w:lineRule="auto"/>
-        <w:rPr>
-          <w:rFonts w:ascii="Times New Roman" w:eastAsia="Times New Roman" w:hAnsi="Times New Roman" w:cs="Times New Roman"/>
-          <w:kern w:val="0"/>
-          <w:sz w:val="24"/>
-          <w:szCs w:val="24"/>
-          <w:lang w:val="en-GB" w:eastAsia="en-GB" w:bidi="ar-SA"/>
-          <w14:ligatures w14:val="none"/>
-        </w:rPr>
-      </w:pPr>
-      <w:r>
-        <w:rPr>
-          <w:rFonts w:ascii="Times New Roman" w:eastAsia="Times New Roman" w:hAnsi="Times New Roman" w:cs="Times New Roman"/>
-          <w:kern w:val="0"/>
-          <w:sz w:val="24"/>
-          <w:szCs w:val="24"/>
-          <w:lang w:val="en-GB" w:eastAsia="en-GB" w:bidi="ar-SA"/>
-          <w14:ligatures w14:val="none"/>
-        </w:rPr>
-        <w:t>Fair competition principles</w:t>
-      </w:r>
-    </w:p>
-    <w:p>
-      <w:pPr>
         <w:spacing w:after="0" w:line="240" w:lineRule="auto"/>
         <w:rPr>
           <w:rFonts w:ascii="Times New Roman" w:eastAsia="Times New Roman" w:hAnsi="Times New Roman" w:cs="Times New Roman"/>
@@ -5640,11 +8961,12 @@
           <w:kern w:val="0"/>
           <w:sz w:val="24"/>
           <w:szCs w:val="24"/>
-          <w:lang w:val="en-GB" w:eastAsia="en-GB" w:bidi="ar-SA"/>
-          <w14:ligatures w14:val="none"/>
-        </w:rPr>
-        <w:pict w14:anchorId="456A4E24">
-          <v:rect id="_x0000_i1035" style="width:0;height:1.5pt" o:hralign="center" o:hrstd="t" o:hr="t" fillcolor="#a0a0a0" stroked="f"/>
+          <w:highlight w:val="yellow"/>
+          <w:lang w:val="en-GB" w:eastAsia="en-GB" w:bidi="ar-SA"/>
+          <w14:ligatures w14:val="none"/>
+        </w:rPr>
+        <w:pict w14:anchorId="1A449E10">
+          <v:rect id="_x0000_i1105" style="width:0;height:1.5pt" o:hralign="center" o:hrstd="t" o:hr="t" fillcolor="#a0a0a0" stroked="f"/>
         </w:pict>
       </w:r>
     </w:p>
@@ -5663,9 +8985,10 @@
           <w14:ligatures w14:val="none"/>
         </w:rPr>
       </w:pPr>
-      <w:r>
-        <w:rPr>
-          <w:rFonts w:ascii="Segoe UI Emoji" w:eastAsia="Times New Roman" w:hAnsi="Segoe UI Emoji" w:cs="Segoe UI Emoji"/>
+      <w:bookmarkStart w:id="12" w:name="_Toc224162995"/>
+      <w:r>
+        <w:rPr>
+          <w:rFonts w:ascii="Times New Roman" w:eastAsia="Times New Roman" w:hAnsi="Times New Roman" w:cs="Times New Roman"/>
           <w:b/>
           <w:bCs/>
           <w:kern w:val="36"/>
@@ -5674,9 +8997,292 @@
           <w:lang w:val="en-GB" w:eastAsia="en-GB" w:bidi="ar-SA"/>
           <w14:ligatures w14:val="none"/>
         </w:rPr>
-        <w:t>🏢</w:t>
-      </w:r>
-      <w:r>
+        <w:t>20.11 Risk Categories Covered</w:t>
+      </w:r>
+      <w:bookmarkEnd w:id="12"/>
+    </w:p>
+    <w:p>
+      <w:pPr>
+        <w:numPr>
+          <w:ilvl w:val="0"/>
+          <w:numId w:val="5"/>
+        </w:numPr>
+        <w:spacing w:before="100" w:beforeAutospacing="1" w:after="100" w:afterAutospacing="1" w:line="240" w:lineRule="auto"/>
+        <w:rPr>
+          <w:rFonts w:ascii="Times New Roman" w:eastAsia="Times New Roman" w:hAnsi="Times New Roman" w:cs="Times New Roman"/>
+          <w:kern w:val="0"/>
+          <w:sz w:val="24"/>
+          <w:szCs w:val="24"/>
+          <w:lang w:val="en-GB" w:eastAsia="en-GB" w:bidi="ar-SA"/>
+          <w14:ligatures w14:val="none"/>
+        </w:rPr>
+      </w:pPr>
+      <w:r>
+        <w:rPr>
+          <w:rFonts w:ascii="Times New Roman" w:eastAsia="Times New Roman" w:hAnsi="Times New Roman" w:cs="Times New Roman"/>
+          <w:kern w:val="0"/>
+          <w:sz w:val="24"/>
+          <w:szCs w:val="24"/>
+          <w:lang w:val="en-GB" w:eastAsia="en-GB" w:bidi="ar-SA"/>
+          <w14:ligatures w14:val="none"/>
+        </w:rPr>
+        <w:t>Fraud</w:t>
+      </w:r>
+    </w:p>
+    <w:p>
+      <w:pPr>
+        <w:numPr>
+          <w:ilvl w:val="0"/>
+          <w:numId w:val="5"/>
+        </w:numPr>
+        <w:spacing w:before="100" w:beforeAutospacing="1" w:after="100" w:afterAutospacing="1" w:line="240" w:lineRule="auto"/>
+        <w:rPr>
+          <w:rFonts w:ascii="Times New Roman" w:eastAsia="Times New Roman" w:hAnsi="Times New Roman" w:cs="Times New Roman"/>
+          <w:kern w:val="0"/>
+          <w:sz w:val="24"/>
+          <w:szCs w:val="24"/>
+          <w:lang w:val="en-GB" w:eastAsia="en-GB" w:bidi="ar-SA"/>
+          <w14:ligatures w14:val="none"/>
+        </w:rPr>
+      </w:pPr>
+      <w:r>
+        <w:rPr>
+          <w:rFonts w:ascii="Times New Roman" w:eastAsia="Times New Roman" w:hAnsi="Times New Roman" w:cs="Times New Roman"/>
+          <w:kern w:val="0"/>
+          <w:sz w:val="24"/>
+          <w:szCs w:val="24"/>
+          <w:lang w:val="en-GB" w:eastAsia="en-GB" w:bidi="ar-SA"/>
+          <w14:ligatures w14:val="none"/>
+        </w:rPr>
+        <w:t>Embezzlement</w:t>
+      </w:r>
+    </w:p>
+    <w:p>
+      <w:pPr>
+        <w:numPr>
+          <w:ilvl w:val="0"/>
+          <w:numId w:val="5"/>
+        </w:numPr>
+        <w:spacing w:before="100" w:beforeAutospacing="1" w:after="100" w:afterAutospacing="1" w:line="240" w:lineRule="auto"/>
+        <w:rPr>
+          <w:rFonts w:ascii="Times New Roman" w:eastAsia="Times New Roman" w:hAnsi="Times New Roman" w:cs="Times New Roman"/>
+          <w:kern w:val="0"/>
+          <w:sz w:val="24"/>
+          <w:szCs w:val="24"/>
+          <w:lang w:val="en-GB" w:eastAsia="en-GB" w:bidi="ar-SA"/>
+          <w14:ligatures w14:val="none"/>
+        </w:rPr>
+      </w:pPr>
+      <w:r>
+        <w:rPr>
+          <w:rFonts w:ascii="Times New Roman" w:eastAsia="Times New Roman" w:hAnsi="Times New Roman" w:cs="Times New Roman"/>
+          <w:kern w:val="0"/>
+          <w:sz w:val="24"/>
+          <w:szCs w:val="24"/>
+          <w:lang w:val="en-GB" w:eastAsia="en-GB" w:bidi="ar-SA"/>
+          <w14:ligatures w14:val="none"/>
+        </w:rPr>
+        <w:t>Bribery</w:t>
+      </w:r>
+    </w:p>
+    <w:p>
+      <w:pPr>
+        <w:numPr>
+          <w:ilvl w:val="0"/>
+          <w:numId w:val="5"/>
+        </w:numPr>
+        <w:spacing w:before="100" w:beforeAutospacing="1" w:after="100" w:afterAutospacing="1" w:line="240" w:lineRule="auto"/>
+        <w:rPr>
+          <w:rFonts w:ascii="Times New Roman" w:eastAsia="Times New Roman" w:hAnsi="Times New Roman" w:cs="Times New Roman"/>
+          <w:kern w:val="0"/>
+          <w:sz w:val="24"/>
+          <w:szCs w:val="24"/>
+          <w:lang w:val="en-GB" w:eastAsia="en-GB" w:bidi="ar-SA"/>
+          <w14:ligatures w14:val="none"/>
+        </w:rPr>
+      </w:pPr>
+      <w:r>
+        <w:rPr>
+          <w:rFonts w:ascii="Times New Roman" w:eastAsia="Times New Roman" w:hAnsi="Times New Roman" w:cs="Times New Roman"/>
+          <w:kern w:val="0"/>
+          <w:sz w:val="24"/>
+          <w:szCs w:val="24"/>
+          <w:lang w:val="en-GB" w:eastAsia="en-GB" w:bidi="ar-SA"/>
+          <w14:ligatures w14:val="none"/>
+        </w:rPr>
+        <w:t>Insider trading</w:t>
+      </w:r>
+    </w:p>
+    <w:p>
+      <w:pPr>
+        <w:numPr>
+          <w:ilvl w:val="0"/>
+          <w:numId w:val="5"/>
+        </w:numPr>
+        <w:spacing w:before="100" w:beforeAutospacing="1" w:after="100" w:afterAutospacing="1" w:line="240" w:lineRule="auto"/>
+        <w:rPr>
+          <w:rFonts w:ascii="Times New Roman" w:eastAsia="Times New Roman" w:hAnsi="Times New Roman" w:cs="Times New Roman"/>
+          <w:kern w:val="0"/>
+          <w:sz w:val="24"/>
+          <w:szCs w:val="24"/>
+          <w:lang w:val="en-GB" w:eastAsia="en-GB" w:bidi="ar-SA"/>
+          <w14:ligatures w14:val="none"/>
+        </w:rPr>
+      </w:pPr>
+      <w:r>
+        <w:rPr>
+          <w:rFonts w:ascii="Times New Roman" w:eastAsia="Times New Roman" w:hAnsi="Times New Roman" w:cs="Times New Roman"/>
+          <w:kern w:val="0"/>
+          <w:sz w:val="24"/>
+          <w:szCs w:val="24"/>
+          <w:lang w:val="en-GB" w:eastAsia="en-GB" w:bidi="ar-SA"/>
+          <w14:ligatures w14:val="none"/>
+        </w:rPr>
+        <w:t>Data breaches</w:t>
+      </w:r>
+    </w:p>
+    <w:p>
+      <w:pPr>
+        <w:numPr>
+          <w:ilvl w:val="0"/>
+          <w:numId w:val="5"/>
+        </w:numPr>
+        <w:spacing w:before="100" w:beforeAutospacing="1" w:after="100" w:afterAutospacing="1" w:line="240" w:lineRule="auto"/>
+        <w:rPr>
+          <w:rFonts w:ascii="Times New Roman" w:eastAsia="Times New Roman" w:hAnsi="Times New Roman" w:cs="Times New Roman"/>
+          <w:kern w:val="0"/>
+          <w:sz w:val="24"/>
+          <w:szCs w:val="24"/>
+          <w:lang w:val="en-GB" w:eastAsia="en-GB" w:bidi="ar-SA"/>
+          <w14:ligatures w14:val="none"/>
+        </w:rPr>
+      </w:pPr>
+      <w:r>
+        <w:rPr>
+          <w:rFonts w:ascii="Times New Roman" w:eastAsia="Times New Roman" w:hAnsi="Times New Roman" w:cs="Times New Roman"/>
+          <w:kern w:val="0"/>
+          <w:sz w:val="24"/>
+          <w:szCs w:val="24"/>
+          <w:lang w:val="en-GB" w:eastAsia="en-GB" w:bidi="ar-SA"/>
+          <w14:ligatures w14:val="none"/>
+        </w:rPr>
+        <w:t>Harassment</w:t>
+      </w:r>
+    </w:p>
+    <w:p>
+      <w:pPr>
+        <w:numPr>
+          <w:ilvl w:val="0"/>
+          <w:numId w:val="5"/>
+        </w:numPr>
+        <w:spacing w:before="100" w:beforeAutospacing="1" w:after="100" w:afterAutospacing="1" w:line="240" w:lineRule="auto"/>
+        <w:rPr>
+          <w:rFonts w:ascii="Times New Roman" w:eastAsia="Times New Roman" w:hAnsi="Times New Roman" w:cs="Times New Roman"/>
+          <w:kern w:val="0"/>
+          <w:sz w:val="24"/>
+          <w:szCs w:val="24"/>
+          <w:lang w:val="en-GB" w:eastAsia="en-GB" w:bidi="ar-SA"/>
+          <w14:ligatures w14:val="none"/>
+        </w:rPr>
+      </w:pPr>
+      <w:r>
+        <w:rPr>
+          <w:rFonts w:ascii="Times New Roman" w:eastAsia="Times New Roman" w:hAnsi="Times New Roman" w:cs="Times New Roman"/>
+          <w:kern w:val="0"/>
+          <w:sz w:val="24"/>
+          <w:szCs w:val="24"/>
+          <w:lang w:val="en-GB" w:eastAsia="en-GB" w:bidi="ar-SA"/>
+          <w14:ligatures w14:val="none"/>
+        </w:rPr>
+        <w:t>Discrimination</w:t>
+      </w:r>
+    </w:p>
+    <w:p>
+      <w:pPr>
+        <w:numPr>
+          <w:ilvl w:val="0"/>
+          <w:numId w:val="5"/>
+        </w:numPr>
+        <w:spacing w:before="100" w:beforeAutospacing="1" w:after="100" w:afterAutospacing="1" w:line="240" w:lineRule="auto"/>
+        <w:rPr>
+          <w:rFonts w:ascii="Times New Roman" w:eastAsia="Times New Roman" w:hAnsi="Times New Roman" w:cs="Times New Roman"/>
+          <w:kern w:val="0"/>
+          <w:sz w:val="24"/>
+          <w:szCs w:val="24"/>
+          <w:lang w:val="en-GB" w:eastAsia="en-GB" w:bidi="ar-SA"/>
+          <w14:ligatures w14:val="none"/>
+        </w:rPr>
+      </w:pPr>
+      <w:r>
+        <w:rPr>
+          <w:rFonts w:ascii="Times New Roman" w:eastAsia="Times New Roman" w:hAnsi="Times New Roman" w:cs="Times New Roman"/>
+          <w:kern w:val="0"/>
+          <w:sz w:val="24"/>
+          <w:szCs w:val="24"/>
+          <w:lang w:val="en-GB" w:eastAsia="en-GB" w:bidi="ar-SA"/>
+          <w14:ligatures w14:val="none"/>
+        </w:rPr>
+        <w:t>Regulatory violations</w:t>
+      </w:r>
+    </w:p>
+    <w:p>
+      <w:pPr>
+        <w:numPr>
+          <w:ilvl w:val="0"/>
+          <w:numId w:val="5"/>
+        </w:numPr>
+        <w:spacing w:before="100" w:beforeAutospacing="1" w:after="100" w:afterAutospacing="1" w:line="240" w:lineRule="auto"/>
+        <w:rPr>
+          <w:rFonts w:ascii="Times New Roman" w:eastAsia="Times New Roman" w:hAnsi="Times New Roman" w:cs="Times New Roman"/>
+          <w:kern w:val="0"/>
+          <w:sz w:val="24"/>
+          <w:szCs w:val="24"/>
+          <w:lang w:val="en-GB" w:eastAsia="en-GB" w:bidi="ar-SA"/>
+          <w14:ligatures w14:val="none"/>
+        </w:rPr>
+      </w:pPr>
+      <w:r>
+        <w:rPr>
+          <w:rFonts w:ascii="Times New Roman" w:eastAsia="Times New Roman" w:hAnsi="Times New Roman" w:cs="Times New Roman"/>
+          <w:kern w:val="0"/>
+          <w:sz w:val="24"/>
+          <w:szCs w:val="24"/>
+          <w:lang w:val="en-GB" w:eastAsia="en-GB" w:bidi="ar-SA"/>
+          <w14:ligatures w14:val="none"/>
+        </w:rPr>
+        <w:t>Misuse of company assets</w:t>
+      </w:r>
+    </w:p>
+    <w:p>
+      <w:pPr>
+        <w:spacing w:after="0" w:line="240" w:lineRule="auto"/>
+        <w:rPr>
+          <w:rFonts w:ascii="Times New Roman" w:eastAsia="Times New Roman" w:hAnsi="Times New Roman" w:cs="Times New Roman"/>
+          <w:kern w:val="0"/>
+          <w:sz w:val="24"/>
+          <w:szCs w:val="24"/>
+          <w:lang w:val="en-GB" w:eastAsia="en-GB" w:bidi="ar-SA"/>
+          <w14:ligatures w14:val="none"/>
+        </w:rPr>
+      </w:pPr>
+      <w:r>
+        <w:rPr>
+          <w:rFonts w:ascii="Times New Roman" w:eastAsia="Times New Roman" w:hAnsi="Times New Roman" w:cs="Times New Roman"/>
+          <w:kern w:val="0"/>
+          <w:sz w:val="24"/>
+          <w:szCs w:val="24"/>
+          <w:lang w:val="en-GB" w:eastAsia="en-GB" w:bidi="ar-SA"/>
+          <w14:ligatures w14:val="none"/>
+        </w:rPr>
+        <w:pict w14:anchorId="55707D44">
+          <v:rect id="_x0000_i1106" style="width:0;height:1.5pt" o:hralign="center" o:hrstd="t" o:hr="t" fillcolor="#a0a0a0" stroked="f"/>
+        </w:pict>
+      </w:r>
+    </w:p>
+    <w:p>
+      <w:pPr>
+        <w:spacing w:before="100" w:beforeAutospacing="1" w:after="100" w:afterAutospacing="1" w:line="240" w:lineRule="auto"/>
+        <w:outlineLvl w:val="0"/>
         <w:rPr>
           <w:rFonts w:ascii="Times New Roman" w:eastAsia="Times New Roman" w:hAnsi="Times New Roman" w:cs="Times New Roman"/>
           <w:b/>
@@ -5687,159 +9293,9 @@
           <w:lang w:val="en-GB" w:eastAsia="en-GB" w:bidi="ar-SA"/>
           <w14:ligatures w14:val="none"/>
         </w:rPr>
-        <w:t xml:space="preserve"> 20.10 Governance Structure</w:t>
-      </w:r>
-    </w:p>
-    <w:p>
-      <w:pPr>
-        <w:spacing w:before="100" w:beforeAutospacing="1" w:after="100" w:afterAutospacing="1" w:line="240" w:lineRule="auto"/>
-        <w:rPr>
-          <w:rFonts w:ascii="Times New Roman" w:eastAsia="Times New Roman" w:hAnsi="Times New Roman" w:cs="Times New Roman"/>
-          <w:kern w:val="0"/>
-          <w:sz w:val="24"/>
-          <w:szCs w:val="24"/>
-          <w:highlight w:val="yellow"/>
-          <w:lang w:val="en-GB" w:eastAsia="en-GB" w:bidi="ar-SA"/>
-          <w14:ligatures w14:val="none"/>
-        </w:rPr>
-      </w:pPr>
-      <w:r>
-        <w:rPr>
-          <w:rFonts w:ascii="Times New Roman" w:eastAsia="Times New Roman" w:hAnsi="Times New Roman" w:cs="Times New Roman"/>
-          <w:b/>
-          <w:bCs/>
-          <w:kern w:val="0"/>
-          <w:sz w:val="24"/>
-          <w:szCs w:val="24"/>
-          <w:highlight w:val="yellow"/>
-          <w:lang w:val="en-GB" w:eastAsia="en-GB" w:bidi="ar-SA"/>
-          <w14:ligatures w14:val="none"/>
-        </w:rPr>
-        <w:t>Board Audit &amp; Risk Committee</w:t>
-      </w:r>
-      <w:r>
-        <w:rPr>
-          <w:rFonts w:ascii="Times New Roman" w:eastAsia="Times New Roman" w:hAnsi="Times New Roman" w:cs="Times New Roman"/>
-          <w:kern w:val="0"/>
-          <w:sz w:val="24"/>
-          <w:szCs w:val="24"/>
-          <w:highlight w:val="yellow"/>
-          <w:lang w:val="en-GB" w:eastAsia="en-GB" w:bidi="ar-SA"/>
-          <w14:ligatures w14:val="none"/>
-        </w:rPr>
-        <w:br/>
-        <w:t>↓</w:t>
-      </w:r>
-      <w:r>
-        <w:rPr>
-          <w:rFonts w:ascii="Times New Roman" w:eastAsia="Times New Roman" w:hAnsi="Times New Roman" w:cs="Times New Roman"/>
-          <w:kern w:val="0"/>
-          <w:sz w:val="24"/>
-          <w:szCs w:val="24"/>
-          <w:highlight w:val="yellow"/>
-          <w:lang w:val="en-GB" w:eastAsia="en-GB" w:bidi="ar-SA"/>
-          <w14:ligatures w14:val="none"/>
-        </w:rPr>
-        <w:br/>
-      </w:r>
-      <w:r>
-        <w:rPr>
-          <w:rFonts w:ascii="Times New Roman" w:eastAsia="Times New Roman" w:hAnsi="Times New Roman" w:cs="Times New Roman"/>
-          <w:b/>
-          <w:bCs/>
-          <w:kern w:val="0"/>
-          <w:sz w:val="24"/>
-          <w:szCs w:val="24"/>
-          <w:highlight w:val="yellow"/>
-          <w:lang w:val="en-GB" w:eastAsia="en-GB" w:bidi="ar-SA"/>
-          <w14:ligatures w14:val="none"/>
-        </w:rPr>
-        <w:t>Chief Compliance Officer (CCO)</w:t>
-      </w:r>
-      <w:r>
-        <w:rPr>
-          <w:rFonts w:ascii="Times New Roman" w:eastAsia="Times New Roman" w:hAnsi="Times New Roman" w:cs="Times New Roman"/>
-          <w:kern w:val="0"/>
-          <w:sz w:val="24"/>
-          <w:szCs w:val="24"/>
-          <w:highlight w:val="yellow"/>
-          <w:lang w:val="en-GB" w:eastAsia="en-GB" w:bidi="ar-SA"/>
-          <w14:ligatures w14:val="none"/>
-        </w:rPr>
-        <w:br/>
-        <w:t>↓</w:t>
-      </w:r>
-      <w:r>
-        <w:rPr>
-          <w:rFonts w:ascii="Times New Roman" w:eastAsia="Times New Roman" w:hAnsi="Times New Roman" w:cs="Times New Roman"/>
-          <w:kern w:val="0"/>
-          <w:sz w:val="24"/>
-          <w:szCs w:val="24"/>
-          <w:highlight w:val="yellow"/>
-          <w:lang w:val="en-GB" w:eastAsia="en-GB" w:bidi="ar-SA"/>
-          <w14:ligatures w14:val="none"/>
-        </w:rPr>
-        <w:br/>
-        <w:t>Compliance Unit</w:t>
-      </w:r>
-      <w:r>
-        <w:rPr>
-          <w:rFonts w:ascii="Times New Roman" w:eastAsia="Times New Roman" w:hAnsi="Times New Roman" w:cs="Times New Roman"/>
-          <w:kern w:val="0"/>
-          <w:sz w:val="24"/>
-          <w:szCs w:val="24"/>
-          <w:highlight w:val="yellow"/>
-          <w:lang w:val="en-GB" w:eastAsia="en-GB" w:bidi="ar-SA"/>
-          <w14:ligatures w14:val="none"/>
-        </w:rPr>
-        <w:br/>
-        <w:t>↓</w:t>
-      </w:r>
-      <w:r>
-        <w:rPr>
-          <w:rFonts w:ascii="Times New Roman" w:eastAsia="Times New Roman" w:hAnsi="Times New Roman" w:cs="Times New Roman"/>
-          <w:kern w:val="0"/>
-          <w:sz w:val="24"/>
-          <w:szCs w:val="24"/>
-          <w:highlight w:val="yellow"/>
-          <w:lang w:val="en-GB" w:eastAsia="en-GB" w:bidi="ar-SA"/>
-          <w14:ligatures w14:val="none"/>
-        </w:rPr>
-        <w:br/>
-        <w:t>Departmental Ethics Focal Points</w:t>
-      </w:r>
-    </w:p>
-    <w:p>
-      <w:pPr>
-        <w:spacing w:after="0" w:line="240" w:lineRule="auto"/>
-        <w:rPr>
-          <w:rFonts w:ascii="Times New Roman" w:eastAsia="Times New Roman" w:hAnsi="Times New Roman" w:cs="Times New Roman"/>
-          <w:kern w:val="0"/>
-          <w:sz w:val="24"/>
-          <w:szCs w:val="24"/>
-          <w:lang w:val="en-GB" w:eastAsia="en-GB" w:bidi="ar-SA"/>
-          <w14:ligatures w14:val="none"/>
-        </w:rPr>
-      </w:pPr>
-      <w:r>
-        <w:rPr>
-          <w:rFonts w:ascii="Times New Roman" w:eastAsia="Times New Roman" w:hAnsi="Times New Roman" w:cs="Times New Roman"/>
-          <w:kern w:val="0"/>
-          <w:sz w:val="24"/>
-          <w:szCs w:val="24"/>
-          <w:highlight w:val="yellow"/>
-          <w:lang w:val="en-GB" w:eastAsia="en-GB" w:bidi="ar-SA"/>
-          <w14:ligatures w14:val="none"/>
-        </w:rPr>
-        <w:pict w14:anchorId="1A449E10">
-          <v:rect id="_x0000_i1036" style="width:0;height:1.5pt" o:hralign="center" o:hrstd="t" o:hr="t" fillcolor="#a0a0a0" stroked="f"/>
-        </w:pict>
-      </w:r>
-    </w:p>
-    <w:p>
-      <w:pPr>
-        <w:spacing w:before="100" w:beforeAutospacing="1" w:after="100" w:afterAutospacing="1" w:line="240" w:lineRule="auto"/>
-        <w:outlineLvl w:val="0"/>
+      </w:pPr>
+      <w:bookmarkStart w:id="13" w:name="_Toc224162996"/>
+      <w:r>
         <w:rPr>
           <w:rFonts w:ascii="Times New Roman" w:eastAsia="Times New Roman" w:hAnsi="Times New Roman" w:cs="Times New Roman"/>
           <w:b/>
@@ -5850,10 +9306,235 @@
           <w:lang w:val="en-GB" w:eastAsia="en-GB" w:bidi="ar-SA"/>
           <w14:ligatures w14:val="none"/>
         </w:rPr>
-      </w:pPr>
-      <w:r>
-        <w:rPr>
-          <w:rFonts w:ascii="Segoe UI Emoji" w:eastAsia="Times New Roman" w:hAnsi="Segoe UI Emoji" w:cs="Segoe UI Emoji"/>
+        <w:t>20.12 Reporting Structure</w:t>
+      </w:r>
+      <w:bookmarkEnd w:id="13"/>
+    </w:p>
+    <w:p>
+      <w:pPr>
+        <w:spacing w:before="100" w:beforeAutospacing="1" w:after="100" w:afterAutospacing="1" w:line="240" w:lineRule="auto"/>
+        <w:rPr>
+          <w:rFonts w:ascii="Times New Roman" w:eastAsia="Times New Roman" w:hAnsi="Times New Roman" w:cs="Times New Roman"/>
+          <w:kern w:val="0"/>
+          <w:sz w:val="24"/>
+          <w:szCs w:val="24"/>
+          <w:lang w:val="en-GB" w:eastAsia="en-GB" w:bidi="ar-SA"/>
+          <w14:ligatures w14:val="none"/>
+        </w:rPr>
+      </w:pPr>
+      <w:r>
+        <w:rPr>
+          <w:rFonts w:ascii="Times New Roman" w:eastAsia="Times New Roman" w:hAnsi="Times New Roman" w:cs="Times New Roman"/>
+          <w:kern w:val="0"/>
+          <w:sz w:val="24"/>
+          <w:szCs w:val="24"/>
+          <w:lang w:val="en-GB" w:eastAsia="en-GB" w:bidi="ar-SA"/>
+          <w14:ligatures w14:val="none"/>
+        </w:rPr>
+        <w:t>Quarterly reports include:</w:t>
+      </w:r>
+    </w:p>
+    <w:p>
+      <w:pPr>
+        <w:numPr>
+          <w:ilvl w:val="0"/>
+          <w:numId w:val="6"/>
+        </w:numPr>
+        <w:spacing w:before="100" w:beforeAutospacing="1" w:after="100" w:afterAutospacing="1" w:line="240" w:lineRule="auto"/>
+        <w:rPr>
+          <w:rFonts w:ascii="Times New Roman" w:eastAsia="Times New Roman" w:hAnsi="Times New Roman" w:cs="Times New Roman"/>
+          <w:kern w:val="0"/>
+          <w:sz w:val="24"/>
+          <w:szCs w:val="24"/>
+          <w:lang w:val="en-GB" w:eastAsia="en-GB" w:bidi="ar-SA"/>
+          <w14:ligatures w14:val="none"/>
+        </w:rPr>
+      </w:pPr>
+      <w:r>
+        <w:rPr>
+          <w:rFonts w:ascii="Times New Roman" w:eastAsia="Times New Roman" w:hAnsi="Times New Roman" w:cs="Times New Roman"/>
+          <w:kern w:val="0"/>
+          <w:sz w:val="24"/>
+          <w:szCs w:val="24"/>
+          <w:lang w:val="en-GB" w:eastAsia="en-GB" w:bidi="ar-SA"/>
+          <w14:ligatures w14:val="none"/>
+        </w:rPr>
+        <w:t>Ethics cases summary</w:t>
+      </w:r>
+    </w:p>
+    <w:p>
+      <w:pPr>
+        <w:numPr>
+          <w:ilvl w:val="0"/>
+          <w:numId w:val="6"/>
+        </w:numPr>
+        <w:spacing w:before="100" w:beforeAutospacing="1" w:after="100" w:afterAutospacing="1" w:line="240" w:lineRule="auto"/>
+        <w:rPr>
+          <w:rFonts w:ascii="Times New Roman" w:eastAsia="Times New Roman" w:hAnsi="Times New Roman" w:cs="Times New Roman"/>
+          <w:kern w:val="0"/>
+          <w:sz w:val="24"/>
+          <w:szCs w:val="24"/>
+          <w:lang w:val="en-GB" w:eastAsia="en-GB" w:bidi="ar-SA"/>
+          <w14:ligatures w14:val="none"/>
+        </w:rPr>
+      </w:pPr>
+      <w:r>
+        <w:rPr>
+          <w:rFonts w:ascii="Times New Roman" w:eastAsia="Times New Roman" w:hAnsi="Times New Roman" w:cs="Times New Roman"/>
+          <w:kern w:val="0"/>
+          <w:sz w:val="24"/>
+          <w:szCs w:val="24"/>
+          <w:lang w:val="en-GB" w:eastAsia="en-GB" w:bidi="ar-SA"/>
+          <w14:ligatures w14:val="none"/>
+        </w:rPr>
+        <w:t>Risk heat map</w:t>
+      </w:r>
+    </w:p>
+    <w:p>
+      <w:pPr>
+        <w:numPr>
+          <w:ilvl w:val="0"/>
+          <w:numId w:val="6"/>
+        </w:numPr>
+        <w:spacing w:before="100" w:beforeAutospacing="1" w:after="100" w:afterAutospacing="1" w:line="240" w:lineRule="auto"/>
+        <w:rPr>
+          <w:rFonts w:ascii="Times New Roman" w:eastAsia="Times New Roman" w:hAnsi="Times New Roman" w:cs="Times New Roman"/>
+          <w:kern w:val="0"/>
+          <w:sz w:val="24"/>
+          <w:szCs w:val="24"/>
+          <w:lang w:val="en-GB" w:eastAsia="en-GB" w:bidi="ar-SA"/>
+          <w14:ligatures w14:val="none"/>
+        </w:rPr>
+      </w:pPr>
+      <w:r>
+        <w:rPr>
+          <w:rFonts w:ascii="Times New Roman" w:eastAsia="Times New Roman" w:hAnsi="Times New Roman" w:cs="Times New Roman"/>
+          <w:kern w:val="0"/>
+          <w:sz w:val="24"/>
+          <w:szCs w:val="24"/>
+          <w:lang w:val="en-GB" w:eastAsia="en-GB" w:bidi="ar-SA"/>
+          <w14:ligatures w14:val="none"/>
+        </w:rPr>
+        <w:t>Training completion</w:t>
+      </w:r>
+    </w:p>
+    <w:p>
+      <w:pPr>
+        <w:numPr>
+          <w:ilvl w:val="0"/>
+          <w:numId w:val="6"/>
+        </w:numPr>
+        <w:spacing w:before="100" w:beforeAutospacing="1" w:after="100" w:afterAutospacing="1" w:line="240" w:lineRule="auto"/>
+        <w:rPr>
+          <w:rFonts w:ascii="Times New Roman" w:eastAsia="Times New Roman" w:hAnsi="Times New Roman" w:cs="Times New Roman"/>
+          <w:kern w:val="0"/>
+          <w:sz w:val="24"/>
+          <w:szCs w:val="24"/>
+          <w:lang w:val="en-GB" w:eastAsia="en-GB" w:bidi="ar-SA"/>
+          <w14:ligatures w14:val="none"/>
+        </w:rPr>
+      </w:pPr>
+      <w:r>
+        <w:rPr>
+          <w:rFonts w:ascii="Times New Roman" w:eastAsia="Times New Roman" w:hAnsi="Times New Roman" w:cs="Times New Roman"/>
+          <w:kern w:val="0"/>
+          <w:sz w:val="24"/>
+          <w:szCs w:val="24"/>
+          <w:lang w:val="en-GB" w:eastAsia="en-GB" w:bidi="ar-SA"/>
+          <w14:ligatures w14:val="none"/>
+        </w:rPr>
+        <w:t>Vendor screening status</w:t>
+      </w:r>
+    </w:p>
+    <w:p>
+      <w:pPr>
+        <w:numPr>
+          <w:ilvl w:val="0"/>
+          <w:numId w:val="6"/>
+        </w:numPr>
+        <w:spacing w:before="100" w:beforeAutospacing="1" w:after="100" w:afterAutospacing="1" w:line="240" w:lineRule="auto"/>
+        <w:rPr>
+          <w:rFonts w:ascii="Times New Roman" w:eastAsia="Times New Roman" w:hAnsi="Times New Roman" w:cs="Times New Roman"/>
+          <w:kern w:val="0"/>
+          <w:sz w:val="24"/>
+          <w:szCs w:val="24"/>
+          <w:lang w:val="en-GB" w:eastAsia="en-GB" w:bidi="ar-SA"/>
+          <w14:ligatures w14:val="none"/>
+        </w:rPr>
+      </w:pPr>
+      <w:r>
+        <w:rPr>
+          <w:rFonts w:ascii="Times New Roman" w:eastAsia="Times New Roman" w:hAnsi="Times New Roman" w:cs="Times New Roman"/>
+          <w:kern w:val="0"/>
+          <w:sz w:val="24"/>
+          <w:szCs w:val="24"/>
+          <w:lang w:val="en-GB" w:eastAsia="en-GB" w:bidi="ar-SA"/>
+          <w14:ligatures w14:val="none"/>
+        </w:rPr>
+        <w:t>Regulatory alerts</w:t>
+      </w:r>
+    </w:p>
+    <w:p>
+      <w:pPr>
+        <w:numPr>
+          <w:ilvl w:val="0"/>
+          <w:numId w:val="6"/>
+        </w:numPr>
+        <w:spacing w:before="100" w:beforeAutospacing="1" w:after="100" w:afterAutospacing="1" w:line="240" w:lineRule="auto"/>
+        <w:rPr>
+          <w:rFonts w:ascii="Times New Roman" w:eastAsia="Times New Roman" w:hAnsi="Times New Roman" w:cs="Times New Roman"/>
+          <w:kern w:val="0"/>
+          <w:sz w:val="24"/>
+          <w:szCs w:val="24"/>
+          <w:lang w:val="en-GB" w:eastAsia="en-GB" w:bidi="ar-SA"/>
+          <w14:ligatures w14:val="none"/>
+        </w:rPr>
+      </w:pPr>
+      <w:r>
+        <w:rPr>
+          <w:rFonts w:ascii="Times New Roman" w:eastAsia="Times New Roman" w:hAnsi="Times New Roman" w:cs="Times New Roman"/>
+          <w:kern w:val="0"/>
+          <w:sz w:val="24"/>
+          <w:szCs w:val="24"/>
+          <w:lang w:val="en-GB" w:eastAsia="en-GB" w:bidi="ar-SA"/>
+          <w14:ligatures w14:val="none"/>
+        </w:rPr>
+        <w:t>ESG compliance indicators</w:t>
+      </w:r>
+    </w:p>
+    <w:p>
+      <w:pPr>
+        <w:spacing w:after="0" w:line="240" w:lineRule="auto"/>
+        <w:rPr>
+          <w:rFonts w:ascii="Times New Roman" w:eastAsia="Times New Roman" w:hAnsi="Times New Roman" w:cs="Times New Roman"/>
+          <w:kern w:val="0"/>
+          <w:sz w:val="24"/>
+          <w:szCs w:val="24"/>
+          <w:lang w:val="en-GB" w:eastAsia="en-GB" w:bidi="ar-SA"/>
+          <w14:ligatures w14:val="none"/>
+        </w:rPr>
+      </w:pPr>
+      <w:r>
+        <w:rPr>
+          <w:rFonts w:ascii="Times New Roman" w:eastAsia="Times New Roman" w:hAnsi="Times New Roman" w:cs="Times New Roman"/>
+          <w:kern w:val="0"/>
+          <w:sz w:val="24"/>
+          <w:szCs w:val="24"/>
+          <w:lang w:val="en-GB" w:eastAsia="en-GB" w:bidi="ar-SA"/>
+          <w14:ligatures w14:val="none"/>
+        </w:rPr>
+        <w:lastRenderedPageBreak/>
+        <w:pict w14:anchorId="57826F0C">
+          <v:rect id="_x0000_i1107" style="width:0;height:1.5pt" o:hralign="center" o:hrstd="t" o:hr="t" fillcolor="#a0a0a0" stroked="f"/>
+        </w:pict>
+      </w:r>
+    </w:p>
+    <w:p>
+      <w:pPr>
+        <w:spacing w:before="100" w:beforeAutospacing="1" w:after="100" w:afterAutospacing="1" w:line="240" w:lineRule="auto"/>
+        <w:outlineLvl w:val="0"/>
+        <w:rPr>
+          <w:rFonts w:ascii="Times New Roman" w:eastAsia="Times New Roman" w:hAnsi="Times New Roman" w:cs="Times New Roman"/>
           <w:b/>
           <w:bCs/>
           <w:kern w:val="36"/>
@@ -5862,8 +9543,8 @@
           <w:lang w:val="en-GB" w:eastAsia="en-GB" w:bidi="ar-SA"/>
           <w14:ligatures w14:val="none"/>
         </w:rPr>
-        <w:t>🔐</w:t>
-      </w:r>
+      </w:pPr>
+      <w:bookmarkStart w:id="14" w:name="_Toc224162997"/>
       <w:r>
         <w:rPr>
           <w:rFonts w:ascii="Times New Roman" w:eastAsia="Times New Roman" w:hAnsi="Times New Roman" w:cs="Times New Roman"/>
@@ -5875,589 +9556,9 @@
           <w:lang w:val="en-GB" w:eastAsia="en-GB" w:bidi="ar-SA"/>
           <w14:ligatures w14:val="none"/>
         </w:rPr>
-        <w:t xml:space="preserve"> 20.11 Risk Categories Covered</w:t>
-      </w:r>
-    </w:p>
-    <w:p>
-      <w:pPr>
-        <w:numPr>
-          <w:ilvl w:val="0"/>
-          <w:numId w:val="5"/>
-        </w:numPr>
-        <w:spacing w:before="100" w:beforeAutospacing="1" w:after="100" w:afterAutospacing="1" w:line="240" w:lineRule="auto"/>
-        <w:rPr>
-          <w:rFonts w:ascii="Times New Roman" w:eastAsia="Times New Roman" w:hAnsi="Times New Roman" w:cs="Times New Roman"/>
-          <w:kern w:val="0"/>
-          <w:sz w:val="24"/>
-          <w:szCs w:val="24"/>
-          <w:lang w:val="en-GB" w:eastAsia="en-GB" w:bidi="ar-SA"/>
-          <w14:ligatures w14:val="none"/>
-        </w:rPr>
-      </w:pPr>
-      <w:r>
-        <w:rPr>
-          <w:rFonts w:ascii="Times New Roman" w:eastAsia="Times New Roman" w:hAnsi="Times New Roman" w:cs="Times New Roman"/>
-          <w:kern w:val="0"/>
-          <w:sz w:val="24"/>
-          <w:szCs w:val="24"/>
-          <w:lang w:val="en-GB" w:eastAsia="en-GB" w:bidi="ar-SA"/>
-          <w14:ligatures w14:val="none"/>
-        </w:rPr>
-        <w:t>Fraud</w:t>
-      </w:r>
-    </w:p>
-    <w:p>
-      <w:pPr>
-        <w:numPr>
-          <w:ilvl w:val="0"/>
-          <w:numId w:val="5"/>
-        </w:numPr>
-        <w:spacing w:before="100" w:beforeAutospacing="1" w:after="100" w:afterAutospacing="1" w:line="240" w:lineRule="auto"/>
-        <w:rPr>
-          <w:rFonts w:ascii="Times New Roman" w:eastAsia="Times New Roman" w:hAnsi="Times New Roman" w:cs="Times New Roman"/>
-          <w:kern w:val="0"/>
-          <w:sz w:val="24"/>
-          <w:szCs w:val="24"/>
-          <w:lang w:val="en-GB" w:eastAsia="en-GB" w:bidi="ar-SA"/>
-          <w14:ligatures w14:val="none"/>
-        </w:rPr>
-      </w:pPr>
-      <w:r>
-        <w:rPr>
-          <w:rFonts w:ascii="Times New Roman" w:eastAsia="Times New Roman" w:hAnsi="Times New Roman" w:cs="Times New Roman"/>
-          <w:kern w:val="0"/>
-          <w:sz w:val="24"/>
-          <w:szCs w:val="24"/>
-          <w:lang w:val="en-GB" w:eastAsia="en-GB" w:bidi="ar-SA"/>
-          <w14:ligatures w14:val="none"/>
-        </w:rPr>
-        <w:t>Embezzlement</w:t>
-      </w:r>
-    </w:p>
-    <w:p>
-      <w:pPr>
-        <w:numPr>
-          <w:ilvl w:val="0"/>
-          <w:numId w:val="5"/>
-        </w:numPr>
-        <w:spacing w:before="100" w:beforeAutospacing="1" w:after="100" w:afterAutospacing="1" w:line="240" w:lineRule="auto"/>
-        <w:rPr>
-          <w:rFonts w:ascii="Times New Roman" w:eastAsia="Times New Roman" w:hAnsi="Times New Roman" w:cs="Times New Roman"/>
-          <w:kern w:val="0"/>
-          <w:sz w:val="24"/>
-          <w:szCs w:val="24"/>
-          <w:lang w:val="en-GB" w:eastAsia="en-GB" w:bidi="ar-SA"/>
-          <w14:ligatures w14:val="none"/>
-        </w:rPr>
-      </w:pPr>
-      <w:r>
-        <w:rPr>
-          <w:rFonts w:ascii="Times New Roman" w:eastAsia="Times New Roman" w:hAnsi="Times New Roman" w:cs="Times New Roman"/>
-          <w:kern w:val="0"/>
-          <w:sz w:val="24"/>
-          <w:szCs w:val="24"/>
-          <w:lang w:val="en-GB" w:eastAsia="en-GB" w:bidi="ar-SA"/>
-          <w14:ligatures w14:val="none"/>
-        </w:rPr>
-        <w:t>Bribery</w:t>
-      </w:r>
-    </w:p>
-    <w:p>
-      <w:pPr>
-        <w:numPr>
-          <w:ilvl w:val="0"/>
-          <w:numId w:val="5"/>
-        </w:numPr>
-        <w:spacing w:before="100" w:beforeAutospacing="1" w:after="100" w:afterAutospacing="1" w:line="240" w:lineRule="auto"/>
-        <w:rPr>
-          <w:rFonts w:ascii="Times New Roman" w:eastAsia="Times New Roman" w:hAnsi="Times New Roman" w:cs="Times New Roman"/>
-          <w:kern w:val="0"/>
-          <w:sz w:val="24"/>
-          <w:szCs w:val="24"/>
-          <w:lang w:val="en-GB" w:eastAsia="en-GB" w:bidi="ar-SA"/>
-          <w14:ligatures w14:val="none"/>
-        </w:rPr>
-      </w:pPr>
-      <w:r>
-        <w:rPr>
-          <w:rFonts w:ascii="Times New Roman" w:eastAsia="Times New Roman" w:hAnsi="Times New Roman" w:cs="Times New Roman"/>
-          <w:kern w:val="0"/>
-          <w:sz w:val="24"/>
-          <w:szCs w:val="24"/>
-          <w:lang w:val="en-GB" w:eastAsia="en-GB" w:bidi="ar-SA"/>
-          <w14:ligatures w14:val="none"/>
-        </w:rPr>
-        <w:t>Insider trading</w:t>
-      </w:r>
-    </w:p>
-    <w:p>
-      <w:pPr>
-        <w:numPr>
-          <w:ilvl w:val="0"/>
-          <w:numId w:val="5"/>
-        </w:numPr>
-        <w:spacing w:before="100" w:beforeAutospacing="1" w:after="100" w:afterAutospacing="1" w:line="240" w:lineRule="auto"/>
-        <w:rPr>
-          <w:rFonts w:ascii="Times New Roman" w:eastAsia="Times New Roman" w:hAnsi="Times New Roman" w:cs="Times New Roman"/>
-          <w:kern w:val="0"/>
-          <w:sz w:val="24"/>
-          <w:szCs w:val="24"/>
-          <w:lang w:val="en-GB" w:eastAsia="en-GB" w:bidi="ar-SA"/>
-          <w14:ligatures w14:val="none"/>
-        </w:rPr>
-      </w:pPr>
-      <w:r>
-        <w:rPr>
-          <w:rFonts w:ascii="Times New Roman" w:eastAsia="Times New Roman" w:hAnsi="Times New Roman" w:cs="Times New Roman"/>
-          <w:kern w:val="0"/>
-          <w:sz w:val="24"/>
-          <w:szCs w:val="24"/>
-          <w:lang w:val="en-GB" w:eastAsia="en-GB" w:bidi="ar-SA"/>
-          <w14:ligatures w14:val="none"/>
-        </w:rPr>
-        <w:t>Data breaches</w:t>
-      </w:r>
-    </w:p>
-    <w:p>
-      <w:pPr>
-        <w:numPr>
-          <w:ilvl w:val="0"/>
-          <w:numId w:val="5"/>
-        </w:numPr>
-        <w:spacing w:before="100" w:beforeAutospacing="1" w:after="100" w:afterAutospacing="1" w:line="240" w:lineRule="auto"/>
-        <w:rPr>
-          <w:rFonts w:ascii="Times New Roman" w:eastAsia="Times New Roman" w:hAnsi="Times New Roman" w:cs="Times New Roman"/>
-          <w:kern w:val="0"/>
-          <w:sz w:val="24"/>
-          <w:szCs w:val="24"/>
-          <w:lang w:val="en-GB" w:eastAsia="en-GB" w:bidi="ar-SA"/>
-          <w14:ligatures w14:val="none"/>
-        </w:rPr>
-      </w:pPr>
-      <w:r>
-        <w:rPr>
-          <w:rFonts w:ascii="Times New Roman" w:eastAsia="Times New Roman" w:hAnsi="Times New Roman" w:cs="Times New Roman"/>
-          <w:kern w:val="0"/>
-          <w:sz w:val="24"/>
-          <w:szCs w:val="24"/>
-          <w:lang w:val="en-GB" w:eastAsia="en-GB" w:bidi="ar-SA"/>
-          <w14:ligatures w14:val="none"/>
-        </w:rPr>
-        <w:t>Harassment</w:t>
-      </w:r>
-    </w:p>
-    <w:p>
-      <w:pPr>
-        <w:numPr>
-          <w:ilvl w:val="0"/>
-          <w:numId w:val="5"/>
-        </w:numPr>
-        <w:spacing w:before="100" w:beforeAutospacing="1" w:after="100" w:afterAutospacing="1" w:line="240" w:lineRule="auto"/>
-        <w:rPr>
-          <w:rFonts w:ascii="Times New Roman" w:eastAsia="Times New Roman" w:hAnsi="Times New Roman" w:cs="Times New Roman"/>
-          <w:kern w:val="0"/>
-          <w:sz w:val="24"/>
-          <w:szCs w:val="24"/>
-          <w:lang w:val="en-GB" w:eastAsia="en-GB" w:bidi="ar-SA"/>
-          <w14:ligatures w14:val="none"/>
-        </w:rPr>
-      </w:pPr>
-      <w:r>
-        <w:rPr>
-          <w:rFonts w:ascii="Times New Roman" w:eastAsia="Times New Roman" w:hAnsi="Times New Roman" w:cs="Times New Roman"/>
-          <w:kern w:val="0"/>
-          <w:sz w:val="24"/>
-          <w:szCs w:val="24"/>
-          <w:lang w:val="en-GB" w:eastAsia="en-GB" w:bidi="ar-SA"/>
-          <w14:ligatures w14:val="none"/>
-        </w:rPr>
-        <w:t>Discrimination</w:t>
-      </w:r>
-    </w:p>
-    <w:p>
-      <w:pPr>
-        <w:numPr>
-          <w:ilvl w:val="0"/>
-          <w:numId w:val="5"/>
-        </w:numPr>
-        <w:spacing w:before="100" w:beforeAutospacing="1" w:after="100" w:afterAutospacing="1" w:line="240" w:lineRule="auto"/>
-        <w:rPr>
-          <w:rFonts w:ascii="Times New Roman" w:eastAsia="Times New Roman" w:hAnsi="Times New Roman" w:cs="Times New Roman"/>
-          <w:kern w:val="0"/>
-          <w:sz w:val="24"/>
-          <w:szCs w:val="24"/>
-          <w:lang w:val="en-GB" w:eastAsia="en-GB" w:bidi="ar-SA"/>
-          <w14:ligatures w14:val="none"/>
-        </w:rPr>
-      </w:pPr>
-      <w:r>
-        <w:rPr>
-          <w:rFonts w:ascii="Times New Roman" w:eastAsia="Times New Roman" w:hAnsi="Times New Roman" w:cs="Times New Roman"/>
-          <w:kern w:val="0"/>
-          <w:sz w:val="24"/>
-          <w:szCs w:val="24"/>
-          <w:lang w:val="en-GB" w:eastAsia="en-GB" w:bidi="ar-SA"/>
-          <w14:ligatures w14:val="none"/>
-        </w:rPr>
-        <w:t>Regulatory violations</w:t>
-      </w:r>
-    </w:p>
-    <w:p>
-      <w:pPr>
-        <w:numPr>
-          <w:ilvl w:val="0"/>
-          <w:numId w:val="5"/>
-        </w:numPr>
-        <w:spacing w:before="100" w:beforeAutospacing="1" w:after="100" w:afterAutospacing="1" w:line="240" w:lineRule="auto"/>
-        <w:rPr>
-          <w:rFonts w:ascii="Times New Roman" w:eastAsia="Times New Roman" w:hAnsi="Times New Roman" w:cs="Times New Roman"/>
-          <w:kern w:val="0"/>
-          <w:sz w:val="24"/>
-          <w:szCs w:val="24"/>
-          <w:lang w:val="en-GB" w:eastAsia="en-GB" w:bidi="ar-SA"/>
-          <w14:ligatures w14:val="none"/>
-        </w:rPr>
-      </w:pPr>
-      <w:r>
-        <w:rPr>
-          <w:rFonts w:ascii="Times New Roman" w:eastAsia="Times New Roman" w:hAnsi="Times New Roman" w:cs="Times New Roman"/>
-          <w:kern w:val="0"/>
-          <w:sz w:val="24"/>
-          <w:szCs w:val="24"/>
-          <w:lang w:val="en-GB" w:eastAsia="en-GB" w:bidi="ar-SA"/>
-          <w14:ligatures w14:val="none"/>
-        </w:rPr>
-        <w:t>Misuse of company assets</w:t>
-      </w:r>
-    </w:p>
-    <w:p>
-      <w:pPr>
-        <w:spacing w:after="0" w:line="240" w:lineRule="auto"/>
-        <w:rPr>
-          <w:rFonts w:ascii="Times New Roman" w:eastAsia="Times New Roman" w:hAnsi="Times New Roman" w:cs="Times New Roman"/>
-          <w:kern w:val="0"/>
-          <w:sz w:val="24"/>
-          <w:szCs w:val="24"/>
-          <w:lang w:val="en-GB" w:eastAsia="en-GB" w:bidi="ar-SA"/>
-          <w14:ligatures w14:val="none"/>
-        </w:rPr>
-      </w:pPr>
-      <w:r>
-        <w:rPr>
-          <w:rFonts w:ascii="Times New Roman" w:eastAsia="Times New Roman" w:hAnsi="Times New Roman" w:cs="Times New Roman"/>
-          <w:kern w:val="0"/>
-          <w:sz w:val="24"/>
-          <w:szCs w:val="24"/>
-          <w:lang w:val="en-GB" w:eastAsia="en-GB" w:bidi="ar-SA"/>
-          <w14:ligatures w14:val="none"/>
-        </w:rPr>
-        <w:pict w14:anchorId="55707D44">
-          <v:rect id="_x0000_i1037" style="width:0;height:1.5pt" o:hralign="center" o:hrstd="t" o:hr="t" fillcolor="#a0a0a0" stroked="f"/>
-        </w:pict>
-      </w:r>
-    </w:p>
-    <w:p>
-      <w:pPr>
-        <w:spacing w:before="100" w:beforeAutospacing="1" w:after="100" w:afterAutospacing="1" w:line="240" w:lineRule="auto"/>
-        <w:outlineLvl w:val="0"/>
-        <w:rPr>
-          <w:rFonts w:ascii="Times New Roman" w:eastAsia="Times New Roman" w:hAnsi="Times New Roman" w:cs="Times New Roman"/>
-          <w:b/>
-          <w:bCs/>
-          <w:kern w:val="36"/>
-          <w:sz w:val="48"/>
-          <w:szCs w:val="48"/>
-          <w:lang w:val="en-GB" w:eastAsia="en-GB" w:bidi="ar-SA"/>
-          <w14:ligatures w14:val="none"/>
-        </w:rPr>
-      </w:pPr>
-      <w:r>
-        <w:rPr>
-          <w:rFonts w:ascii="Segoe UI Emoji" w:eastAsia="Times New Roman" w:hAnsi="Segoe UI Emoji" w:cs="Segoe UI Emoji"/>
-          <w:b/>
-          <w:bCs/>
-          <w:kern w:val="36"/>
-          <w:sz w:val="48"/>
-          <w:szCs w:val="48"/>
-          <w:lang w:val="en-GB" w:eastAsia="en-GB" w:bidi="ar-SA"/>
-          <w14:ligatures w14:val="none"/>
-        </w:rPr>
-        <w:t>📈</w:t>
-      </w:r>
-      <w:r>
-        <w:rPr>
-          <w:rFonts w:ascii="Times New Roman" w:eastAsia="Times New Roman" w:hAnsi="Times New Roman" w:cs="Times New Roman"/>
-          <w:b/>
-          <w:bCs/>
-          <w:kern w:val="36"/>
-          <w:sz w:val="48"/>
-          <w:szCs w:val="48"/>
-          <w:lang w:val="en-GB" w:eastAsia="en-GB" w:bidi="ar-SA"/>
-          <w14:ligatures w14:val="none"/>
-        </w:rPr>
-        <w:t xml:space="preserve"> 20.12 Reporting Structure</w:t>
-      </w:r>
-    </w:p>
-    <w:p>
-      <w:pPr>
-        <w:spacing w:before="100" w:beforeAutospacing="1" w:after="100" w:afterAutospacing="1" w:line="240" w:lineRule="auto"/>
-        <w:rPr>
-          <w:rFonts w:ascii="Times New Roman" w:eastAsia="Times New Roman" w:hAnsi="Times New Roman" w:cs="Times New Roman"/>
-          <w:kern w:val="0"/>
-          <w:sz w:val="24"/>
-          <w:szCs w:val="24"/>
-          <w:lang w:val="en-GB" w:eastAsia="en-GB" w:bidi="ar-SA"/>
-          <w14:ligatures w14:val="none"/>
-        </w:rPr>
-      </w:pPr>
-      <w:r>
-        <w:rPr>
-          <w:rFonts w:ascii="Times New Roman" w:eastAsia="Times New Roman" w:hAnsi="Times New Roman" w:cs="Times New Roman"/>
-          <w:kern w:val="0"/>
-          <w:sz w:val="24"/>
-          <w:szCs w:val="24"/>
-          <w:lang w:val="en-GB" w:eastAsia="en-GB" w:bidi="ar-SA"/>
-          <w14:ligatures w14:val="none"/>
-        </w:rPr>
-        <w:lastRenderedPageBreak/>
-        <w:t>Quarterly reports include:</w:t>
-      </w:r>
-    </w:p>
-    <w:p>
-      <w:pPr>
-        <w:numPr>
-          <w:ilvl w:val="0"/>
-          <w:numId w:val="6"/>
-        </w:numPr>
-        <w:spacing w:before="100" w:beforeAutospacing="1" w:after="100" w:afterAutospacing="1" w:line="240" w:lineRule="auto"/>
-        <w:rPr>
-          <w:rFonts w:ascii="Times New Roman" w:eastAsia="Times New Roman" w:hAnsi="Times New Roman" w:cs="Times New Roman"/>
-          <w:kern w:val="0"/>
-          <w:sz w:val="24"/>
-          <w:szCs w:val="24"/>
-          <w:lang w:val="en-GB" w:eastAsia="en-GB" w:bidi="ar-SA"/>
-          <w14:ligatures w14:val="none"/>
-        </w:rPr>
-      </w:pPr>
-      <w:r>
-        <w:rPr>
-          <w:rFonts w:ascii="Times New Roman" w:eastAsia="Times New Roman" w:hAnsi="Times New Roman" w:cs="Times New Roman"/>
-          <w:kern w:val="0"/>
-          <w:sz w:val="24"/>
-          <w:szCs w:val="24"/>
-          <w:lang w:val="en-GB" w:eastAsia="en-GB" w:bidi="ar-SA"/>
-          <w14:ligatures w14:val="none"/>
-        </w:rPr>
-        <w:t>Ethics cases summary</w:t>
-      </w:r>
-    </w:p>
-    <w:p>
-      <w:pPr>
-        <w:numPr>
-          <w:ilvl w:val="0"/>
-          <w:numId w:val="6"/>
-        </w:numPr>
-        <w:spacing w:before="100" w:beforeAutospacing="1" w:after="100" w:afterAutospacing="1" w:line="240" w:lineRule="auto"/>
-        <w:rPr>
-          <w:rFonts w:ascii="Times New Roman" w:eastAsia="Times New Roman" w:hAnsi="Times New Roman" w:cs="Times New Roman"/>
-          <w:kern w:val="0"/>
-          <w:sz w:val="24"/>
-          <w:szCs w:val="24"/>
-          <w:lang w:val="en-GB" w:eastAsia="en-GB" w:bidi="ar-SA"/>
-          <w14:ligatures w14:val="none"/>
-        </w:rPr>
-      </w:pPr>
-      <w:r>
-        <w:rPr>
-          <w:rFonts w:ascii="Times New Roman" w:eastAsia="Times New Roman" w:hAnsi="Times New Roman" w:cs="Times New Roman"/>
-          <w:kern w:val="0"/>
-          <w:sz w:val="24"/>
-          <w:szCs w:val="24"/>
-          <w:lang w:val="en-GB" w:eastAsia="en-GB" w:bidi="ar-SA"/>
-          <w14:ligatures w14:val="none"/>
-        </w:rPr>
-        <w:t>Risk heat map</w:t>
-      </w:r>
-    </w:p>
-    <w:p>
-      <w:pPr>
-        <w:numPr>
-          <w:ilvl w:val="0"/>
-          <w:numId w:val="6"/>
-        </w:numPr>
-        <w:spacing w:before="100" w:beforeAutospacing="1" w:after="100" w:afterAutospacing="1" w:line="240" w:lineRule="auto"/>
-        <w:rPr>
-          <w:rFonts w:ascii="Times New Roman" w:eastAsia="Times New Roman" w:hAnsi="Times New Roman" w:cs="Times New Roman"/>
-          <w:kern w:val="0"/>
-          <w:sz w:val="24"/>
-          <w:szCs w:val="24"/>
-          <w:lang w:val="en-GB" w:eastAsia="en-GB" w:bidi="ar-SA"/>
-          <w14:ligatures w14:val="none"/>
-        </w:rPr>
-      </w:pPr>
-      <w:r>
-        <w:rPr>
-          <w:rFonts w:ascii="Times New Roman" w:eastAsia="Times New Roman" w:hAnsi="Times New Roman" w:cs="Times New Roman"/>
-          <w:kern w:val="0"/>
-          <w:sz w:val="24"/>
-          <w:szCs w:val="24"/>
-          <w:lang w:val="en-GB" w:eastAsia="en-GB" w:bidi="ar-SA"/>
-          <w14:ligatures w14:val="none"/>
-        </w:rPr>
-        <w:t>Training completion</w:t>
-      </w:r>
-    </w:p>
-    <w:p>
-      <w:pPr>
-        <w:numPr>
-          <w:ilvl w:val="0"/>
-          <w:numId w:val="6"/>
-        </w:numPr>
-        <w:spacing w:before="100" w:beforeAutospacing="1" w:after="100" w:afterAutospacing="1" w:line="240" w:lineRule="auto"/>
-        <w:rPr>
-          <w:rFonts w:ascii="Times New Roman" w:eastAsia="Times New Roman" w:hAnsi="Times New Roman" w:cs="Times New Roman"/>
-          <w:kern w:val="0"/>
-          <w:sz w:val="24"/>
-          <w:szCs w:val="24"/>
-          <w:lang w:val="en-GB" w:eastAsia="en-GB" w:bidi="ar-SA"/>
-          <w14:ligatures w14:val="none"/>
-        </w:rPr>
-      </w:pPr>
-      <w:r>
-        <w:rPr>
-          <w:rFonts w:ascii="Times New Roman" w:eastAsia="Times New Roman" w:hAnsi="Times New Roman" w:cs="Times New Roman"/>
-          <w:kern w:val="0"/>
-          <w:sz w:val="24"/>
-          <w:szCs w:val="24"/>
-          <w:lang w:val="en-GB" w:eastAsia="en-GB" w:bidi="ar-SA"/>
-          <w14:ligatures w14:val="none"/>
-        </w:rPr>
-        <w:t>Vendor screening status</w:t>
-      </w:r>
-    </w:p>
-    <w:p>
-      <w:pPr>
-        <w:numPr>
-          <w:ilvl w:val="0"/>
-          <w:numId w:val="6"/>
-        </w:numPr>
-        <w:spacing w:before="100" w:beforeAutospacing="1" w:after="100" w:afterAutospacing="1" w:line="240" w:lineRule="auto"/>
-        <w:rPr>
-          <w:rFonts w:ascii="Times New Roman" w:eastAsia="Times New Roman" w:hAnsi="Times New Roman" w:cs="Times New Roman"/>
-          <w:kern w:val="0"/>
-          <w:sz w:val="24"/>
-          <w:szCs w:val="24"/>
-          <w:lang w:val="en-GB" w:eastAsia="en-GB" w:bidi="ar-SA"/>
-          <w14:ligatures w14:val="none"/>
-        </w:rPr>
-      </w:pPr>
-      <w:r>
-        <w:rPr>
-          <w:rFonts w:ascii="Times New Roman" w:eastAsia="Times New Roman" w:hAnsi="Times New Roman" w:cs="Times New Roman"/>
-          <w:kern w:val="0"/>
-          <w:sz w:val="24"/>
-          <w:szCs w:val="24"/>
-          <w:lang w:val="en-GB" w:eastAsia="en-GB" w:bidi="ar-SA"/>
-          <w14:ligatures w14:val="none"/>
-        </w:rPr>
-        <w:t>Regulatory alerts</w:t>
-      </w:r>
-    </w:p>
-    <w:p>
-      <w:pPr>
-        <w:numPr>
-          <w:ilvl w:val="0"/>
-          <w:numId w:val="6"/>
-        </w:numPr>
-        <w:spacing w:before="100" w:beforeAutospacing="1" w:after="100" w:afterAutospacing="1" w:line="240" w:lineRule="auto"/>
-        <w:rPr>
-          <w:rFonts w:ascii="Times New Roman" w:eastAsia="Times New Roman" w:hAnsi="Times New Roman" w:cs="Times New Roman"/>
-          <w:kern w:val="0"/>
-          <w:sz w:val="24"/>
-          <w:szCs w:val="24"/>
-          <w:lang w:val="en-GB" w:eastAsia="en-GB" w:bidi="ar-SA"/>
-          <w14:ligatures w14:val="none"/>
-        </w:rPr>
-      </w:pPr>
-      <w:r>
-        <w:rPr>
-          <w:rFonts w:ascii="Times New Roman" w:eastAsia="Times New Roman" w:hAnsi="Times New Roman" w:cs="Times New Roman"/>
-          <w:kern w:val="0"/>
-          <w:sz w:val="24"/>
-          <w:szCs w:val="24"/>
-          <w:lang w:val="en-GB" w:eastAsia="en-GB" w:bidi="ar-SA"/>
-          <w14:ligatures w14:val="none"/>
-        </w:rPr>
-        <w:t>ESG compliance indicators</w:t>
-      </w:r>
-    </w:p>
-    <w:p>
-      <w:pPr>
-        <w:spacing w:after="0" w:line="240" w:lineRule="auto"/>
-        <w:rPr>
-          <w:rFonts w:ascii="Times New Roman" w:eastAsia="Times New Roman" w:hAnsi="Times New Roman" w:cs="Times New Roman"/>
-          <w:kern w:val="0"/>
-          <w:sz w:val="24"/>
-          <w:szCs w:val="24"/>
-          <w:lang w:val="en-GB" w:eastAsia="en-GB" w:bidi="ar-SA"/>
-          <w14:ligatures w14:val="none"/>
-        </w:rPr>
-      </w:pPr>
-      <w:r>
-        <w:rPr>
-          <w:rFonts w:ascii="Times New Roman" w:eastAsia="Times New Roman" w:hAnsi="Times New Roman" w:cs="Times New Roman"/>
-          <w:kern w:val="0"/>
-          <w:sz w:val="24"/>
-          <w:szCs w:val="24"/>
-          <w:lang w:val="en-GB" w:eastAsia="en-GB" w:bidi="ar-SA"/>
-          <w14:ligatures w14:val="none"/>
-        </w:rPr>
-        <w:pict w14:anchorId="57826F0C">
-          <v:rect id="_x0000_i1038" style="width:0;height:1.5pt" o:hralign="center" o:hrstd="t" o:hr="t" fillcolor="#a0a0a0" stroked="f"/>
-        </w:pict>
-      </w:r>
-    </w:p>
-    <w:p>
-      <w:pPr>
-        <w:spacing w:before="100" w:beforeAutospacing="1" w:after="100" w:afterAutospacing="1" w:line="240" w:lineRule="auto"/>
-        <w:outlineLvl w:val="0"/>
-        <w:rPr>
-          <w:rFonts w:ascii="Times New Roman" w:eastAsia="Times New Roman" w:hAnsi="Times New Roman" w:cs="Times New Roman"/>
-          <w:b/>
-          <w:bCs/>
-          <w:kern w:val="36"/>
-          <w:sz w:val="48"/>
-          <w:szCs w:val="48"/>
-          <w:lang w:val="en-GB" w:eastAsia="en-GB" w:bidi="ar-SA"/>
-          <w14:ligatures w14:val="none"/>
-        </w:rPr>
-      </w:pPr>
-      <w:r>
-        <w:rPr>
-          <w:rFonts w:ascii="Segoe UI Emoji" w:eastAsia="Times New Roman" w:hAnsi="Segoe UI Emoji" w:cs="Segoe UI Emoji"/>
-          <w:b/>
-          <w:bCs/>
-          <w:kern w:val="36"/>
-          <w:sz w:val="48"/>
-          <w:szCs w:val="48"/>
-          <w:lang w:val="en-GB" w:eastAsia="en-GB" w:bidi="ar-SA"/>
-          <w14:ligatures w14:val="none"/>
-        </w:rPr>
-        <w:t>🧠</w:t>
-      </w:r>
-      <w:r>
-        <w:rPr>
-          <w:rFonts w:ascii="Times New Roman" w:eastAsia="Times New Roman" w:hAnsi="Times New Roman" w:cs="Times New Roman"/>
-          <w:b/>
-          <w:bCs/>
-          <w:kern w:val="36"/>
-          <w:sz w:val="48"/>
-          <w:szCs w:val="48"/>
-          <w:lang w:val="en-GB" w:eastAsia="en-GB" w:bidi="ar-SA"/>
-          <w14:ligatures w14:val="none"/>
-        </w:rPr>
-        <w:t xml:space="preserve"> 20.13 Training Program Structure</w:t>
-      </w:r>
+        <w:t>20.13 Training Program Structure</w:t>
+      </w:r>
+      <w:bookmarkEnd w:id="14"/>
     </w:p>
     <w:tbl>
       <w:tblPr>
@@ -6955,7 +10056,7 @@
           <w14:ligatures w14:val="none"/>
         </w:rPr>
         <w:pict w14:anchorId="41EAF4ED">
-          <v:rect id="_x0000_i1039" style="width:0;height:1.5pt" o:hralign="center" o:hrstd="t" o:hr="t" fillcolor="#a0a0a0" stroked="f"/>
+          <v:rect id="_x0000_i1108" style="width:0;height:1.5pt" o:hralign="center" o:hrstd="t" o:hr="t" fillcolor="#a0a0a0" stroked="f"/>
         </w:pict>
       </w:r>
     </w:p>
@@ -6974,9 +10075,10 @@
           <w14:ligatures w14:val="none"/>
         </w:rPr>
       </w:pPr>
-      <w:r>
-        <w:rPr>
-          <w:rFonts w:ascii="Segoe UI Symbol" w:eastAsia="Times New Roman" w:hAnsi="Segoe UI Symbol" w:cs="Segoe UI Symbol"/>
+      <w:bookmarkStart w:id="15" w:name="_Toc224162998"/>
+      <w:r>
+        <w:rPr>
+          <w:rFonts w:ascii="Times New Roman" w:eastAsia="Times New Roman" w:hAnsi="Times New Roman" w:cs="Times New Roman"/>
           <w:b/>
           <w:bCs/>
           <w:kern w:val="36"/>
@@ -6985,9 +10087,180 @@
           <w:lang w:val="en-GB" w:eastAsia="en-GB" w:bidi="ar-SA"/>
           <w14:ligatures w14:val="none"/>
         </w:rPr>
-        <w:t>🏛</w:t>
-      </w:r>
-      <w:r>
+        <w:t>20.14 Alignment with International Standards</w:t>
+      </w:r>
+      <w:bookmarkEnd w:id="15"/>
+    </w:p>
+    <w:p>
+      <w:pPr>
+        <w:numPr>
+          <w:ilvl w:val="0"/>
+          <w:numId w:val="8"/>
+        </w:numPr>
+        <w:spacing w:before="100" w:beforeAutospacing="1" w:after="100" w:afterAutospacing="1" w:line="240" w:lineRule="auto"/>
+        <w:rPr>
+          <w:rFonts w:ascii="Times New Roman" w:eastAsia="Times New Roman" w:hAnsi="Times New Roman" w:cs="Times New Roman"/>
+          <w:kern w:val="0"/>
+          <w:sz w:val="24"/>
+          <w:szCs w:val="24"/>
+          <w:lang w:val="en-GB" w:eastAsia="en-GB" w:bidi="ar-SA"/>
+          <w14:ligatures w14:val="none"/>
+        </w:rPr>
+      </w:pPr>
+      <w:r>
+        <w:rPr>
+          <w:rFonts w:ascii="Times New Roman" w:eastAsia="Times New Roman" w:hAnsi="Times New Roman" w:cs="Times New Roman"/>
+          <w:kern w:val="0"/>
+          <w:sz w:val="24"/>
+          <w:szCs w:val="24"/>
+          <w:lang w:val="en-GB" w:eastAsia="en-GB" w:bidi="ar-SA"/>
+          <w14:ligatures w14:val="none"/>
+        </w:rPr>
+        <w:t>ISO 37001 – Anti-Bribery Management</w:t>
+      </w:r>
+    </w:p>
+    <w:p>
+      <w:pPr>
+        <w:numPr>
+          <w:ilvl w:val="0"/>
+          <w:numId w:val="8"/>
+        </w:numPr>
+        <w:spacing w:before="100" w:beforeAutospacing="1" w:after="100" w:afterAutospacing="1" w:line="240" w:lineRule="auto"/>
+        <w:rPr>
+          <w:rFonts w:ascii="Times New Roman" w:eastAsia="Times New Roman" w:hAnsi="Times New Roman" w:cs="Times New Roman"/>
+          <w:kern w:val="0"/>
+          <w:sz w:val="24"/>
+          <w:szCs w:val="24"/>
+          <w:lang w:val="en-GB" w:eastAsia="en-GB" w:bidi="ar-SA"/>
+          <w14:ligatures w14:val="none"/>
+        </w:rPr>
+      </w:pPr>
+      <w:r>
+        <w:rPr>
+          <w:rFonts w:ascii="Times New Roman" w:eastAsia="Times New Roman" w:hAnsi="Times New Roman" w:cs="Times New Roman"/>
+          <w:kern w:val="0"/>
+          <w:sz w:val="24"/>
+          <w:szCs w:val="24"/>
+          <w:lang w:val="en-GB" w:eastAsia="en-GB" w:bidi="ar-SA"/>
+          <w14:ligatures w14:val="none"/>
+        </w:rPr>
+        <w:t>ISO 37301 – Compliance Management</w:t>
+      </w:r>
+    </w:p>
+    <w:p>
+      <w:pPr>
+        <w:numPr>
+          <w:ilvl w:val="0"/>
+          <w:numId w:val="8"/>
+        </w:numPr>
+        <w:spacing w:before="100" w:beforeAutospacing="1" w:after="100" w:afterAutospacing="1" w:line="240" w:lineRule="auto"/>
+        <w:rPr>
+          <w:rFonts w:ascii="Times New Roman" w:eastAsia="Times New Roman" w:hAnsi="Times New Roman" w:cs="Times New Roman"/>
+          <w:kern w:val="0"/>
+          <w:sz w:val="24"/>
+          <w:szCs w:val="24"/>
+          <w:lang w:val="en-GB" w:eastAsia="en-GB" w:bidi="ar-SA"/>
+          <w14:ligatures w14:val="none"/>
+        </w:rPr>
+      </w:pPr>
+      <w:r>
+        <w:rPr>
+          <w:rFonts w:ascii="Times New Roman" w:eastAsia="Times New Roman" w:hAnsi="Times New Roman" w:cs="Times New Roman"/>
+          <w:kern w:val="0"/>
+          <w:sz w:val="24"/>
+          <w:szCs w:val="24"/>
+          <w:lang w:val="en-GB" w:eastAsia="en-GB" w:bidi="ar-SA"/>
+          <w14:ligatures w14:val="none"/>
+        </w:rPr>
+        <w:t>OECD Corporate Governance Principles</w:t>
+      </w:r>
+    </w:p>
+    <w:p>
+      <w:pPr>
+        <w:numPr>
+          <w:ilvl w:val="0"/>
+          <w:numId w:val="8"/>
+        </w:numPr>
+        <w:spacing w:before="100" w:beforeAutospacing="1" w:after="100" w:afterAutospacing="1" w:line="240" w:lineRule="auto"/>
+        <w:rPr>
+          <w:rFonts w:ascii="Times New Roman" w:eastAsia="Times New Roman" w:hAnsi="Times New Roman" w:cs="Times New Roman"/>
+          <w:kern w:val="0"/>
+          <w:sz w:val="24"/>
+          <w:szCs w:val="24"/>
+          <w:lang w:val="en-GB" w:eastAsia="en-GB" w:bidi="ar-SA"/>
+          <w14:ligatures w14:val="none"/>
+        </w:rPr>
+      </w:pPr>
+      <w:r>
+        <w:rPr>
+          <w:rFonts w:ascii="Times New Roman" w:eastAsia="Times New Roman" w:hAnsi="Times New Roman" w:cs="Times New Roman"/>
+          <w:kern w:val="0"/>
+          <w:sz w:val="24"/>
+          <w:szCs w:val="24"/>
+          <w:lang w:val="en-GB" w:eastAsia="en-GB" w:bidi="ar-SA"/>
+          <w14:ligatures w14:val="none"/>
+        </w:rPr>
+        <w:t>UN Global Compact</w:t>
+      </w:r>
+    </w:p>
+    <w:p>
+      <w:pPr>
+        <w:numPr>
+          <w:ilvl w:val="0"/>
+          <w:numId w:val="8"/>
+        </w:numPr>
+        <w:spacing w:before="100" w:beforeAutospacing="1" w:after="100" w:afterAutospacing="1" w:line="240" w:lineRule="auto"/>
+        <w:rPr>
+          <w:rFonts w:ascii="Times New Roman" w:eastAsia="Times New Roman" w:hAnsi="Times New Roman" w:cs="Times New Roman"/>
+          <w:kern w:val="0"/>
+          <w:sz w:val="24"/>
+          <w:szCs w:val="24"/>
+          <w:lang w:val="en-GB" w:eastAsia="en-GB" w:bidi="ar-SA"/>
+          <w14:ligatures w14:val="none"/>
+        </w:rPr>
+      </w:pPr>
+      <w:r>
+        <w:rPr>
+          <w:rFonts w:ascii="Times New Roman" w:eastAsia="Times New Roman" w:hAnsi="Times New Roman" w:cs="Times New Roman"/>
+          <w:kern w:val="0"/>
+          <w:sz w:val="24"/>
+          <w:szCs w:val="24"/>
+          <w:lang w:val="en-GB" w:eastAsia="en-GB" w:bidi="ar-SA"/>
+          <w14:ligatures w14:val="none"/>
+        </w:rPr>
+        <w:t>COSO Internal Control Framework</w:t>
+      </w:r>
+    </w:p>
+    <w:p>
+      <w:pPr>
+        <w:spacing w:after="0" w:line="240" w:lineRule="auto"/>
+        <w:rPr>
+          <w:rFonts w:ascii="Times New Roman" w:eastAsia="Times New Roman" w:hAnsi="Times New Roman" w:cs="Times New Roman"/>
+          <w:kern w:val="0"/>
+          <w:sz w:val="24"/>
+          <w:szCs w:val="24"/>
+          <w:lang w:val="en-GB" w:eastAsia="en-GB" w:bidi="ar-SA"/>
+          <w14:ligatures w14:val="none"/>
+        </w:rPr>
+      </w:pPr>
+      <w:r>
+        <w:rPr>
+          <w:rFonts w:ascii="Times New Roman" w:eastAsia="Times New Roman" w:hAnsi="Times New Roman" w:cs="Times New Roman"/>
+          <w:kern w:val="0"/>
+          <w:sz w:val="24"/>
+          <w:szCs w:val="24"/>
+          <w:lang w:val="en-GB" w:eastAsia="en-GB" w:bidi="ar-SA"/>
+          <w14:ligatures w14:val="none"/>
+        </w:rPr>
+        <w:pict w14:anchorId="6DC31291">
+          <v:rect id="_x0000_i1109" style="width:0;height:1.5pt" o:hralign="center" o:hrstd="t" o:hr="t" fillcolor="#a0a0a0" stroked="f"/>
+        </w:pict>
+      </w:r>
+    </w:p>
+    <w:p>
+      <w:pPr>
+        <w:spacing w:before="100" w:beforeAutospacing="1" w:after="100" w:afterAutospacing="1" w:line="240" w:lineRule="auto"/>
+        <w:outlineLvl w:val="0"/>
         <w:rPr>
           <w:rFonts w:ascii="Times New Roman" w:eastAsia="Times New Roman" w:hAnsi="Times New Roman" w:cs="Times New Roman"/>
           <w:b/>
@@ -6998,179 +10271,9 @@
           <w:lang w:val="en-GB" w:eastAsia="en-GB" w:bidi="ar-SA"/>
           <w14:ligatures w14:val="none"/>
         </w:rPr>
-        <w:t xml:space="preserve"> 20.14 Alignment with International Standards</w:t>
-      </w:r>
-    </w:p>
-    <w:p>
-      <w:pPr>
-        <w:numPr>
-          <w:ilvl w:val="0"/>
-          <w:numId w:val="8"/>
-        </w:numPr>
-        <w:spacing w:before="100" w:beforeAutospacing="1" w:after="100" w:afterAutospacing="1" w:line="240" w:lineRule="auto"/>
-        <w:rPr>
-          <w:rFonts w:ascii="Times New Roman" w:eastAsia="Times New Roman" w:hAnsi="Times New Roman" w:cs="Times New Roman"/>
-          <w:kern w:val="0"/>
-          <w:sz w:val="24"/>
-          <w:szCs w:val="24"/>
-          <w:lang w:val="en-GB" w:eastAsia="en-GB" w:bidi="ar-SA"/>
-          <w14:ligatures w14:val="none"/>
-        </w:rPr>
-      </w:pPr>
-      <w:r>
-        <w:rPr>
-          <w:rFonts w:ascii="Times New Roman" w:eastAsia="Times New Roman" w:hAnsi="Times New Roman" w:cs="Times New Roman"/>
-          <w:kern w:val="0"/>
-          <w:sz w:val="24"/>
-          <w:szCs w:val="24"/>
-          <w:lang w:val="en-GB" w:eastAsia="en-GB" w:bidi="ar-SA"/>
-          <w14:ligatures w14:val="none"/>
-        </w:rPr>
-        <w:t>ISO 37001 – Anti-Bribery Management</w:t>
-      </w:r>
-    </w:p>
-    <w:p>
-      <w:pPr>
-        <w:numPr>
-          <w:ilvl w:val="0"/>
-          <w:numId w:val="8"/>
-        </w:numPr>
-        <w:spacing w:before="100" w:beforeAutospacing="1" w:after="100" w:afterAutospacing="1" w:line="240" w:lineRule="auto"/>
-        <w:rPr>
-          <w:rFonts w:ascii="Times New Roman" w:eastAsia="Times New Roman" w:hAnsi="Times New Roman" w:cs="Times New Roman"/>
-          <w:kern w:val="0"/>
-          <w:sz w:val="24"/>
-          <w:szCs w:val="24"/>
-          <w:lang w:val="en-GB" w:eastAsia="en-GB" w:bidi="ar-SA"/>
-          <w14:ligatures w14:val="none"/>
-        </w:rPr>
-      </w:pPr>
-      <w:r>
-        <w:rPr>
-          <w:rFonts w:ascii="Times New Roman" w:eastAsia="Times New Roman" w:hAnsi="Times New Roman" w:cs="Times New Roman"/>
-          <w:kern w:val="0"/>
-          <w:sz w:val="24"/>
-          <w:szCs w:val="24"/>
-          <w:lang w:val="en-GB" w:eastAsia="en-GB" w:bidi="ar-SA"/>
-          <w14:ligatures w14:val="none"/>
-        </w:rPr>
-        <w:t>ISO 37301 – Compliance Management</w:t>
-      </w:r>
-    </w:p>
-    <w:p>
-      <w:pPr>
-        <w:numPr>
-          <w:ilvl w:val="0"/>
-          <w:numId w:val="8"/>
-        </w:numPr>
-        <w:spacing w:before="100" w:beforeAutospacing="1" w:after="100" w:afterAutospacing="1" w:line="240" w:lineRule="auto"/>
-        <w:rPr>
-          <w:rFonts w:ascii="Times New Roman" w:eastAsia="Times New Roman" w:hAnsi="Times New Roman" w:cs="Times New Roman"/>
-          <w:kern w:val="0"/>
-          <w:sz w:val="24"/>
-          <w:szCs w:val="24"/>
-          <w:lang w:val="en-GB" w:eastAsia="en-GB" w:bidi="ar-SA"/>
-          <w14:ligatures w14:val="none"/>
-        </w:rPr>
-      </w:pPr>
-      <w:r>
-        <w:rPr>
-          <w:rFonts w:ascii="Times New Roman" w:eastAsia="Times New Roman" w:hAnsi="Times New Roman" w:cs="Times New Roman"/>
-          <w:kern w:val="0"/>
-          <w:sz w:val="24"/>
-          <w:szCs w:val="24"/>
-          <w:lang w:val="en-GB" w:eastAsia="en-GB" w:bidi="ar-SA"/>
-          <w14:ligatures w14:val="none"/>
-        </w:rPr>
-        <w:t>OECD Corporate Governance Principles</w:t>
-      </w:r>
-    </w:p>
-    <w:p>
-      <w:pPr>
-        <w:numPr>
-          <w:ilvl w:val="0"/>
-          <w:numId w:val="8"/>
-        </w:numPr>
-        <w:spacing w:before="100" w:beforeAutospacing="1" w:after="100" w:afterAutospacing="1" w:line="240" w:lineRule="auto"/>
-        <w:rPr>
-          <w:rFonts w:ascii="Times New Roman" w:eastAsia="Times New Roman" w:hAnsi="Times New Roman" w:cs="Times New Roman"/>
-          <w:kern w:val="0"/>
-          <w:sz w:val="24"/>
-          <w:szCs w:val="24"/>
-          <w:lang w:val="en-GB" w:eastAsia="en-GB" w:bidi="ar-SA"/>
-          <w14:ligatures w14:val="none"/>
-        </w:rPr>
-      </w:pPr>
-      <w:r>
-        <w:rPr>
-          <w:rFonts w:ascii="Times New Roman" w:eastAsia="Times New Roman" w:hAnsi="Times New Roman" w:cs="Times New Roman"/>
-          <w:kern w:val="0"/>
-          <w:sz w:val="24"/>
-          <w:szCs w:val="24"/>
-          <w:lang w:val="en-GB" w:eastAsia="en-GB" w:bidi="ar-SA"/>
-          <w14:ligatures w14:val="none"/>
-        </w:rPr>
-        <w:t>UN Global Compact</w:t>
-      </w:r>
-    </w:p>
-    <w:p>
-      <w:pPr>
-        <w:numPr>
-          <w:ilvl w:val="0"/>
-          <w:numId w:val="8"/>
-        </w:numPr>
-        <w:spacing w:before="100" w:beforeAutospacing="1" w:after="100" w:afterAutospacing="1" w:line="240" w:lineRule="auto"/>
-        <w:rPr>
-          <w:rFonts w:ascii="Times New Roman" w:eastAsia="Times New Roman" w:hAnsi="Times New Roman" w:cs="Times New Roman"/>
-          <w:kern w:val="0"/>
-          <w:sz w:val="24"/>
-          <w:szCs w:val="24"/>
-          <w:lang w:val="en-GB" w:eastAsia="en-GB" w:bidi="ar-SA"/>
-          <w14:ligatures w14:val="none"/>
-        </w:rPr>
-      </w:pPr>
-      <w:r>
-        <w:rPr>
-          <w:rFonts w:ascii="Times New Roman" w:eastAsia="Times New Roman" w:hAnsi="Times New Roman" w:cs="Times New Roman"/>
-          <w:kern w:val="0"/>
-          <w:sz w:val="24"/>
-          <w:szCs w:val="24"/>
-          <w:lang w:val="en-GB" w:eastAsia="en-GB" w:bidi="ar-SA"/>
-          <w14:ligatures w14:val="none"/>
-        </w:rPr>
-        <w:t>COSO Internal Control Framework</w:t>
-      </w:r>
-    </w:p>
-    <w:p>
-      <w:pPr>
-        <w:spacing w:after="0" w:line="240" w:lineRule="auto"/>
-        <w:rPr>
-          <w:rFonts w:ascii="Times New Roman" w:eastAsia="Times New Roman" w:hAnsi="Times New Roman" w:cs="Times New Roman"/>
-          <w:kern w:val="0"/>
-          <w:sz w:val="24"/>
-          <w:szCs w:val="24"/>
-          <w:lang w:val="en-GB" w:eastAsia="en-GB" w:bidi="ar-SA"/>
-          <w14:ligatures w14:val="none"/>
-        </w:rPr>
-      </w:pPr>
-      <w:r>
-        <w:rPr>
-          <w:rFonts w:ascii="Times New Roman" w:eastAsia="Times New Roman" w:hAnsi="Times New Roman" w:cs="Times New Roman"/>
-          <w:kern w:val="0"/>
-          <w:sz w:val="24"/>
-          <w:szCs w:val="24"/>
-          <w:lang w:val="en-GB" w:eastAsia="en-GB" w:bidi="ar-SA"/>
-          <w14:ligatures w14:val="none"/>
-        </w:rPr>
-        <w:pict w14:anchorId="6DC31291">
-          <v:rect id="_x0000_i1040" style="width:0;height:1.5pt" o:hralign="center" o:hrstd="t" o:hr="t" fillcolor="#a0a0a0" stroked="f"/>
-        </w:pict>
-      </w:r>
-    </w:p>
-    <w:p>
-      <w:pPr>
-        <w:spacing w:before="100" w:beforeAutospacing="1" w:after="100" w:afterAutospacing="1" w:line="240" w:lineRule="auto"/>
-        <w:outlineLvl w:val="0"/>
+      </w:pPr>
+      <w:bookmarkStart w:id="16" w:name="_Toc224162999"/>
+      <w:r>
         <w:rPr>
           <w:rFonts w:ascii="Times New Roman" w:eastAsia="Times New Roman" w:hAnsi="Times New Roman" w:cs="Times New Roman"/>
           <w:b/>
@@ -7181,33 +10284,9 @@
           <w:lang w:val="en-GB" w:eastAsia="en-GB" w:bidi="ar-SA"/>
           <w14:ligatures w14:val="none"/>
         </w:rPr>
-      </w:pPr>
-      <w:r>
-        <w:rPr>
-          <w:rFonts w:ascii="Segoe UI Emoji" w:eastAsia="Times New Roman" w:hAnsi="Segoe UI Emoji" w:cs="Segoe UI Emoji"/>
-          <w:b/>
-          <w:bCs/>
-          <w:kern w:val="36"/>
-          <w:sz w:val="48"/>
-          <w:szCs w:val="48"/>
-          <w:lang w:val="en-GB" w:eastAsia="en-GB" w:bidi="ar-SA"/>
-          <w14:ligatures w14:val="none"/>
-        </w:rPr>
-        <w:t>🏁</w:t>
-      </w:r>
-      <w:r>
-        <w:rPr>
-          <w:rFonts w:ascii="Times New Roman" w:eastAsia="Times New Roman" w:hAnsi="Times New Roman" w:cs="Times New Roman"/>
-          <w:b/>
-          <w:bCs/>
-          <w:kern w:val="36"/>
-          <w:sz w:val="48"/>
-          <w:szCs w:val="48"/>
-          <w:lang w:val="en-GB" w:eastAsia="en-GB" w:bidi="ar-SA"/>
-          <w14:ligatures w14:val="none"/>
-        </w:rPr>
-        <w:t xml:space="preserve"> 20.15 Maturity Model</w:t>
-      </w:r>
+        <w:t>20.15 Maturity Model</w:t>
+      </w:r>
+      <w:bookmarkEnd w:id="16"/>
     </w:p>
     <w:tbl>
       <w:tblPr>
@@ -7514,7 +10593,6 @@
                 <w:lang w:val="en-GB" w:eastAsia="en-GB" w:bidi="ar-SA"/>
                 <w14:ligatures w14:val="none"/>
               </w:rPr>
-              <w:lastRenderedPageBreak/>
               <w:t>4</w:t>
             </w:r>
           </w:p>
@@ -7638,7 +10716,7 @@
           <w14:ligatures w14:val="none"/>
         </w:rPr>
         <w:pict w14:anchorId="6FAC4925">
-          <v:rect id="_x0000_i1041" style="width:0;height:1.5pt" o:hralign="center" o:hrstd="t" o:hr="t" fillcolor="#a0a0a0" stroked="f"/>
+          <v:rect id="_x0000_i1110" style="width:0;height:1.5pt" o:hralign="center" o:hrstd="t" o:hr="t" fillcolor="#a0a0a0" stroked="f"/>
         </w:pict>
       </w:r>
     </w:p>
@@ -7657,9 +10735,10 @@
           <w14:ligatures w14:val="none"/>
         </w:rPr>
       </w:pPr>
-      <w:r>
-        <w:rPr>
-          <w:rFonts w:ascii="Segoe UI Emoji" w:eastAsia="Times New Roman" w:hAnsi="Segoe UI Emoji" w:cs="Segoe UI Emoji"/>
+      <w:bookmarkStart w:id="17" w:name="_Toc224163000"/>
+      <w:r>
+        <w:rPr>
+          <w:rFonts w:ascii="Times New Roman" w:eastAsia="Times New Roman" w:hAnsi="Times New Roman" w:cs="Times New Roman"/>
           <w:b/>
           <w:bCs/>
           <w:kern w:val="36"/>
@@ -7668,21 +10747,9 @@
           <w:lang w:val="en-GB" w:eastAsia="en-GB" w:bidi="ar-SA"/>
           <w14:ligatures w14:val="none"/>
         </w:rPr>
-        <w:t>📌</w:t>
-      </w:r>
-      <w:r>
-        <w:rPr>
-          <w:rFonts w:ascii="Times New Roman" w:eastAsia="Times New Roman" w:hAnsi="Times New Roman" w:cs="Times New Roman"/>
-          <w:b/>
-          <w:bCs/>
-          <w:kern w:val="36"/>
-          <w:sz w:val="48"/>
-          <w:szCs w:val="48"/>
-          <w:lang w:val="en-GB" w:eastAsia="en-GB" w:bidi="ar-SA"/>
-          <w14:ligatures w14:val="none"/>
-        </w:rPr>
-        <w:t xml:space="preserve"> Summary</w:t>
-      </w:r>
+        <w:t>Summary</w:t>
+      </w:r>
+      <w:bookmarkEnd w:id="17"/>
     </w:p>
     <w:p>
       <w:pPr>
@@ -7758,6 +10825,7 @@
           <w:lang w:val="en-GB" w:eastAsia="en-GB" w:bidi="ar-SA"/>
           <w14:ligatures w14:val="none"/>
         </w:rPr>
+        <w:lastRenderedPageBreak/>
         <w:t>Code of Conduct</w:t>
       </w:r>
     </w:p>
@@ -8209,6 +11277,30 @@
           <w14:ligatures w14:val="none"/>
         </w:rPr>
         <w:t>Compliance Dashboard Structure (for SAP / ERP Integration)</w:t>
+      </w:r>
+    </w:p>
+    <w:p>
+      <w:pPr>
+        <w:pStyle w:val="Heading3"/>
+      </w:pPr>
+      <w:bookmarkStart w:id="18" w:name="_Toc224163001"/>
+      <w:r>
+        <w:t>Forms and template</w:t>
+      </w:r>
+      <w:bookmarkEnd w:id="18"/>
+      <w:r>
+        <w:t xml:space="preserve"> </w:t>
+      </w:r>
+    </w:p>
+    <w:p>
+      <w:r>
+        <w:br w:type="page"/>
+      </w:r>
+    </w:p>
+    <w:p>
+      <w:r>
+        <w:lastRenderedPageBreak/>
+        <w:t>End of document</w:t>
       </w:r>
     </w:p>
     <w:p/>
@@ -8371,7 +11463,7 @@
       <w:pStyle w:val="Header"/>
     </w:pPr>
     <w:r>
-      <w:t>L_0_20_Ethics_Compliance_Conduct</w:t>
+      <w:t>20_Ethics_Compliance_Conduct</w:t>
     </w:r>
   </w:p>
 </w:hdr>
@@ -9804,6 +12896,95 @@
       <w:rPr>
         <w:rFonts w:ascii="Wingdings" w:hAnsi="Wingdings" w:hint="default"/>
       </w:rPr>
+    </w:lvl>
+  </w:abstractNum>
+  <w:abstractNum w:abstractNumId="10" w15:restartNumberingAfterBreak="0">
+    <w:nsid w:val="77FE15F6"/>
+    <w:multiLevelType w:val="hybridMultilevel"/>
+    <w:tmpl w:val="D8EEB420"/>
+    <w:lvl w:ilvl="0" w:tplc="4FDE4C9E">
+      <w:start w:val="1"/>
+      <w:numFmt w:val="decimal"/>
+      <w:lvlText w:val="%1-"/>
+      <w:lvlJc w:val="left"/>
+      <w:pPr>
+        <w:ind w:left="360" w:hanging="360"/>
+      </w:pPr>
+      <w:rPr>
+        <w:rFonts w:hint="default"/>
+      </w:rPr>
+    </w:lvl>
+    <w:lvl w:ilvl="1" w:tplc="08090019" w:tentative="1">
+      <w:start w:val="1"/>
+      <w:numFmt w:val="lowerLetter"/>
+      <w:lvlText w:val="%2."/>
+      <w:lvlJc w:val="left"/>
+      <w:pPr>
+        <w:ind w:left="1080" w:hanging="360"/>
+      </w:pPr>
+    </w:lvl>
+    <w:lvl w:ilvl="2" w:tplc="0809001B" w:tentative="1">
+      <w:start w:val="1"/>
+      <w:numFmt w:val="lowerRoman"/>
+      <w:lvlText w:val="%3."/>
+      <w:lvlJc w:val="right"/>
+      <w:pPr>
+        <w:ind w:left="1800" w:hanging="180"/>
+      </w:pPr>
+    </w:lvl>
+    <w:lvl w:ilvl="3" w:tplc="0809000F" w:tentative="1">
+      <w:start w:val="1"/>
+      <w:numFmt w:val="decimal"/>
+      <w:lvlText w:val="%4."/>
+      <w:lvlJc w:val="left"/>
+      <w:pPr>
+        <w:ind w:left="2520" w:hanging="360"/>
+      </w:pPr>
+    </w:lvl>
+    <w:lvl w:ilvl="4" w:tplc="08090019" w:tentative="1">
+      <w:start w:val="1"/>
+      <w:numFmt w:val="lowerLetter"/>
+      <w:lvlText w:val="%5."/>
+      <w:lvlJc w:val="left"/>
+      <w:pPr>
+        <w:ind w:left="3240" w:hanging="360"/>
+      </w:pPr>
+    </w:lvl>
+    <w:lvl w:ilvl="5" w:tplc="0809001B" w:tentative="1">
+      <w:start w:val="1"/>
+      <w:numFmt w:val="lowerRoman"/>
+      <w:lvlText w:val="%6."/>
+      <w:lvlJc w:val="right"/>
+      <w:pPr>
+        <w:ind w:left="3960" w:hanging="180"/>
+      </w:pPr>
+    </w:lvl>
+    <w:lvl w:ilvl="6" w:tplc="0809000F" w:tentative="1">
+      <w:start w:val="1"/>
+      <w:numFmt w:val="decimal"/>
+      <w:lvlText w:val="%7."/>
+      <w:lvlJc w:val="left"/>
+      <w:pPr>
+        <w:ind w:left="4680" w:hanging="360"/>
+      </w:pPr>
+    </w:lvl>
+    <w:lvl w:ilvl="7" w:tplc="08090019" w:tentative="1">
+      <w:start w:val="1"/>
+      <w:numFmt w:val="lowerLetter"/>
+      <w:lvlText w:val="%8."/>
+      <w:lvlJc w:val="left"/>
+      <w:pPr>
+        <w:ind w:left="5400" w:hanging="360"/>
+      </w:pPr>
+    </w:lvl>
+    <w:lvl w:ilvl="8" w:tplc="0809001B" w:tentative="1">
+      <w:start w:val="1"/>
+      <w:numFmt w:val="lowerRoman"/>
+      <w:lvlText w:val="%9."/>
+      <w:lvlJc w:val="right"/>
+      <w:pPr>
+        <w:ind w:left="6120" w:hanging="180"/>
+      </w:pPr>
     </w:lvl>
   </w:abstractNum>
   <w:num w:numId="1" w16cid:durableId="461923845">
@@ -9835,6 +13016,9 @@
   </w:num>
   <w:num w:numId="10" w16cid:durableId="946499636">
     <w:abstractNumId w:val="9"/>
+  </w:num>
+  <w:num w:numId="11" w16cid:durableId="711882850">
+    <w:abstractNumId w:val="10"/>
   </w:num>
 </w:numbering>
 </file>
@@ -10885,6 +14069,75 @@
       </w:tcPr>
     </w:tblStylePr>
   </w:style>
+  <w:style w:type="paragraph" w:styleId="TOCHeading">
+    <w:name w:val="TOC Heading"/>
+    <w:basedOn w:val="Heading1"/>
+    <w:next w:val="Normal"/>
+    <w:uiPriority w:val="39"/>
+    <w:unhideWhenUsed/>
+    <w:qFormat/>
+    <w:rsid w:val="005975AC"/>
+    <w:pPr>
+      <w:spacing w:before="240" w:after="0"/>
+      <w:outlineLvl w:val="9"/>
+    </w:pPr>
+    <w:rPr>
+      <w:kern w:val="0"/>
+      <w:sz w:val="32"/>
+      <w:szCs w:val="32"/>
+      <w:lang w:bidi="ar-SA"/>
+      <w14:ligatures w14:val="none"/>
+    </w:rPr>
+  </w:style>
+  <w:style w:type="paragraph" w:styleId="TOC1">
+    <w:name w:val="toc 1"/>
+    <w:basedOn w:val="Normal"/>
+    <w:next w:val="Normal"/>
+    <w:autoRedefine/>
+    <w:uiPriority w:val="39"/>
+    <w:unhideWhenUsed/>
+    <w:rsid w:val="005975AC"/>
+    <w:pPr>
+      <w:spacing w:after="100"/>
+    </w:pPr>
+  </w:style>
+  <w:style w:type="paragraph" w:styleId="TOC2">
+    <w:name w:val="toc 2"/>
+    <w:basedOn w:val="Normal"/>
+    <w:next w:val="Normal"/>
+    <w:autoRedefine/>
+    <w:uiPriority w:val="39"/>
+    <w:unhideWhenUsed/>
+    <w:rsid w:val="005975AC"/>
+    <w:pPr>
+      <w:spacing w:after="100"/>
+      <w:ind w:left="220"/>
+    </w:pPr>
+  </w:style>
+  <w:style w:type="character" w:styleId="Hyperlink">
+    <w:name w:val="Hyperlink"/>
+    <w:basedOn w:val="DefaultParagraphFont"/>
+    <w:uiPriority w:val="99"/>
+    <w:unhideWhenUsed/>
+    <w:rsid w:val="005975AC"/>
+    <w:rPr>
+      <w:color w:val="467886" w:themeColor="hyperlink"/>
+      <w:u w:val="single"/>
+    </w:rPr>
+  </w:style>
+  <w:style w:type="paragraph" w:styleId="TOC3">
+    <w:name w:val="toc 3"/>
+    <w:basedOn w:val="Normal"/>
+    <w:next w:val="Normal"/>
+    <w:autoRedefine/>
+    <w:uiPriority w:val="39"/>
+    <w:unhideWhenUsed/>
+    <w:rsid w:val="004F21C7"/>
+    <w:pPr>
+      <w:spacing w:after="100"/>
+      <w:ind w:left="440"/>
+    </w:pPr>
+  </w:style>
 </w:styles>
 </file>
 

--- a/documents/word/20_Ethics_Compliance.docx
+++ b/documents/word/20_Ethics_Compliance.docx
@@ -325,7 +325,18 @@
                 <w:lang w:val="en-GB" w:eastAsia="en-GB" w:bidi="ar-SA"/>
                 <w14:ligatures w14:val="none"/>
               </w:rPr>
-              <w:t>RAM-PROC-013</w:t>
+              <w:t>RAM-PROC-</w:t>
+            </w:r>
+            <w:r>
+              <w:rPr>
+                <w:rFonts w:ascii="Times New Roman" w:eastAsia="Times New Roman" w:hAnsi="Times New Roman" w:cs="Times New Roman"/>
+                <w:kern w:val="0"/>
+                <w:sz w:val="24"/>
+                <w:szCs w:val="24"/>
+                <w:lang w:val="en-GB" w:eastAsia="en-GB" w:bidi="ar-SA"/>
+                <w14:ligatures w14:val="none"/>
+              </w:rPr>
+              <w:t>20</w:t>
             </w:r>
           </w:p>
         </w:tc>
@@ -1721,6 +1732,15 @@
     </w:p>
     <w:sdt>
       <w:sdtPr>
+        <w:rPr>
+          <w:rFonts w:asciiTheme="minorHAnsi" w:eastAsiaTheme="minorHAnsi" w:hAnsiTheme="minorHAnsi" w:cstheme="minorBidi"/>
+          <w:color w:val="auto"/>
+          <w:kern w:val="2"/>
+          <w:sz w:val="22"/>
+          <w:szCs w:val="22"/>
+          <w:lang w:bidi="ar-EG"/>
+          <w14:ligatures w14:val="standardContextual"/>
+        </w:rPr>
         <w:id w:val="1030917165"/>
         <w:docPartObj>
           <w:docPartGallery w:val="Table of Contents"/>
@@ -1729,16 +1749,9 @@
       </w:sdtPr>
       <w:sdtEndPr>
         <w:rPr>
-          <w:rFonts w:asciiTheme="minorHAnsi" w:eastAsiaTheme="minorHAnsi" w:hAnsiTheme="minorHAnsi" w:cstheme="minorBidi"/>
           <w:b/>
           <w:bCs/>
           <w:noProof/>
-          <w:color w:val="auto"/>
-          <w:kern w:val="2"/>
-          <w:sz w:val="22"/>
-          <w:szCs w:val="22"/>
-          <w:lang w:bidi="ar-EG"/>
-          <w14:ligatures w14:val="standardContextual"/>
         </w:rPr>
       </w:sdtEndPr>
       <w:sdtContent>
@@ -3343,7 +3356,7 @@
           <w14:ligatures w14:val="none"/>
         </w:rPr>
         <w:pict w14:anchorId="7224852D">
-          <v:rect id="_x0000_i1094" style="width:0;height:1.5pt" o:hralign="center" o:hrstd="t" o:hr="t" fillcolor="#a0a0a0" stroked="f"/>
+          <v:rect id="_x0000_i1025" style="width:0;height:1.5pt" o:hralign="center" o:hrstd="t" o:hr="t" fillcolor="#a0a0a0" stroked="f"/>
         </w:pict>
       </w:r>
     </w:p>
@@ -3621,7 +3634,7 @@
           <w14:ligatures w14:val="none"/>
         </w:rPr>
         <w:pict w14:anchorId="7E15F865">
-          <v:rect id="_x0000_i1095" style="width:0;height:1.5pt" o:hralign="center" o:hrstd="t" o:hr="t" fillcolor="#a0a0a0" stroked="f"/>
+          <v:rect id="_x0000_i1026" style="width:0;height:1.5pt" o:hralign="center" o:hrstd="t" o:hr="t" fillcolor="#a0a0a0" stroked="f"/>
         </w:pict>
       </w:r>
     </w:p>
@@ -3852,7 +3865,7 @@
           <w14:ligatures w14:val="none"/>
         </w:rPr>
         <w:pict w14:anchorId="2BE72E02">
-          <v:rect id="_x0000_i1096" style="width:0;height:1.5pt" o:hralign="center" o:hrstd="t" o:hr="t" fillcolor="#a0a0a0" stroked="f"/>
+          <v:rect id="_x0000_i1027" style="width:0;height:1.5pt" o:hralign="center" o:hrstd="t" o:hr="t" fillcolor="#a0a0a0" stroked="f"/>
         </w:pict>
       </w:r>
     </w:p>
@@ -4874,7 +4887,7 @@
         </w:rPr>
         <w:lastRenderedPageBreak/>
         <w:pict w14:anchorId="5EDCCB2E">
-          <v:rect id="_x0000_i1097" style="width:0;height:1.5pt" o:hralign="center" o:hrstd="t" o:hr="t" fillcolor="#a0a0a0" stroked="f"/>
+          <v:rect id="_x0000_i1028" style="width:0;height:1.5pt" o:hralign="center" o:hrstd="t" o:hr="t" fillcolor="#a0a0a0" stroked="f"/>
         </w:pict>
       </w:r>
     </w:p>
@@ -5201,7 +5214,7 @@
           <w14:ligatures w14:val="none"/>
         </w:rPr>
         <w:pict w14:anchorId="576B965A">
-          <v:rect id="_x0000_i1098" style="width:0;height:1.5pt" o:hralign="center" o:hrstd="t" o:hr="t" fillcolor="#a0a0a0" stroked="f"/>
+          <v:rect id="_x0000_i1029" style="width:0;height:1.5pt" o:hralign="center" o:hrstd="t" o:hr="t" fillcolor="#a0a0a0" stroked="f"/>
         </w:pict>
       </w:r>
     </w:p>
@@ -6832,7 +6845,7 @@
           <w14:ligatures w14:val="none"/>
         </w:rPr>
         <w:pict w14:anchorId="5573D116">
-          <v:rect id="_x0000_i1099" style="width:0;height:1.5pt" o:hralign="center" o:hrstd="t" o:hr="t" fillcolor="#a0a0a0" stroked="f"/>
+          <v:rect id="_x0000_i1030" style="width:0;height:1.5pt" o:hralign="center" o:hrstd="t" o:hr="t" fillcolor="#a0a0a0" stroked="f"/>
         </w:pict>
       </w:r>
     </w:p>
@@ -7355,7 +7368,7 @@
           <w14:ligatures w14:val="none"/>
         </w:rPr>
         <w:pict w14:anchorId="57292364">
-          <v:rect id="_x0000_i1100" style="width:0;height:1.5pt" o:hralign="center" o:hrstd="t" o:hr="t" fillcolor="#a0a0a0" stroked="f"/>
+          <v:rect id="_x0000_i1031" style="width:0;height:1.5pt" o:hralign="center" o:hrstd="t" o:hr="t" fillcolor="#a0a0a0" stroked="f"/>
         </w:pict>
       </w:r>
     </w:p>
@@ -7692,7 +7705,7 @@
           <w14:ligatures w14:val="none"/>
         </w:rPr>
         <w:pict w14:anchorId="603F8A78">
-          <v:rect id="_x0000_i1101" style="width:0;height:1.5pt" o:hralign="center" o:hrstd="t" o:hr="t" fillcolor="#a0a0a0" stroked="f"/>
+          <v:rect id="_x0000_i1032" style="width:0;height:1.5pt" o:hralign="center" o:hrstd="t" o:hr="t" fillcolor="#a0a0a0" stroked="f"/>
         </w:pict>
       </w:r>
     </w:p>
@@ -8342,7 +8355,7 @@
           <w14:ligatures w14:val="none"/>
         </w:rPr>
         <w:pict w14:anchorId="00B000F4">
-          <v:rect id="_x0000_i1102" style="width:0;height:1.5pt" o:hralign="center" o:hrstd="t" o:hr="t" fillcolor="#a0a0a0" stroked="f"/>
+          <v:rect id="_x0000_i1033" style="width:0;height:1.5pt" o:hralign="center" o:hrstd="t" o:hr="t" fillcolor="#a0a0a0" stroked="f"/>
         </w:pict>
       </w:r>
     </w:p>
@@ -8567,7 +8580,7 @@
           <w14:ligatures w14:val="none"/>
         </w:rPr>
         <w:pict w14:anchorId="7B213E92">
-          <v:rect id="_x0000_i1103" style="width:0;height:1.5pt" o:hralign="center" o:hrstd="t" o:hr="t" fillcolor="#a0a0a0" stroked="f"/>
+          <v:rect id="_x0000_i1034" style="width:0;height:1.5pt" o:hralign="center" o:hrstd="t" o:hr="t" fillcolor="#a0a0a0" stroked="f"/>
         </w:pict>
       </w:r>
     </w:p>
@@ -8789,7 +8802,7 @@
           <w14:ligatures w14:val="none"/>
         </w:rPr>
         <w:pict w14:anchorId="456A4E24">
-          <v:rect id="_x0000_i1104" style="width:0;height:1.5pt" o:hralign="center" o:hrstd="t" o:hr="t" fillcolor="#a0a0a0" stroked="f"/>
+          <v:rect id="_x0000_i1035" style="width:0;height:1.5pt" o:hralign="center" o:hrstd="t" o:hr="t" fillcolor="#a0a0a0" stroked="f"/>
         </w:pict>
       </w:r>
     </w:p>
@@ -8966,7 +8979,7 @@
           <w14:ligatures w14:val="none"/>
         </w:rPr>
         <w:pict w14:anchorId="1A449E10">
-          <v:rect id="_x0000_i1105" style="width:0;height:1.5pt" o:hralign="center" o:hrstd="t" o:hr="t" fillcolor="#a0a0a0" stroked="f"/>
+          <v:rect id="_x0000_i1036" style="width:0;height:1.5pt" o:hralign="center" o:hrstd="t" o:hr="t" fillcolor="#a0a0a0" stroked="f"/>
         </w:pict>
       </w:r>
     </w:p>
@@ -9275,7 +9288,7 @@
           <w14:ligatures w14:val="none"/>
         </w:rPr>
         <w:pict w14:anchorId="55707D44">
-          <v:rect id="_x0000_i1106" style="width:0;height:1.5pt" o:hralign="center" o:hrstd="t" o:hr="t" fillcolor="#a0a0a0" stroked="f"/>
+          <v:rect id="_x0000_i1037" style="width:0;height:1.5pt" o:hralign="center" o:hrstd="t" o:hr="t" fillcolor="#a0a0a0" stroked="f"/>
         </w:pict>
       </w:r>
     </w:p>
@@ -9525,7 +9538,7 @@
         </w:rPr>
         <w:lastRenderedPageBreak/>
         <w:pict w14:anchorId="57826F0C">
-          <v:rect id="_x0000_i1107" style="width:0;height:1.5pt" o:hralign="center" o:hrstd="t" o:hr="t" fillcolor="#a0a0a0" stroked="f"/>
+          <v:rect id="_x0000_i1038" style="width:0;height:1.5pt" o:hralign="center" o:hrstd="t" o:hr="t" fillcolor="#a0a0a0" stroked="f"/>
         </w:pict>
       </w:r>
     </w:p>
@@ -10056,7 +10069,7 @@
           <w14:ligatures w14:val="none"/>
         </w:rPr>
         <w:pict w14:anchorId="41EAF4ED">
-          <v:rect id="_x0000_i1108" style="width:0;height:1.5pt" o:hralign="center" o:hrstd="t" o:hr="t" fillcolor="#a0a0a0" stroked="f"/>
+          <v:rect id="_x0000_i1039" style="width:0;height:1.5pt" o:hralign="center" o:hrstd="t" o:hr="t" fillcolor="#a0a0a0" stroked="f"/>
         </w:pict>
       </w:r>
     </w:p>
@@ -10253,7 +10266,7 @@
           <w14:ligatures w14:val="none"/>
         </w:rPr>
         <w:pict w14:anchorId="6DC31291">
-          <v:rect id="_x0000_i1109" style="width:0;height:1.5pt" o:hralign="center" o:hrstd="t" o:hr="t" fillcolor="#a0a0a0" stroked="f"/>
+          <v:rect id="_x0000_i1040" style="width:0;height:1.5pt" o:hralign="center" o:hrstd="t" o:hr="t" fillcolor="#a0a0a0" stroked="f"/>
         </w:pict>
       </w:r>
     </w:p>
@@ -10716,7 +10729,7 @@
           <w14:ligatures w14:val="none"/>
         </w:rPr>
         <w:pict w14:anchorId="6FAC4925">
-          <v:rect id="_x0000_i1110" style="width:0;height:1.5pt" o:hralign="center" o:hrstd="t" o:hr="t" fillcolor="#a0a0a0" stroked="f"/>
+          <v:rect id="_x0000_i1041" style="width:0;height:1.5pt" o:hralign="center" o:hrstd="t" o:hr="t" fillcolor="#a0a0a0" stroked="f"/>
         </w:pict>
       </w:r>
     </w:p>
@@ -11052,7 +11065,7 @@
           <w:lang w:val="en-GB" w:eastAsia="en-GB" w:bidi="ar-SA"/>
           <w14:ligatures w14:val="none"/>
         </w:rPr>
-        <w:t>Next steps</w:t>
+        <w:t xml:space="preserve"> </w:t>
       </w:r>
     </w:p>
     <w:p>
